--- a/Especificación de Requisitos de Software Bootcamp.docx
+++ b/Especificación de Requisitos de Software Bootcamp.docx
@@ -1,6 +1,6 @@
 
 <file path=word/document.xml><?xml version="1.0" encoding="utf-8"?>
-<w:document xmlns:wpc="http://schemas.microsoft.com/office/word/2010/wordprocessingCanvas" xmlns:cx="http://schemas.microsoft.com/office/drawing/2014/chartex" xmlns:cx1="http://schemas.microsoft.com/office/drawing/2015/9/8/chartex" xmlns:cx2="http://schemas.microsoft.com/office/drawing/2015/10/21/chartex" xmlns:cx3="http://schemas.microsoft.com/office/drawing/2016/5/9/chartex" xmlns:cx4="http://schemas.microsoft.com/office/drawing/2016/5/10/chartex" xmlns:cx5="http://schemas.microsoft.com/office/drawing/2016/5/11/chartex" xmlns:cx6="http://schemas.microsoft.com/office/drawing/2016/5/12/chartex" xmlns:cx7="http://schemas.microsoft.com/office/drawing/2016/5/13/chartex" xmlns:cx8="http://schemas.microsoft.com/office/drawing/2016/5/14/chartex" xmlns:mc="http://schemas.openxmlformats.org/markup-compatibility/2006" xmlns:aink="http://schemas.microsoft.com/office/drawing/2016/ink" xmlns:am3d="http://schemas.microsoft.com/office/drawing/2017/model3d" xmlns:o="urn:schemas-microsoft-com:office:office" xmlns:oel="http://schemas.microsoft.com/office/2019/extlst" xmlns:r="http://schemas.openxmlformats.org/officeDocument/2006/relationships" xmlns:m="http://schemas.openxmlformats.org/officeDocument/2006/math" xmlns:v="urn:schemas-microsoft-com:vml" xmlns:wp14="http://schemas.microsoft.com/office/word/2010/wordprocessingDrawing" xmlns:wp="http://schemas.openxmlformats.org/drawingml/2006/wordprocessingDrawing" xmlns:w10="urn:schemas-microsoft-com:office:word" xmlns:w="http://schemas.openxmlformats.org/wordprocessingml/2006/main" xmlns:w14="http://schemas.microsoft.com/office/word/2010/wordml" xmlns:w15="http://schemas.microsoft.com/office/word/2012/wordml" xmlns:w16cex="http://schemas.microsoft.com/office/word/2018/wordml/cex" xmlns:w16cid="http://schemas.microsoft.com/office/word/2016/wordml/cid" xmlns:w16="http://schemas.microsoft.com/office/word/2018/wordml" xmlns:w16du="http://schemas.microsoft.com/office/word/2023/wordml/word16du" xmlns:w16sdtdh="http://schemas.microsoft.com/office/word/2020/wordml/sdtdatahash" xmlns:w16sdtfl="http://schemas.microsoft.com/office/word/2024/wordml/sdtformatlock" xmlns:w16se="http://schemas.microsoft.com/office/word/2015/wordml/symex" xmlns:wpg="http://schemas.microsoft.com/office/word/2010/wordprocessingGroup" xmlns:wpi="http://schemas.microsoft.com/office/word/2010/wordprocessingInk" xmlns:wne="http://schemas.microsoft.com/office/word/2006/wordml" xmlns:wps="http://schemas.microsoft.com/office/word/2010/wordprocessingShape" mc:Ignorable="w14 w15 w16se w16cid w16 w16cex w16sdtdh w16sdtfl w16du wp14">
+<w:document xmlns:wpc="http://schemas.microsoft.com/office/word/2010/wordprocessingCanvas" xmlns:cx="http://schemas.microsoft.com/office/drawing/2014/chartex" xmlns:cx1="http://schemas.microsoft.com/office/drawing/2015/9/8/chartex" xmlns:cx2="http://schemas.microsoft.com/office/drawing/2015/10/21/chartex" xmlns:cx3="http://schemas.microsoft.com/office/drawing/2016/5/9/chartex" xmlns:cx4="http://schemas.microsoft.com/office/drawing/2016/5/10/chartex" xmlns:cx5="http://schemas.microsoft.com/office/drawing/2016/5/11/chartex" xmlns:cx6="http://schemas.microsoft.com/office/drawing/2016/5/12/chartex" xmlns:cx7="http://schemas.microsoft.com/office/drawing/2016/5/13/chartex" xmlns:cx8="http://schemas.microsoft.com/office/drawing/2016/5/14/chartex" xmlns:mc="http://schemas.openxmlformats.org/markup-compatibility/2006" xmlns:aink="http://schemas.microsoft.com/office/drawing/2016/ink" xmlns:am3d="http://schemas.microsoft.com/office/drawing/2017/model3d" xmlns:o="urn:schemas-microsoft-com:office:office" xmlns:r="http://schemas.openxmlformats.org/officeDocument/2006/relationships" xmlns:m="http://schemas.openxmlformats.org/officeDocument/2006/math" xmlns:v="urn:schemas-microsoft-com:vml" xmlns:wp14="http://schemas.microsoft.com/office/word/2010/wordprocessingDrawing" xmlns:wp="http://schemas.openxmlformats.org/drawingml/2006/wordprocessingDrawing" xmlns:w10="urn:schemas-microsoft-com:office:word" xmlns:w="http://schemas.openxmlformats.org/wordprocessingml/2006/main" xmlns:w14="http://schemas.microsoft.com/office/word/2010/wordml" xmlns:w15="http://schemas.microsoft.com/office/word/2012/wordml" xmlns:w16cex="http://schemas.microsoft.com/office/word/2018/wordml/cex" xmlns:w16cid="http://schemas.microsoft.com/office/word/2016/wordml/cid" xmlns:w16="http://schemas.microsoft.com/office/word/2018/wordml" xmlns:w16sdtdh="http://schemas.microsoft.com/office/word/2020/wordml/sdtdatahash" xmlns:w16se="http://schemas.microsoft.com/office/word/2015/wordml/symex" xmlns:wpg="http://schemas.microsoft.com/office/word/2010/wordprocessingGroup" xmlns:wpi="http://schemas.microsoft.com/office/word/2010/wordprocessingInk" xmlns:wne="http://schemas.microsoft.com/office/word/2006/wordml" xmlns:wps="http://schemas.microsoft.com/office/word/2010/wordprocessingShape" mc:Ignorable="w14 w15 w16se w16cid w16 w16cex w16sdtdh wp14">
   <w:body>
     <w:p>
       <w:pPr>
@@ -257,41 +257,41 @@
           <w:b/>
           <w:bCs/>
         </w:rPr>
+        <w:t xml:space="preserve">Jefe de Servicios Digitales / Super </w:t>
+      </w:r>
+      <w:proofErr w:type="spellStart"/>
+      <w:r>
+        <w:rPr>
+          <w:b/>
+          <w:bCs/>
+        </w:rPr>
+        <w:t>Admin</w:t>
+      </w:r>
+      <w:proofErr w:type="spellEnd"/>
+      <w:r>
+        <w:rPr>
+          <w:b/>
+          <w:bCs/>
+        </w:rPr>
+        <w:t>:</w:t>
+      </w:r>
+      <w:r>
+        <w:t xml:space="preserve"> Configura las credenciales de acceso, gestiona el enrolamiento inicial y audita el sistema global. </w:t>
+      </w:r>
+    </w:p>
+    <w:p>
+      <w:pPr>
+        <w:rPr>
+          <w:b/>
+          <w:bCs/>
+        </w:rPr>
+      </w:pPr>
+      <w:r>
+        <w:rPr>
+          <w:b/>
+          <w:bCs/>
+        </w:rPr>
         <w:lastRenderedPageBreak/>
-        <w:t xml:space="preserve">Jefe de Servicios Digitales / Super </w:t>
-      </w:r>
-      <w:proofErr w:type="spellStart"/>
-      <w:r>
-        <w:rPr>
-          <w:b/>
-          <w:bCs/>
-        </w:rPr>
-        <w:t>Admin</w:t>
-      </w:r>
-      <w:proofErr w:type="spellEnd"/>
-      <w:r>
-        <w:rPr>
-          <w:b/>
-          <w:bCs/>
-        </w:rPr>
-        <w:t>:</w:t>
-      </w:r>
-      <w:r>
-        <w:t xml:space="preserve"> Configura las credenciales de acceso, gestiona el enrolamiento inicial y audita el sistema global. </w:t>
-      </w:r>
-    </w:p>
-    <w:p>
-      <w:pPr>
-        <w:rPr>
-          <w:b/>
-          <w:bCs/>
-        </w:rPr>
-      </w:pPr>
-      <w:r>
-        <w:rPr>
-          <w:b/>
-          <w:bCs/>
-        </w:rPr>
         <w:t>3. Requisitos Funcionales y Casos de Uso</w:t>
       </w:r>
     </w:p>
@@ -526,7 +526,15 @@
       </w:r>
       <w:proofErr w:type="spellEnd"/>
       <w:r>
-        <w:t xml:space="preserve"> Auth valida las credenciales y genera el token de sesión. </w:t>
+        <w:t xml:space="preserve"> </w:t>
+      </w:r>
+      <w:proofErr w:type="spellStart"/>
+      <w:r>
+        <w:t>Auth</w:t>
+      </w:r>
+      <w:proofErr w:type="spellEnd"/>
+      <w:r>
+        <w:t xml:space="preserve"> valida las credenciales y genera el token de sesión. </w:t>
       </w:r>
     </w:p>
     <w:p>
@@ -631,7 +639,6 @@
         </w:numPr>
       </w:pPr>
       <w:r>
-        <w:lastRenderedPageBreak/>
         <w:t xml:space="preserve">El conductor abre la aplicación móvil en su dispositivo. </w:t>
       </w:r>
     </w:p>
@@ -654,6 +661,7 @@
         </w:numPr>
       </w:pPr>
       <w:r>
+        <w:lastRenderedPageBreak/>
         <w:t xml:space="preserve">El sistema registra la asociación en </w:t>
       </w:r>
       <w:proofErr w:type="spellStart"/>
@@ -726,15 +734,7 @@
       </w:r>
       <w:proofErr w:type="gramEnd"/>
       <w:r>
-        <w:t xml:space="preserve"> de Seguridad, </w:t>
-      </w:r>
-      <w:proofErr w:type="gramStart"/>
-      <w:r>
-        <w:t>Jefe</w:t>
-      </w:r>
-      <w:proofErr w:type="gramEnd"/>
-      <w:r>
-        <w:t xml:space="preserve"> de Servicios Generales. </w:t>
+        <w:t xml:space="preserve"> de Seguridad, Jefe de Servicios Generales. </w:t>
       </w:r>
     </w:p>
     <w:p>
@@ -954,7 +954,6 @@
         </w:numPr>
       </w:pPr>
       <w:r>
-        <w:lastRenderedPageBreak/>
         <w:t xml:space="preserve">La función recopila el histórico de </w:t>
       </w:r>
       <w:proofErr w:type="spellStart"/>
@@ -993,11 +992,54 @@
         </w:numPr>
       </w:pPr>
       <w:r>
+        <w:lastRenderedPageBreak/>
         <w:t xml:space="preserve">El sistema despliega el reporte analítico en una interfaz gráfica legible. </w:t>
       </w:r>
     </w:p>
     <w:p>
       <w:pPr>
+        <w:ind w:left="1440"/>
+      </w:pPr>
+      <w:r>
+        <w:drawing>
+          <wp:inline distT="0" distB="0" distL="0" distR="0" wp14:anchorId="2E171078" wp14:editId="4F83D764">
+            <wp:extent cx="5006074" cy="3382645"/>
+            <wp:effectExtent l="0" t="0" r="4445" b="8255"/>
+            <wp:docPr id="1" name="Imagen 1"/>
+            <wp:cNvGraphicFramePr>
+              <a:graphicFrameLocks xmlns:a="http://schemas.openxmlformats.org/drawingml/2006/main" noChangeAspect="1"/>
+            </wp:cNvGraphicFramePr>
+            <a:graphic xmlns:a="http://schemas.openxmlformats.org/drawingml/2006/main">
+              <a:graphicData uri="http://schemas.openxmlformats.org/drawingml/2006/picture">
+                <pic:pic xmlns:pic="http://schemas.openxmlformats.org/drawingml/2006/picture">
+                  <pic:nvPicPr>
+                    <pic:cNvPr id="1" name=""/>
+                    <pic:cNvPicPr/>
+                  </pic:nvPicPr>
+                  <pic:blipFill>
+                    <a:blip r:embed="rId5"/>
+                    <a:stretch>
+                      <a:fillRect/>
+                    </a:stretch>
+                  </pic:blipFill>
+                  <pic:spPr>
+                    <a:xfrm>
+                      <a:off x="0" y="0"/>
+                      <a:ext cx="5014305" cy="3388206"/>
+                    </a:xfrm>
+                    <a:prstGeom prst="rect">
+                      <a:avLst/>
+                    </a:prstGeom>
+                  </pic:spPr>
+                </pic:pic>
+              </a:graphicData>
+            </a:graphic>
+          </wp:inline>
+        </w:drawing>
+      </w:r>
+    </w:p>
+    <w:p>
+      <w:pPr>
         <w:rPr>
           <w:b/>
           <w:bCs/>
@@ -1155,6 +1197,7 @@
     </w:p>
     <w:p>
       <w:r>
+        <w:lastRenderedPageBreak/>
         <w:t xml:space="preserve">Implementación de políticas de seguridad a nivel de filas (RLS) en </w:t>
       </w:r>
       <w:proofErr w:type="spellStart"/>
@@ -1163,7 +1206,54 @@
       </w:r>
       <w:proofErr w:type="spellEnd"/>
       <w:r>
-        <w:t xml:space="preserve"> para asegurar que los datos sensibles de los conductores (teléfono, correo, patente) solo sean accesibles por roles autorizados. </w:t>
+        <w:t xml:space="preserve"> para asegurar que los datos sensibles de los conductores (teléfono, correo, patente) solo sean accesibles por roles autorizados</w:t>
+      </w:r>
+      <w:proofErr w:type="gramStart"/>
+      <w:r>
+        <w:t xml:space="preserve">. </w:t>
+      </w:r>
+      <w:r>
+        <w:t>}</w:t>
+      </w:r>
+      <w:proofErr w:type="gramEnd"/>
+    </w:p>
+    <w:p>
+      <w:r>
+        <w:drawing>
+          <wp:inline distT="0" distB="0" distL="0" distR="0" wp14:anchorId="05B53617" wp14:editId="0DE7A8F0">
+            <wp:extent cx="5612130" cy="4410710"/>
+            <wp:effectExtent l="0" t="0" r="7620" b="8890"/>
+            <wp:docPr id="2" name="Imagen 2"/>
+            <wp:cNvGraphicFramePr>
+              <a:graphicFrameLocks xmlns:a="http://schemas.openxmlformats.org/drawingml/2006/main" noChangeAspect="1"/>
+            </wp:cNvGraphicFramePr>
+            <a:graphic xmlns:a="http://schemas.openxmlformats.org/drawingml/2006/main">
+              <a:graphicData uri="http://schemas.openxmlformats.org/drawingml/2006/picture">
+                <pic:pic xmlns:pic="http://schemas.openxmlformats.org/drawingml/2006/picture">
+                  <pic:nvPicPr>
+                    <pic:cNvPr id="1" name=""/>
+                    <pic:cNvPicPr/>
+                  </pic:nvPicPr>
+                  <pic:blipFill>
+                    <a:blip r:embed="rId6"/>
+                    <a:stretch>
+                      <a:fillRect/>
+                    </a:stretch>
+                  </pic:blipFill>
+                  <pic:spPr>
+                    <a:xfrm>
+                      <a:off x="0" y="0"/>
+                      <a:ext cx="5612130" cy="4410710"/>
+                    </a:xfrm>
+                    <a:prstGeom prst="rect">
+                      <a:avLst/>
+                    </a:prstGeom>
+                  </pic:spPr>
+                </pic:pic>
+              </a:graphicData>
+            </a:graphic>
+          </wp:inline>
+        </w:drawing>
       </w:r>
     </w:p>
     <w:p>
@@ -1203,70 +1293,70 @@
     </w:p>
     <w:p>
       <w:r>
+        <w:t xml:space="preserve">El funcionamiento óptimo del ecosistema integrado depende directamente de la disponibilidad del API de Google AI Studio, la estabilidad de los servicios de </w:t>
+      </w:r>
+      <w:proofErr w:type="spellStart"/>
+      <w:r>
+        <w:t>Firebase</w:t>
+      </w:r>
+      <w:proofErr w:type="spellEnd"/>
+      <w:r>
+        <w:t xml:space="preserve"> y </w:t>
+      </w:r>
+      <w:proofErr w:type="spellStart"/>
+      <w:r>
+        <w:t>Supabase</w:t>
+      </w:r>
+      <w:proofErr w:type="spellEnd"/>
+      <w:r>
+        <w:t xml:space="preserve">, y la correcta orquestación de la herramienta </w:t>
+      </w:r>
+      <w:proofErr w:type="spellStart"/>
+      <w:r>
+        <w:t>Antigravity</w:t>
+      </w:r>
+      <w:proofErr w:type="spellEnd"/>
+      <w:r>
+        <w:t xml:space="preserve"> en el entorno virtualizado de desarrollo. </w:t>
+      </w:r>
+    </w:p>
+    <w:p>
+      <w:pPr>
+        <w:rPr>
+          <w:b/>
+          <w:bCs/>
+        </w:rPr>
+      </w:pPr>
+      <w:r>
+        <w:rPr>
+          <w:b/>
+          <w:bCs/>
+        </w:rPr>
+        <w:t>Historias de Usuario (HU)</w:t>
+      </w:r>
+    </w:p>
+    <w:p>
+      <w:pPr>
+        <w:rPr>
+          <w:b/>
+          <w:bCs/>
+        </w:rPr>
+      </w:pPr>
+      <w:r>
+        <w:rPr>
+          <w:b/>
+          <w:bCs/>
+        </w:rPr>
+        <w:t>HU-01: Autenticación y Control de Accesos por Rol</w:t>
+      </w:r>
+    </w:p>
+    <w:p>
+      <w:r>
+        <w:rPr>
+          <w:b/>
+          <w:bCs/>
+        </w:rPr>
         <w:lastRenderedPageBreak/>
-        <w:t xml:space="preserve">El funcionamiento óptimo del ecosistema integrado depende directamente de la disponibilidad del API de Google AI Studio, la estabilidad de los servicios de </w:t>
-      </w:r>
-      <w:proofErr w:type="spellStart"/>
-      <w:r>
-        <w:t>Firebase</w:t>
-      </w:r>
-      <w:proofErr w:type="spellEnd"/>
-      <w:r>
-        <w:t xml:space="preserve"> y </w:t>
-      </w:r>
-      <w:proofErr w:type="spellStart"/>
-      <w:r>
-        <w:t>Supabase</w:t>
-      </w:r>
-      <w:proofErr w:type="spellEnd"/>
-      <w:r>
-        <w:t xml:space="preserve">, y la correcta orquestación de la herramienta </w:t>
-      </w:r>
-      <w:proofErr w:type="spellStart"/>
-      <w:r>
-        <w:t>Antigravity</w:t>
-      </w:r>
-      <w:proofErr w:type="spellEnd"/>
-      <w:r>
-        <w:t xml:space="preserve"> en el entorno virtualizado de desarrollo. </w:t>
-      </w:r>
-    </w:p>
-    <w:p>
-      <w:pPr>
-        <w:rPr>
-          <w:b/>
-          <w:bCs/>
-        </w:rPr>
-      </w:pPr>
-      <w:r>
-        <w:rPr>
-          <w:b/>
-          <w:bCs/>
-        </w:rPr>
-        <w:t>Historias de Usuario (HU)</w:t>
-      </w:r>
-    </w:p>
-    <w:p>
-      <w:pPr>
-        <w:rPr>
-          <w:b/>
-          <w:bCs/>
-        </w:rPr>
-      </w:pPr>
-      <w:r>
-        <w:rPr>
-          <w:b/>
-          <w:bCs/>
-        </w:rPr>
-        <w:t>HU-01: Autenticación y Control de Accesos por Rol</w:t>
-      </w:r>
-    </w:p>
-    <w:p>
-      <w:r>
-        <w:rPr>
-          <w:b/>
-          <w:bCs/>
-        </w:rPr>
         <w:t>Como:</w:t>
       </w:r>
       <w:r>
@@ -1459,7 +1549,6 @@
           <w:i/>
           <w:iCs/>
         </w:rPr>
-        <w:lastRenderedPageBreak/>
         <w:t>Escenario 1 (Registro exitoso):</w:t>
       </w:r>
       <w:r>
@@ -1504,6 +1593,7 @@
           <w:b/>
           <w:bCs/>
         </w:rPr>
+        <w:lastRenderedPageBreak/>
         <w:t>HU-03: Monitoreo en Tiempo Real para Portería</w:t>
       </w:r>
     </w:p>
@@ -1665,15 +1755,7 @@
         <w:t>Escenario 1 (Análisis de tendencias):</w:t>
       </w:r>
       <w:r>
-        <w:t xml:space="preserve"> Dado que accedo al panel de administración y solicito un análisis para el </w:t>
-      </w:r>
-      <w:proofErr w:type="gramStart"/>
-      <w:r>
-        <w:t>día lunes</w:t>
-      </w:r>
-      <w:proofErr w:type="gramEnd"/>
-      <w:r>
-        <w:t xml:space="preserve"> en horario vespertino, cuando el sistema procesa los datos con Google AI Studio, entonces se despliega un reporte escrito detallando las horas críticas de saturación y sugerencias operativas de mitigación. </w:t>
+        <w:t xml:space="preserve"> Dado que accedo al panel de administración y solicito un análisis para el día lunes en horario vespertino, cuando el sistema procesa los datos con Google AI Studio, entonces se despliega un reporte escrito detallando las horas críticas de saturación y sugerencias operativas de mitigación. </w:t>
       </w:r>
     </w:p>
     <w:p/>
@@ -1688,7 +1770,7 @@
 </file>
 
 <file path=word/numbering.xml><?xml version="1.0" encoding="utf-8"?>
-<w:numbering xmlns:wpc="http://schemas.microsoft.com/office/word/2010/wordprocessingCanvas" xmlns:cx="http://schemas.microsoft.com/office/drawing/2014/chartex" xmlns:cx1="http://schemas.microsoft.com/office/drawing/2015/9/8/chartex" xmlns:cx2="http://schemas.microsoft.com/office/drawing/2015/10/21/chartex" xmlns:cx3="http://schemas.microsoft.com/office/drawing/2016/5/9/chartex" xmlns:cx4="http://schemas.microsoft.com/office/drawing/2016/5/10/chartex" xmlns:cx5="http://schemas.microsoft.com/office/drawing/2016/5/11/chartex" xmlns:cx6="http://schemas.microsoft.com/office/drawing/2016/5/12/chartex" xmlns:cx7="http://schemas.microsoft.com/office/drawing/2016/5/13/chartex" xmlns:cx8="http://schemas.microsoft.com/office/drawing/2016/5/14/chartex" xmlns:mc="http://schemas.openxmlformats.org/markup-compatibility/2006" xmlns:aink="http://schemas.microsoft.com/office/drawing/2016/ink" xmlns:am3d="http://schemas.microsoft.com/office/drawing/2017/model3d" xmlns:o="urn:schemas-microsoft-com:office:office" xmlns:oel="http://schemas.microsoft.com/office/2019/extlst" xmlns:r="http://schemas.openxmlformats.org/officeDocument/2006/relationships" xmlns:m="http://schemas.openxmlformats.org/officeDocument/2006/math" xmlns:v="urn:schemas-microsoft-com:vml" xmlns:wp14="http://schemas.microsoft.com/office/word/2010/wordprocessingDrawing" xmlns:wp="http://schemas.openxmlformats.org/drawingml/2006/wordprocessingDrawing" xmlns:w10="urn:schemas-microsoft-com:office:word" xmlns:w="http://schemas.openxmlformats.org/wordprocessingml/2006/main" xmlns:w14="http://schemas.microsoft.com/office/word/2010/wordml" xmlns:w15="http://schemas.microsoft.com/office/word/2012/wordml" xmlns:w16cex="http://schemas.microsoft.com/office/word/2018/wordml/cex" xmlns:w16cid="http://schemas.microsoft.com/office/word/2016/wordml/cid" xmlns:w16="http://schemas.microsoft.com/office/word/2018/wordml" xmlns:w16du="http://schemas.microsoft.com/office/word/2023/wordml/word16du" xmlns:w16sdtdh="http://schemas.microsoft.com/office/word/2020/wordml/sdtdatahash" xmlns:w16sdtfl="http://schemas.microsoft.com/office/word/2024/wordml/sdtformatlock" xmlns:w16se="http://schemas.microsoft.com/office/word/2015/wordml/symex" xmlns:wpg="http://schemas.microsoft.com/office/word/2010/wordprocessingGroup" xmlns:wpi="http://schemas.microsoft.com/office/word/2010/wordprocessingInk" xmlns:wne="http://schemas.microsoft.com/office/word/2006/wordml" xmlns:wps="http://schemas.microsoft.com/office/word/2010/wordprocessingShape" mc:Ignorable="w14 w15 w16se w16cid w16 w16cex w16sdtdh w16sdtfl w16du wp14">
+<w:numbering xmlns:wpc="http://schemas.microsoft.com/office/word/2010/wordprocessingCanvas" xmlns:cx="http://schemas.microsoft.com/office/drawing/2014/chartex" xmlns:cx1="http://schemas.microsoft.com/office/drawing/2015/9/8/chartex" xmlns:cx2="http://schemas.microsoft.com/office/drawing/2015/10/21/chartex" xmlns:cx3="http://schemas.microsoft.com/office/drawing/2016/5/9/chartex" xmlns:cx4="http://schemas.microsoft.com/office/drawing/2016/5/10/chartex" xmlns:cx5="http://schemas.microsoft.com/office/drawing/2016/5/11/chartex" xmlns:cx6="http://schemas.microsoft.com/office/drawing/2016/5/12/chartex" xmlns:cx7="http://schemas.microsoft.com/office/drawing/2016/5/13/chartex" xmlns:cx8="http://schemas.microsoft.com/office/drawing/2016/5/14/chartex" xmlns:mc="http://schemas.openxmlformats.org/markup-compatibility/2006" xmlns:aink="http://schemas.microsoft.com/office/drawing/2016/ink" xmlns:am3d="http://schemas.microsoft.com/office/drawing/2017/model3d" xmlns:o="urn:schemas-microsoft-com:office:office" xmlns:r="http://schemas.openxmlformats.org/officeDocument/2006/relationships" xmlns:m="http://schemas.openxmlformats.org/officeDocument/2006/math" xmlns:v="urn:schemas-microsoft-com:vml" xmlns:wp14="http://schemas.microsoft.com/office/word/2010/wordprocessingDrawing" xmlns:wp="http://schemas.openxmlformats.org/drawingml/2006/wordprocessingDrawing" xmlns:w10="urn:schemas-microsoft-com:office:word" xmlns:w="http://schemas.openxmlformats.org/wordprocessingml/2006/main" xmlns:w14="http://schemas.microsoft.com/office/word/2010/wordml" xmlns:w15="http://schemas.microsoft.com/office/word/2012/wordml" xmlns:w16cex="http://schemas.microsoft.com/office/word/2018/wordml/cex" xmlns:w16cid="http://schemas.microsoft.com/office/word/2016/wordml/cid" xmlns:w16="http://schemas.microsoft.com/office/word/2018/wordml" xmlns:w16sdtdh="http://schemas.microsoft.com/office/word/2020/wordml/sdtdatahash" xmlns:w16se="http://schemas.microsoft.com/office/word/2015/wordml/symex" xmlns:wpg="http://schemas.microsoft.com/office/word/2010/wordprocessingGroup" xmlns:wpi="http://schemas.microsoft.com/office/word/2010/wordprocessingInk" xmlns:wne="http://schemas.microsoft.com/office/word/2006/wordml" xmlns:wps="http://schemas.microsoft.com/office/word/2010/wordprocessingShape" mc:Ignorable="w14 w15 w16se w16cid w16 w16cex w16sdtdh wp14">
   <w:abstractNum w:abstractNumId="0" w15:restartNumberingAfterBreak="0">
     <w:nsid w:val="024E20AB"/>
     <w:multiLevelType w:val="multilevel"/>
@@ -3312,44 +3394,44 @@
       </w:rPr>
     </w:lvl>
   </w:abstractNum>
-  <w:num w:numId="1" w16cid:durableId="571545133">
+  <w:num w:numId="1">
     <w:abstractNumId w:val="9"/>
   </w:num>
-  <w:num w:numId="2" w16cid:durableId="1654915885">
+  <w:num w:numId="2">
     <w:abstractNumId w:val="10"/>
   </w:num>
-  <w:num w:numId="3" w16cid:durableId="381246661">
+  <w:num w:numId="3">
     <w:abstractNumId w:val="1"/>
   </w:num>
-  <w:num w:numId="4" w16cid:durableId="1899169893">
+  <w:num w:numId="4">
     <w:abstractNumId w:val="6"/>
   </w:num>
-  <w:num w:numId="5" w16cid:durableId="227693717">
+  <w:num w:numId="5">
     <w:abstractNumId w:val="5"/>
   </w:num>
-  <w:num w:numId="6" w16cid:durableId="424496596">
+  <w:num w:numId="6">
     <w:abstractNumId w:val="4"/>
   </w:num>
-  <w:num w:numId="7" w16cid:durableId="502934252">
+  <w:num w:numId="7">
     <w:abstractNumId w:val="0"/>
   </w:num>
-  <w:num w:numId="8" w16cid:durableId="1079055688">
+  <w:num w:numId="8">
     <w:abstractNumId w:val="8"/>
   </w:num>
-  <w:num w:numId="9" w16cid:durableId="76288408">
+  <w:num w:numId="9">
     <w:abstractNumId w:val="3"/>
   </w:num>
-  <w:num w:numId="10" w16cid:durableId="421339653">
+  <w:num w:numId="10">
     <w:abstractNumId w:val="2"/>
   </w:num>
-  <w:num w:numId="11" w16cid:durableId="1883859822">
+  <w:num w:numId="11">
     <w:abstractNumId w:val="7"/>
   </w:num>
 </w:numbering>
 </file>
 
 <file path=word/styles.xml><?xml version="1.0" encoding="utf-8"?>
-<w:styles xmlns:mc="http://schemas.openxmlformats.org/markup-compatibility/2006" xmlns:r="http://schemas.openxmlformats.org/officeDocument/2006/relationships" xmlns:w="http://schemas.openxmlformats.org/wordprocessingml/2006/main" xmlns:w14="http://schemas.microsoft.com/office/word/2010/wordml" xmlns:w15="http://schemas.microsoft.com/office/word/2012/wordml" xmlns:w16cex="http://schemas.microsoft.com/office/word/2018/wordml/cex" xmlns:w16cid="http://schemas.microsoft.com/office/word/2016/wordml/cid" xmlns:w16="http://schemas.microsoft.com/office/word/2018/wordml" xmlns:w16du="http://schemas.microsoft.com/office/word/2023/wordml/word16du" xmlns:w16sdtdh="http://schemas.microsoft.com/office/word/2020/wordml/sdtdatahash" xmlns:w16sdtfl="http://schemas.microsoft.com/office/word/2024/wordml/sdtformatlock" xmlns:w16se="http://schemas.microsoft.com/office/word/2015/wordml/symex" mc:Ignorable="w14 w15 w16se w16cid w16 w16cex w16sdtdh w16sdtfl w16du">
+<w:styles xmlns:mc="http://schemas.openxmlformats.org/markup-compatibility/2006" xmlns:r="http://schemas.openxmlformats.org/officeDocument/2006/relationships" xmlns:w="http://schemas.openxmlformats.org/wordprocessingml/2006/main" xmlns:w14="http://schemas.microsoft.com/office/word/2010/wordml" xmlns:w15="http://schemas.microsoft.com/office/word/2012/wordml" xmlns:w16cex="http://schemas.microsoft.com/office/word/2018/wordml/cex" xmlns:w16cid="http://schemas.microsoft.com/office/word/2016/wordml/cid" xmlns:w16="http://schemas.microsoft.com/office/word/2018/wordml" xmlns:w16sdtdh="http://schemas.microsoft.com/office/word/2020/wordml/sdtdatahash" xmlns:w16se="http://schemas.microsoft.com/office/word/2015/wordml/symex" mc:Ignorable="w14 w15 w16se w16cid w16 w16cex w16sdtdh">
   <w:docDefaults>
     <w:rPrDefault>
       <w:rPr>
@@ -3951,6 +4033,7 @@
   <w:style w:type="character" w:default="1" w:styleId="Fuentedeprrafopredeter">
     <w:name w:val="Default Paragraph Font"/>
     <w:uiPriority w:val="1"/>
+    <w:semiHidden/>
     <w:unhideWhenUsed/>
   </w:style>
   <w:style w:type="table" w:default="1" w:styleId="Tablanormal">

--- a/Especificación de Requisitos de Software Bootcamp.docx
+++ b/Especificación de Requisitos de Software Bootcamp.docx
@@ -4,1005 +4,1272 @@
   <w:body>
     <w:p>
       <w:pPr>
-        <w:rPr>
-          <w:b/>
-          <w:bCs/>
-        </w:rPr>
-      </w:pPr>
-      <w:r>
-        <w:rPr>
-          <w:b/>
-          <w:bCs/>
-        </w:rPr>
-        <w:t>Especificación de Requisitos de Software</w:t>
-      </w:r>
-    </w:p>
-    <w:p>
-      <w:pPr>
-        <w:rPr>
-          <w:b/>
-          <w:bCs/>
-        </w:rPr>
-      </w:pPr>
-    </w:p>
-    <w:p>
-      <w:pPr>
-        <w:rPr>
-          <w:b/>
-          <w:bCs/>
-        </w:rPr>
-      </w:pPr>
-      <w:r>
-        <w:rPr>
-          <w:b/>
-          <w:bCs/>
-        </w:rPr>
-        <w:t>1. Introducción</w:t>
-      </w:r>
-    </w:p>
-    <w:p>
-      <w:pPr>
-        <w:rPr>
-          <w:b/>
-          <w:bCs/>
-        </w:rPr>
-      </w:pPr>
-      <w:r>
-        <w:rPr>
-          <w:b/>
-          <w:bCs/>
-        </w:rPr>
-        <w:t>1.1 Propósito</w:t>
-      </w:r>
-    </w:p>
-    <w:p>
-      <w:r>
-        <w:t xml:space="preserve">Definir los requerimientos funcionales y no funcionales para la plataforma de gestión de estacionamientos de la sede Maipú, sirviendo como contrato técnico entre los desarrolladores y los interesados, siguiendo estándares IEEE 830. </w:t>
-      </w:r>
-    </w:p>
-    <w:p>
-      <w:pPr>
-        <w:rPr>
-          <w:b/>
-          <w:bCs/>
-        </w:rPr>
-      </w:pPr>
-      <w:r>
-        <w:rPr>
-          <w:b/>
-          <w:bCs/>
-        </w:rPr>
-        <w:t>1.2 Alcance del Sistema</w:t>
-      </w:r>
-    </w:p>
-    <w:p>
-      <w:r>
-        <w:t xml:space="preserve">Plataforma integral que optimiza el uso de los 110 espacios de estacionamiento mediante la gestión de usuarios, visualización en tiempo real de la ocupación, reporte de incidencias y análisis predictivo de tendencias mediante Inteligencia Artificial. </w:t>
-      </w:r>
-    </w:p>
-    <w:p>
-      <w:pPr>
-        <w:rPr>
-          <w:b/>
-          <w:bCs/>
-        </w:rPr>
-      </w:pPr>
-      <w:r>
-        <w:rPr>
-          <w:b/>
-          <w:bCs/>
-        </w:rPr>
-        <w:t>2. Descripción General</w:t>
-      </w:r>
-    </w:p>
-    <w:p>
-      <w:pPr>
-        <w:rPr>
-          <w:b/>
-          <w:bCs/>
-        </w:rPr>
-      </w:pPr>
-      <w:r>
-        <w:rPr>
-          <w:b/>
-          <w:bCs/>
-        </w:rPr>
-        <w:t>2.1 Funciones del Producto</w:t>
+        <w:spacing w:before="100" w:beforeAutospacing="1" w:after="100" w:afterAutospacing="1" w:line="240" w:lineRule="auto"/>
+        <w:outlineLvl w:val="0"/>
+        <w:rPr>
+          <w:rFonts w:ascii="Times New Roman" w:eastAsia="Times New Roman" w:hAnsi="Times New Roman" w:cs="Times New Roman"/>
+          <w:b/>
+          <w:bCs/>
+          <w:kern w:val="36"/>
+          <w:sz w:val="48"/>
+          <w:szCs w:val="48"/>
+          <w:lang w:eastAsia="es-CL"/>
+        </w:rPr>
+      </w:pPr>
+      <w:r>
+        <w:rPr>
+          <w:rFonts w:ascii="Times New Roman" w:eastAsia="Times New Roman" w:hAnsi="Times New Roman" w:cs="Times New Roman"/>
+          <w:b/>
+          <w:bCs/>
+          <w:kern w:val="36"/>
+          <w:sz w:val="48"/>
+          <w:szCs w:val="48"/>
+          <w:lang w:eastAsia="es-CL"/>
+        </w:rPr>
+        <w:t>INFORME TÉCNICO: CHECKPOINT 1</w:t>
+      </w:r>
+    </w:p>
+    <w:p>
+      <w:pPr>
+        <w:spacing w:before="100" w:beforeAutospacing="1" w:after="100" w:afterAutospacing="1" w:line="240" w:lineRule="auto"/>
+        <w:outlineLvl w:val="1"/>
+        <w:rPr>
+          <w:rFonts w:ascii="Times New Roman" w:eastAsia="Times New Roman" w:hAnsi="Times New Roman" w:cs="Times New Roman"/>
+          <w:b/>
+          <w:bCs/>
+          <w:sz w:val="36"/>
+          <w:szCs w:val="36"/>
+          <w:lang w:eastAsia="es-CL"/>
+        </w:rPr>
+      </w:pPr>
+      <w:r>
+        <w:rPr>
+          <w:rFonts w:ascii="Times New Roman" w:eastAsia="Times New Roman" w:hAnsi="Times New Roman" w:cs="Times New Roman"/>
+          <w:b/>
+          <w:bCs/>
+          <w:sz w:val="36"/>
+          <w:szCs w:val="36"/>
+          <w:lang w:eastAsia="es-CL"/>
+        </w:rPr>
+        <w:t>1. REQUERIMIENTOS</w:t>
+      </w:r>
+    </w:p>
+    <w:p>
+      <w:pPr>
+        <w:spacing w:before="100" w:beforeAutospacing="1" w:after="100" w:afterAutospacing="1" w:line="240" w:lineRule="auto"/>
+        <w:outlineLvl w:val="2"/>
+        <w:rPr>
+          <w:rFonts w:ascii="Times New Roman" w:eastAsia="Times New Roman" w:hAnsi="Times New Roman" w:cs="Times New Roman"/>
+          <w:b/>
+          <w:bCs/>
+          <w:sz w:val="27"/>
+          <w:szCs w:val="27"/>
+          <w:lang w:eastAsia="es-CL"/>
+        </w:rPr>
+      </w:pPr>
+      <w:r>
+        <w:rPr>
+          <w:rFonts w:ascii="Times New Roman" w:eastAsia="Times New Roman" w:hAnsi="Times New Roman" w:cs="Times New Roman"/>
+          <w:b/>
+          <w:bCs/>
+          <w:sz w:val="27"/>
+          <w:szCs w:val="27"/>
+          <w:lang w:eastAsia="es-CL"/>
+        </w:rPr>
+        <w:t>1.1. Introducción y Alcance</w:t>
       </w:r>
     </w:p>
     <w:p>
       <w:pPr>
         <w:numPr>
           <w:ilvl w:val="0"/>
-          <w:numId w:val="1"/>
+          <w:numId w:val="12"/>
         </w:numPr>
-      </w:pPr>
-      <w:r>
-        <w:t xml:space="preserve">Autenticación de usuarios por roles (Conductores, Guardias, Jefaturas). </w:t>
+        <w:spacing w:before="100" w:beforeAutospacing="1" w:after="100" w:afterAutospacing="1" w:line="240" w:lineRule="auto"/>
+        <w:rPr>
+          <w:rFonts w:ascii="Times New Roman" w:eastAsia="Times New Roman" w:hAnsi="Times New Roman" w:cs="Times New Roman"/>
+          <w:lang w:eastAsia="es-CL"/>
+        </w:rPr>
+      </w:pPr>
+      <w:r>
+        <w:rPr>
+          <w:rFonts w:ascii="Times New Roman" w:eastAsia="Times New Roman" w:hAnsi="Times New Roman" w:cs="Times New Roman"/>
+          <w:b/>
+          <w:bCs/>
+          <w:lang w:eastAsia="es-CL"/>
+        </w:rPr>
+        <w:t>Propósito:</w:t>
+      </w:r>
+      <w:r>
+        <w:rPr>
+          <w:rFonts w:ascii="Times New Roman" w:eastAsia="Times New Roman" w:hAnsi="Times New Roman" w:cs="Times New Roman"/>
+          <w:lang w:eastAsia="es-CL"/>
+        </w:rPr>
+        <w:t xml:space="preserve"> Definir los requerimientos funcionales y no funcionales para la plataforma de gestión de estacionamientos de la sede Maipú, sirviendo como contrato técnico entre los desarrolladores y los interesados, siguiendo estándares IEEE 830. </w:t>
       </w:r>
     </w:p>
     <w:p>
       <w:pPr>
         <w:numPr>
           <w:ilvl w:val="0"/>
-          <w:numId w:val="1"/>
+          <w:numId w:val="12"/>
         </w:numPr>
-      </w:pPr>
-      <w:r>
-        <w:t xml:space="preserve">Panel dinámico de ocupación en tiempo real para la portería y administración. </w:t>
+        <w:spacing w:before="100" w:beforeAutospacing="1" w:after="100" w:afterAutospacing="1" w:line="240" w:lineRule="auto"/>
+        <w:rPr>
+          <w:rFonts w:ascii="Times New Roman" w:eastAsia="Times New Roman" w:hAnsi="Times New Roman" w:cs="Times New Roman"/>
+          <w:lang w:eastAsia="es-CL"/>
+        </w:rPr>
+      </w:pPr>
+      <w:r>
+        <w:rPr>
+          <w:rFonts w:ascii="Times New Roman" w:eastAsia="Times New Roman" w:hAnsi="Times New Roman" w:cs="Times New Roman"/>
+          <w:b/>
+          <w:bCs/>
+          <w:lang w:eastAsia="es-CL"/>
+        </w:rPr>
+        <w:t>Alcance del Sistema:</w:t>
+      </w:r>
+      <w:r>
+        <w:rPr>
+          <w:rFonts w:ascii="Times New Roman" w:eastAsia="Times New Roman" w:hAnsi="Times New Roman" w:cs="Times New Roman"/>
+          <w:lang w:eastAsia="es-CL"/>
+        </w:rPr>
+        <w:t xml:space="preserve"> Plataforma integral que optimiza el uso de los 110 espacios de estacionamiento mediante la gestión de usuarios, visualización en tiempo real de la ocupación, reporte de incidencias y análisis predictivo de tendencias mediante Inteligencia Artificial. </w:t>
+      </w:r>
+    </w:p>
+    <w:p>
+      <w:pPr>
+        <w:spacing w:before="100" w:beforeAutospacing="1" w:after="100" w:afterAutospacing="1" w:line="240" w:lineRule="auto"/>
+        <w:outlineLvl w:val="2"/>
+        <w:rPr>
+          <w:rFonts w:ascii="Times New Roman" w:eastAsia="Times New Roman" w:hAnsi="Times New Roman" w:cs="Times New Roman"/>
+          <w:b/>
+          <w:bCs/>
+          <w:sz w:val="27"/>
+          <w:szCs w:val="27"/>
+          <w:lang w:eastAsia="es-CL"/>
+        </w:rPr>
+      </w:pPr>
+      <w:r>
+        <w:rPr>
+          <w:rFonts w:ascii="Times New Roman" w:eastAsia="Times New Roman" w:hAnsi="Times New Roman" w:cs="Times New Roman"/>
+          <w:b/>
+          <w:bCs/>
+          <w:sz w:val="27"/>
+          <w:szCs w:val="27"/>
+          <w:lang w:eastAsia="es-CL"/>
+        </w:rPr>
+        <w:t>1.2. Características de los Usuarios (Actores)</w:t>
       </w:r>
     </w:p>
     <w:p>
       <w:pPr>
         <w:numPr>
           <w:ilvl w:val="0"/>
-          <w:numId w:val="1"/>
+          <w:numId w:val="13"/>
         </w:numPr>
-      </w:pPr>
-      <w:r>
-        <w:t xml:space="preserve">Módulo de registro de ingreso, salida y ubicación específica del vehículo. </w:t>
+        <w:spacing w:before="100" w:beforeAutospacing="1" w:after="100" w:afterAutospacing="1" w:line="240" w:lineRule="auto"/>
+        <w:rPr>
+          <w:rFonts w:ascii="Times New Roman" w:eastAsia="Times New Roman" w:hAnsi="Times New Roman" w:cs="Times New Roman"/>
+          <w:lang w:eastAsia="es-CL"/>
+        </w:rPr>
+      </w:pPr>
+      <w:r>
+        <w:rPr>
+          <w:rFonts w:ascii="Times New Roman" w:eastAsia="Times New Roman" w:hAnsi="Times New Roman" w:cs="Times New Roman"/>
+          <w:b/>
+          <w:bCs/>
+          <w:lang w:eastAsia="es-CL"/>
+        </w:rPr>
+        <w:t>Conductor (Docente/Administrativo):</w:t>
+      </w:r>
+      <w:r>
+        <w:rPr>
+          <w:rFonts w:ascii="Times New Roman" w:eastAsia="Times New Roman" w:hAnsi="Times New Roman" w:cs="Times New Roman"/>
+          <w:lang w:eastAsia="es-CL"/>
+        </w:rPr>
+        <w:t xml:space="preserve"> Requiere consultar la disponibilidad en tiempo real antes de llegar y registrar su ubicación exacta para recibir alertas. </w:t>
       </w:r>
     </w:p>
     <w:p>
       <w:pPr>
         <w:numPr>
           <w:ilvl w:val="0"/>
-          <w:numId w:val="1"/>
+          <w:numId w:val="13"/>
         </w:numPr>
-      </w:pPr>
-      <w:r>
-        <w:t xml:space="preserve">Sistema de gestión de incidencias y canal de comunicación directa. </w:t>
+        <w:spacing w:before="100" w:beforeAutospacing="1" w:after="100" w:afterAutospacing="1" w:line="240" w:lineRule="auto"/>
+        <w:rPr>
+          <w:rFonts w:ascii="Times New Roman" w:eastAsia="Times New Roman" w:hAnsi="Times New Roman" w:cs="Times New Roman"/>
+          <w:lang w:eastAsia="es-CL"/>
+        </w:rPr>
+      </w:pPr>
+      <w:r>
+        <w:rPr>
+          <w:rFonts w:ascii="Times New Roman" w:eastAsia="Times New Roman" w:hAnsi="Times New Roman" w:cs="Times New Roman"/>
+          <w:b/>
+          <w:bCs/>
+          <w:lang w:eastAsia="es-CL"/>
+        </w:rPr>
+        <w:t>Guardia de Estacionamiento:</w:t>
+      </w:r>
+      <w:r>
+        <w:rPr>
+          <w:rFonts w:ascii="Times New Roman" w:eastAsia="Times New Roman" w:hAnsi="Times New Roman" w:cs="Times New Roman"/>
+          <w:lang w:eastAsia="es-CL"/>
+        </w:rPr>
+        <w:t xml:space="preserve"> Requiere visualización gráfica del estado de los 110 cupos y control de flujos. </w:t>
       </w:r>
     </w:p>
     <w:p>
       <w:pPr>
         <w:numPr>
           <w:ilvl w:val="0"/>
-          <w:numId w:val="1"/>
+          <w:numId w:val="13"/>
         </w:numPr>
-      </w:pPr>
-      <w:r>
-        <w:t xml:space="preserve">Módulo de reservas y bloqueos para cupos especiales. </w:t>
+        <w:spacing w:before="100" w:beforeAutospacing="1" w:after="100" w:afterAutospacing="1" w:line="240" w:lineRule="auto"/>
+        <w:rPr>
+          <w:rFonts w:ascii="Times New Roman" w:eastAsia="Times New Roman" w:hAnsi="Times New Roman" w:cs="Times New Roman"/>
+          <w:lang w:eastAsia="es-CL"/>
+        </w:rPr>
+      </w:pPr>
+      <w:r>
+        <w:rPr>
+          <w:rFonts w:ascii="Times New Roman" w:eastAsia="Times New Roman" w:hAnsi="Times New Roman" w:cs="Times New Roman"/>
+          <w:b/>
+          <w:bCs/>
+          <w:lang w:eastAsia="es-CL"/>
+        </w:rPr>
+        <w:t>Jefe de Seguridad / Servicios Generales:</w:t>
+      </w:r>
+      <w:r>
+        <w:rPr>
+          <w:rFonts w:ascii="Times New Roman" w:eastAsia="Times New Roman" w:hAnsi="Times New Roman" w:cs="Times New Roman"/>
+          <w:lang w:eastAsia="es-CL"/>
+        </w:rPr>
+        <w:t xml:space="preserve"> Requiere herramientas de administración avanzada, bloqueos de seguridad, gestión de reservas y acceso a analíticas de tendencias. </w:t>
       </w:r>
     </w:p>
     <w:p>
       <w:pPr>
         <w:numPr>
           <w:ilvl w:val="0"/>
-          <w:numId w:val="1"/>
+          <w:numId w:val="13"/>
         </w:numPr>
-      </w:pPr>
-      <w:r>
-        <w:t xml:space="preserve">Generación de reportes y análisis predictivo de tendencias de ocupación con IA. </w:t>
-      </w:r>
-    </w:p>
-    <w:p>
-      <w:pPr>
-        <w:rPr>
-          <w:b/>
-          <w:bCs/>
-        </w:rPr>
-      </w:pPr>
-      <w:r>
-        <w:rPr>
-          <w:b/>
-          <w:bCs/>
-        </w:rPr>
-        <w:t>2.2 Características de los Usuarios</w:t>
+        <w:spacing w:before="100" w:beforeAutospacing="1" w:after="100" w:afterAutospacing="1" w:line="240" w:lineRule="auto"/>
+        <w:rPr>
+          <w:rFonts w:ascii="Times New Roman" w:eastAsia="Times New Roman" w:hAnsi="Times New Roman" w:cs="Times New Roman"/>
+          <w:lang w:eastAsia="es-CL"/>
+        </w:rPr>
+      </w:pPr>
+      <w:r>
+        <w:rPr>
+          <w:rFonts w:ascii="Times New Roman" w:eastAsia="Times New Roman" w:hAnsi="Times New Roman" w:cs="Times New Roman"/>
+          <w:b/>
+          <w:bCs/>
+          <w:lang w:eastAsia="es-CL"/>
+        </w:rPr>
+        <w:t xml:space="preserve">Jefe de Servicios Digitales / Super </w:t>
+      </w:r>
+      <w:proofErr w:type="spellStart"/>
+      <w:r>
+        <w:rPr>
+          <w:rFonts w:ascii="Times New Roman" w:eastAsia="Times New Roman" w:hAnsi="Times New Roman" w:cs="Times New Roman"/>
+          <w:b/>
+          <w:bCs/>
+          <w:lang w:eastAsia="es-CL"/>
+        </w:rPr>
+        <w:t>Admin</w:t>
+      </w:r>
+      <w:proofErr w:type="spellEnd"/>
+      <w:r>
+        <w:rPr>
+          <w:rFonts w:ascii="Times New Roman" w:eastAsia="Times New Roman" w:hAnsi="Times New Roman" w:cs="Times New Roman"/>
+          <w:b/>
+          <w:bCs/>
+          <w:lang w:eastAsia="es-CL"/>
+        </w:rPr>
+        <w:t>:</w:t>
+      </w:r>
+      <w:r>
+        <w:rPr>
+          <w:rFonts w:ascii="Times New Roman" w:eastAsia="Times New Roman" w:hAnsi="Times New Roman" w:cs="Times New Roman"/>
+          <w:lang w:eastAsia="es-CL"/>
+        </w:rPr>
+        <w:t xml:space="preserve"> Configura las credenciales de acceso, gestiona el enrolamiento inicial y audita el sistema global. </w:t>
+      </w:r>
+    </w:p>
+    <w:p>
+      <w:pPr>
+        <w:spacing w:before="100" w:beforeAutospacing="1" w:after="100" w:afterAutospacing="1" w:line="240" w:lineRule="auto"/>
+        <w:outlineLvl w:val="2"/>
+        <w:rPr>
+          <w:rFonts w:ascii="Times New Roman" w:eastAsia="Times New Roman" w:hAnsi="Times New Roman" w:cs="Times New Roman"/>
+          <w:b/>
+          <w:bCs/>
+          <w:sz w:val="27"/>
+          <w:szCs w:val="27"/>
+          <w:lang w:eastAsia="es-CL"/>
+        </w:rPr>
+      </w:pPr>
+      <w:r>
+        <w:rPr>
+          <w:rFonts w:ascii="Times New Roman" w:eastAsia="Times New Roman" w:hAnsi="Times New Roman" w:cs="Times New Roman"/>
+          <w:b/>
+          <w:bCs/>
+          <w:sz w:val="27"/>
+          <w:szCs w:val="27"/>
+          <w:lang w:eastAsia="es-CL"/>
+        </w:rPr>
+        <w:t>1.3. Requisitos Funcionales (RF)</w:t>
       </w:r>
     </w:p>
     <w:p>
       <w:pPr>
         <w:numPr>
           <w:ilvl w:val="0"/>
-          <w:numId w:val="2"/>
+          <w:numId w:val="14"/>
         </w:numPr>
-      </w:pPr>
-      <w:r>
-        <w:rPr>
-          <w:b/>
-          <w:bCs/>
-        </w:rPr>
-        <w:t>Conductor (Docente/Administrativo):</w:t>
-      </w:r>
-      <w:r>
-        <w:t xml:space="preserve"> Requiere consultar la disponibilidad en tiempo real antes de llegar y registrar su ubicación exacta para recibir alertas. </w:t>
+        <w:spacing w:before="100" w:beforeAutospacing="1" w:after="100" w:afterAutospacing="1" w:line="240" w:lineRule="auto"/>
+        <w:rPr>
+          <w:rFonts w:ascii="Times New Roman" w:eastAsia="Times New Roman" w:hAnsi="Times New Roman" w:cs="Times New Roman"/>
+          <w:lang w:eastAsia="es-CL"/>
+        </w:rPr>
+      </w:pPr>
+      <w:r>
+        <w:rPr>
+          <w:rFonts w:ascii="Times New Roman" w:eastAsia="Times New Roman" w:hAnsi="Times New Roman" w:cs="Times New Roman"/>
+          <w:b/>
+          <w:bCs/>
+          <w:lang w:eastAsia="es-CL"/>
+        </w:rPr>
+        <w:t>RF-01:</w:t>
+      </w:r>
+      <w:r>
+        <w:rPr>
+          <w:rFonts w:ascii="Times New Roman" w:eastAsia="Times New Roman" w:hAnsi="Times New Roman" w:cs="Times New Roman"/>
+          <w:lang w:eastAsia="es-CL"/>
+        </w:rPr>
+        <w:t xml:space="preserve"> Autenticación y control de acceso basado en roles. </w:t>
       </w:r>
     </w:p>
     <w:p>
       <w:pPr>
         <w:numPr>
           <w:ilvl w:val="0"/>
-          <w:numId w:val="2"/>
+          <w:numId w:val="14"/>
         </w:numPr>
-      </w:pPr>
-      <w:r>
-        <w:rPr>
-          <w:b/>
-          <w:bCs/>
-        </w:rPr>
-        <w:t>Guardia de Estacionamiento:</w:t>
-      </w:r>
-      <w:r>
-        <w:t xml:space="preserve"> Requiere visualización gráfica del estado de los 110 cupos y control de flujos. </w:t>
+        <w:spacing w:before="100" w:beforeAutospacing="1" w:after="100" w:afterAutospacing="1" w:line="240" w:lineRule="auto"/>
+        <w:rPr>
+          <w:rFonts w:ascii="Times New Roman" w:eastAsia="Times New Roman" w:hAnsi="Times New Roman" w:cs="Times New Roman"/>
+          <w:lang w:eastAsia="es-CL"/>
+        </w:rPr>
+      </w:pPr>
+      <w:r>
+        <w:rPr>
+          <w:rFonts w:ascii="Times New Roman" w:eastAsia="Times New Roman" w:hAnsi="Times New Roman" w:cs="Times New Roman"/>
+          <w:b/>
+          <w:bCs/>
+          <w:lang w:eastAsia="es-CL"/>
+        </w:rPr>
+        <w:t>RF-02:</w:t>
+      </w:r>
+      <w:r>
+        <w:rPr>
+          <w:rFonts w:ascii="Times New Roman" w:eastAsia="Times New Roman" w:hAnsi="Times New Roman" w:cs="Times New Roman"/>
+          <w:lang w:eastAsia="es-CL"/>
+        </w:rPr>
+        <w:t xml:space="preserve"> Actualización y despliegue del panel de ocupación en tiempo real (110 cupos). </w:t>
       </w:r>
     </w:p>
     <w:p>
       <w:pPr>
         <w:numPr>
           <w:ilvl w:val="0"/>
-          <w:numId w:val="2"/>
+          <w:numId w:val="14"/>
         </w:numPr>
-      </w:pPr>
-      <w:r>
-        <w:rPr>
-          <w:b/>
-          <w:bCs/>
-        </w:rPr>
-        <w:t>Jefe de Seguridad / Servicios Generales:</w:t>
-      </w:r>
-      <w:r>
-        <w:t xml:space="preserve"> Requiere herramientas de administración avanzada, bloqueos de seguridad, gestión de reservas y acceso a analíticas de tendencias. </w:t>
+        <w:spacing w:before="100" w:beforeAutospacing="1" w:after="100" w:afterAutospacing="1" w:line="240" w:lineRule="auto"/>
+        <w:rPr>
+          <w:rFonts w:ascii="Times New Roman" w:eastAsia="Times New Roman" w:hAnsi="Times New Roman" w:cs="Times New Roman"/>
+          <w:lang w:eastAsia="es-CL"/>
+        </w:rPr>
+      </w:pPr>
+      <w:r>
+        <w:rPr>
+          <w:rFonts w:ascii="Times New Roman" w:eastAsia="Times New Roman" w:hAnsi="Times New Roman" w:cs="Times New Roman"/>
+          <w:b/>
+          <w:bCs/>
+          <w:lang w:eastAsia="es-CL"/>
+        </w:rPr>
+        <w:t>RF-03:</w:t>
+      </w:r>
+      <w:r>
+        <w:rPr>
+          <w:rFonts w:ascii="Times New Roman" w:eastAsia="Times New Roman" w:hAnsi="Times New Roman" w:cs="Times New Roman"/>
+          <w:lang w:eastAsia="es-CL"/>
+        </w:rPr>
+        <w:t xml:space="preserve"> Registro de ingreso, salida y posicionamiento del vehículo. </w:t>
       </w:r>
     </w:p>
     <w:p>
       <w:pPr>
         <w:numPr>
           <w:ilvl w:val="0"/>
-          <w:numId w:val="2"/>
+          <w:numId w:val="14"/>
         </w:numPr>
-      </w:pPr>
-      <w:r>
-        <w:rPr>
-          <w:b/>
-          <w:bCs/>
-        </w:rPr>
-        <w:t xml:space="preserve">Jefe de Servicios Digitales / Super </w:t>
-      </w:r>
-      <w:proofErr w:type="spellStart"/>
-      <w:r>
-        <w:rPr>
-          <w:b/>
-          <w:bCs/>
-        </w:rPr>
-        <w:t>Admin</w:t>
-      </w:r>
-      <w:proofErr w:type="spellEnd"/>
-      <w:r>
-        <w:rPr>
-          <w:b/>
-          <w:bCs/>
-        </w:rPr>
-        <w:t>:</w:t>
-      </w:r>
-      <w:r>
-        <w:t xml:space="preserve"> Configura las credenciales de acceso, gestiona el enrolamiento inicial y audita el sistema global. </w:t>
-      </w:r>
-    </w:p>
-    <w:p>
-      <w:pPr>
-        <w:rPr>
-          <w:b/>
-          <w:bCs/>
-        </w:rPr>
-      </w:pPr>
-      <w:r>
-        <w:rPr>
-          <w:b/>
-          <w:bCs/>
-        </w:rPr>
-        <w:lastRenderedPageBreak/>
-        <w:t>3. Requisitos Funcionales y Casos de Uso</w:t>
-      </w:r>
-    </w:p>
-    <w:p>
-      <w:pPr>
-        <w:rPr>
-          <w:b/>
-          <w:bCs/>
-        </w:rPr>
-      </w:pPr>
-      <w:r>
-        <w:rPr>
-          <w:b/>
-          <w:bCs/>
-        </w:rPr>
-        <w:t>3.1 Resumen de Requisitos Funcionales</w:t>
+        <w:spacing w:before="100" w:beforeAutospacing="1" w:after="100" w:afterAutospacing="1" w:line="240" w:lineRule="auto"/>
+        <w:rPr>
+          <w:rFonts w:ascii="Times New Roman" w:eastAsia="Times New Roman" w:hAnsi="Times New Roman" w:cs="Times New Roman"/>
+          <w:lang w:eastAsia="es-CL"/>
+        </w:rPr>
+      </w:pPr>
+      <w:r>
+        <w:rPr>
+          <w:rFonts w:ascii="Times New Roman" w:eastAsia="Times New Roman" w:hAnsi="Times New Roman" w:cs="Times New Roman"/>
+          <w:b/>
+          <w:bCs/>
+          <w:lang w:eastAsia="es-CL"/>
+        </w:rPr>
+        <w:t>RF-04:</w:t>
+      </w:r>
+      <w:r>
+        <w:rPr>
+          <w:rFonts w:ascii="Times New Roman" w:eastAsia="Times New Roman" w:hAnsi="Times New Roman" w:cs="Times New Roman"/>
+          <w:lang w:eastAsia="es-CL"/>
+        </w:rPr>
+        <w:t xml:space="preserve"> Gestión de reservas, bloqueos de espacios e incidencias de comunicación. </w:t>
       </w:r>
     </w:p>
     <w:p>
       <w:pPr>
         <w:numPr>
           <w:ilvl w:val="0"/>
-          <w:numId w:val="3"/>
+          <w:numId w:val="14"/>
         </w:numPr>
-      </w:pPr>
-      <w:r>
-        <w:rPr>
-          <w:b/>
-          <w:bCs/>
-        </w:rPr>
-        <w:t>RF-01:</w:t>
-      </w:r>
-      <w:r>
-        <w:t xml:space="preserve"> Autenticación y control de acceso basado en roles. </w:t>
+        <w:spacing w:before="100" w:beforeAutospacing="1" w:after="100" w:afterAutospacing="1" w:line="240" w:lineRule="auto"/>
+        <w:rPr>
+          <w:rFonts w:ascii="Times New Roman" w:eastAsia="Times New Roman" w:hAnsi="Times New Roman" w:cs="Times New Roman"/>
+          <w:lang w:eastAsia="es-CL"/>
+        </w:rPr>
+      </w:pPr>
+      <w:r>
+        <w:rPr>
+          <w:rFonts w:ascii="Times New Roman" w:eastAsia="Times New Roman" w:hAnsi="Times New Roman" w:cs="Times New Roman"/>
+          <w:b/>
+          <w:bCs/>
+          <w:lang w:eastAsia="es-CL"/>
+        </w:rPr>
+        <w:t>RF-05:</w:t>
+      </w:r>
+      <w:r>
+        <w:rPr>
+          <w:rFonts w:ascii="Times New Roman" w:eastAsia="Times New Roman" w:hAnsi="Times New Roman" w:cs="Times New Roman"/>
+          <w:lang w:eastAsia="es-CL"/>
+        </w:rPr>
+        <w:t xml:space="preserve"> Análisis de tendencias y predicción horaria mediante el motor de IA. </w:t>
+      </w:r>
+    </w:p>
+    <w:p>
+      <w:pPr>
+        <w:spacing w:before="100" w:beforeAutospacing="1" w:after="100" w:afterAutospacing="1" w:line="240" w:lineRule="auto"/>
+        <w:outlineLvl w:val="2"/>
+        <w:rPr>
+          <w:rFonts w:ascii="Times New Roman" w:eastAsia="Times New Roman" w:hAnsi="Times New Roman" w:cs="Times New Roman"/>
+          <w:b/>
+          <w:bCs/>
+          <w:sz w:val="27"/>
+          <w:szCs w:val="27"/>
+          <w:lang w:eastAsia="es-CL"/>
+        </w:rPr>
+      </w:pPr>
+      <w:r>
+        <w:rPr>
+          <w:rFonts w:ascii="Times New Roman" w:eastAsia="Times New Roman" w:hAnsi="Times New Roman" w:cs="Times New Roman"/>
+          <w:b/>
+          <w:bCs/>
+          <w:sz w:val="27"/>
+          <w:szCs w:val="27"/>
+          <w:lang w:eastAsia="es-CL"/>
+        </w:rPr>
+        <w:t>1.4. Requisitos No Funcionales (RNF)</w:t>
       </w:r>
     </w:p>
     <w:p>
       <w:pPr>
         <w:numPr>
           <w:ilvl w:val="0"/>
-          <w:numId w:val="3"/>
+          <w:numId w:val="15"/>
         </w:numPr>
-      </w:pPr>
-      <w:r>
-        <w:rPr>
-          <w:b/>
-          <w:bCs/>
-        </w:rPr>
-        <w:t>RF-02:</w:t>
-      </w:r>
-      <w:r>
-        <w:t xml:space="preserve"> Actualización y despliegue del panel de ocupación en tiempo real (110 cupos). </w:t>
+        <w:spacing w:before="100" w:beforeAutospacing="1" w:after="100" w:afterAutospacing="1" w:line="240" w:lineRule="auto"/>
+        <w:rPr>
+          <w:rFonts w:ascii="Times New Roman" w:eastAsia="Times New Roman" w:hAnsi="Times New Roman" w:cs="Times New Roman"/>
+          <w:lang w:eastAsia="es-CL"/>
+        </w:rPr>
+      </w:pPr>
+      <w:r>
+        <w:rPr>
+          <w:rFonts w:ascii="Times New Roman" w:eastAsia="Times New Roman" w:hAnsi="Times New Roman" w:cs="Times New Roman"/>
+          <w:b/>
+          <w:bCs/>
+          <w:lang w:eastAsia="es-CL"/>
+        </w:rPr>
+        <w:t>RNF-01 (Disponibilidad):</w:t>
+      </w:r>
+      <w:r>
+        <w:rPr>
+          <w:rFonts w:ascii="Times New Roman" w:eastAsia="Times New Roman" w:hAnsi="Times New Roman" w:cs="Times New Roman"/>
+          <w:lang w:eastAsia="es-CL"/>
+        </w:rPr>
+        <w:t xml:space="preserve"> Operación continua del sistema con un </w:t>
+      </w:r>
+      <w:proofErr w:type="spellStart"/>
+      <w:r>
+        <w:rPr>
+          <w:rFonts w:ascii="Times New Roman" w:eastAsia="Times New Roman" w:hAnsi="Times New Roman" w:cs="Times New Roman"/>
+          <w:lang w:eastAsia="es-CL"/>
+        </w:rPr>
+        <w:t>uptime</w:t>
+      </w:r>
+      <w:proofErr w:type="spellEnd"/>
+      <w:r>
+        <w:rPr>
+          <w:rFonts w:ascii="Times New Roman" w:eastAsia="Times New Roman" w:hAnsi="Times New Roman" w:cs="Times New Roman"/>
+          <w:lang w:eastAsia="es-CL"/>
+        </w:rPr>
+        <w:t xml:space="preserve"> del 99.9%, considerando la alta rotación de las jornadas diurna y vespertina de la sede Maipú. </w:t>
       </w:r>
     </w:p>
     <w:p>
       <w:pPr>
         <w:numPr>
           <w:ilvl w:val="0"/>
-          <w:numId w:val="3"/>
+          <w:numId w:val="15"/>
         </w:numPr>
-      </w:pPr>
-      <w:r>
-        <w:rPr>
-          <w:b/>
-          <w:bCs/>
-        </w:rPr>
-        <w:t>RF-03:</w:t>
-      </w:r>
-      <w:r>
-        <w:t xml:space="preserve"> Registro de ingreso, salida y posicionamiento del vehículo. </w:t>
+        <w:spacing w:before="100" w:beforeAutospacing="1" w:after="100" w:afterAutospacing="1" w:line="240" w:lineRule="auto"/>
+        <w:rPr>
+          <w:rFonts w:ascii="Times New Roman" w:eastAsia="Times New Roman" w:hAnsi="Times New Roman" w:cs="Times New Roman"/>
+          <w:lang w:eastAsia="es-CL"/>
+        </w:rPr>
+      </w:pPr>
+      <w:r>
+        <w:rPr>
+          <w:rFonts w:ascii="Times New Roman" w:eastAsia="Times New Roman" w:hAnsi="Times New Roman" w:cs="Times New Roman"/>
+          <w:b/>
+          <w:bCs/>
+          <w:lang w:eastAsia="es-CL"/>
+        </w:rPr>
+        <w:t>RNF-02 (Escalabilidad):</w:t>
+      </w:r>
+      <w:r>
+        <w:rPr>
+          <w:rFonts w:ascii="Times New Roman" w:eastAsia="Times New Roman" w:hAnsi="Times New Roman" w:cs="Times New Roman"/>
+          <w:lang w:eastAsia="es-CL"/>
+        </w:rPr>
+        <w:t xml:space="preserve"> Capacidad de procesar de forma simultánea múltiples solicitudes concurrentes de actualización de estado y geolocalización al inicio de cada bloque académico. </w:t>
       </w:r>
     </w:p>
     <w:p>
       <w:pPr>
         <w:numPr>
           <w:ilvl w:val="0"/>
-          <w:numId w:val="3"/>
+          <w:numId w:val="15"/>
         </w:numPr>
-      </w:pPr>
-      <w:r>
-        <w:rPr>
-          <w:b/>
-          <w:bCs/>
-        </w:rPr>
-        <w:t>RF-04:</w:t>
-      </w:r>
-      <w:r>
-        <w:t xml:space="preserve"> Gestión de reservas, bloqueos de espacios e incidencias de comunicación. </w:t>
+        <w:spacing w:before="100" w:beforeAutospacing="1" w:after="100" w:afterAutospacing="1" w:line="240" w:lineRule="auto"/>
+        <w:rPr>
+          <w:rFonts w:ascii="Times New Roman" w:eastAsia="Times New Roman" w:hAnsi="Times New Roman" w:cs="Times New Roman"/>
+          <w:lang w:eastAsia="es-CL"/>
+        </w:rPr>
+      </w:pPr>
+      <w:r>
+        <w:rPr>
+          <w:rFonts w:ascii="Times New Roman" w:eastAsia="Times New Roman" w:hAnsi="Times New Roman" w:cs="Times New Roman"/>
+          <w:b/>
+          <w:bCs/>
+          <w:lang w:eastAsia="es-CL"/>
+        </w:rPr>
+        <w:lastRenderedPageBreak/>
+        <w:t>RNF-03 (Seguridad):</w:t>
+      </w:r>
+      <w:r>
+        <w:rPr>
+          <w:rFonts w:ascii="Times New Roman" w:eastAsia="Times New Roman" w:hAnsi="Times New Roman" w:cs="Times New Roman"/>
+          <w:lang w:eastAsia="es-CL"/>
+        </w:rPr>
+        <w:t xml:space="preserve"> Implementación de políticas de seguridad a nivel de filas (RLS) en </w:t>
+      </w:r>
+      <w:proofErr w:type="spellStart"/>
+      <w:r>
+        <w:rPr>
+          <w:rFonts w:ascii="Times New Roman" w:eastAsia="Times New Roman" w:hAnsi="Times New Roman" w:cs="Times New Roman"/>
+          <w:lang w:eastAsia="es-CL"/>
+        </w:rPr>
+        <w:t>Supabase</w:t>
+      </w:r>
+      <w:proofErr w:type="spellEnd"/>
+      <w:r>
+        <w:rPr>
+          <w:rFonts w:ascii="Times New Roman" w:eastAsia="Times New Roman" w:hAnsi="Times New Roman" w:cs="Times New Roman"/>
+          <w:lang w:eastAsia="es-CL"/>
+        </w:rPr>
+        <w:t xml:space="preserve"> para asegurar que los datos sensibles de los conductores (teléfono, correo, patente) solo sean accesibles por roles autorizados. </w:t>
+      </w:r>
+    </w:p>
+    <w:p>
+      <w:pPr>
+        <w:spacing w:before="100" w:beforeAutospacing="1" w:after="100" w:afterAutospacing="1" w:line="240" w:lineRule="auto"/>
+        <w:outlineLvl w:val="2"/>
+        <w:rPr>
+          <w:rFonts w:ascii="Times New Roman" w:eastAsia="Times New Roman" w:hAnsi="Times New Roman" w:cs="Times New Roman"/>
+          <w:b/>
+          <w:bCs/>
+          <w:sz w:val="27"/>
+          <w:szCs w:val="27"/>
+          <w:lang w:eastAsia="es-CL"/>
+        </w:rPr>
+      </w:pPr>
+      <w:r>
+        <w:rPr>
+          <w:rFonts w:ascii="Times New Roman" w:eastAsia="Times New Roman" w:hAnsi="Times New Roman" w:cs="Times New Roman"/>
+          <w:b/>
+          <w:bCs/>
+          <w:sz w:val="27"/>
+          <w:szCs w:val="27"/>
+          <w:lang w:eastAsia="es-CL"/>
+        </w:rPr>
+        <w:t>1.5. Casos de Uso Detallados</w:t>
       </w:r>
     </w:p>
     <w:p>
       <w:pPr>
         <w:numPr>
           <w:ilvl w:val="0"/>
-          <w:numId w:val="3"/>
+          <w:numId w:val="16"/>
         </w:numPr>
-      </w:pPr>
-      <w:r>
-        <w:rPr>
-          <w:b/>
-          <w:bCs/>
-        </w:rPr>
-        <w:t>RF-05:</w:t>
-      </w:r>
-      <w:r>
-        <w:t xml:space="preserve"> Análisis de tendencias y predicción horaria mediante el motor de IA. </w:t>
-      </w:r>
-    </w:p>
-    <w:p>
-      <w:pPr>
-        <w:rPr>
-          <w:b/>
-          <w:bCs/>
-        </w:rPr>
-      </w:pPr>
-      <w:r>
-        <w:rPr>
-          <w:b/>
-          <w:bCs/>
-        </w:rPr>
-        <w:t>3.2 Casos de Uso Detallados</w:t>
-      </w:r>
-    </w:p>
-    <w:p>
-      <w:r>
-        <w:rPr>
-          <w:b/>
-          <w:bCs/>
+        <w:spacing w:before="100" w:beforeAutospacing="1" w:after="100" w:afterAutospacing="1" w:line="240" w:lineRule="auto"/>
+        <w:rPr>
+          <w:rFonts w:ascii="Times New Roman" w:eastAsia="Times New Roman" w:hAnsi="Times New Roman" w:cs="Times New Roman"/>
+          <w:lang w:eastAsia="es-CL"/>
+        </w:rPr>
+      </w:pPr>
+      <w:r>
+        <w:rPr>
+          <w:rFonts w:ascii="Times New Roman" w:eastAsia="Times New Roman" w:hAnsi="Times New Roman" w:cs="Times New Roman"/>
+          <w:b/>
+          <w:bCs/>
+          <w:lang w:eastAsia="es-CL"/>
         </w:rPr>
         <w:t>CU-01: Registro y Autenticación</w:t>
+      </w:r>
+    </w:p>
+    <w:p>
+      <w:pPr>
+        <w:numPr>
+          <w:ilvl w:val="1"/>
+          <w:numId w:val="16"/>
+        </w:numPr>
+        <w:spacing w:before="100" w:beforeAutospacing="1" w:after="100" w:afterAutospacing="1" w:line="240" w:lineRule="auto"/>
+        <w:rPr>
+          <w:rFonts w:ascii="Times New Roman" w:eastAsia="Times New Roman" w:hAnsi="Times New Roman" w:cs="Times New Roman"/>
+          <w:lang w:eastAsia="es-CL"/>
+        </w:rPr>
+      </w:pPr>
+      <w:r>
+        <w:rPr>
+          <w:rFonts w:ascii="Times New Roman" w:eastAsia="Times New Roman" w:hAnsi="Times New Roman" w:cs="Times New Roman"/>
+          <w:b/>
+          <w:bCs/>
+          <w:lang w:eastAsia="es-CL"/>
+        </w:rPr>
+        <w:t>Actor:</w:t>
+      </w:r>
+      <w:r>
+        <w:rPr>
+          <w:rFonts w:ascii="Times New Roman" w:eastAsia="Times New Roman" w:hAnsi="Times New Roman" w:cs="Times New Roman"/>
+          <w:lang w:eastAsia="es-CL"/>
+        </w:rPr>
+        <w:t xml:space="preserve"> Conductor, Guardia, </w:t>
+      </w:r>
+      <w:proofErr w:type="gramStart"/>
+      <w:r>
+        <w:rPr>
+          <w:rFonts w:ascii="Times New Roman" w:eastAsia="Times New Roman" w:hAnsi="Times New Roman" w:cs="Times New Roman"/>
+          <w:lang w:eastAsia="es-CL"/>
+        </w:rPr>
+        <w:t>Jefe</w:t>
+      </w:r>
+      <w:proofErr w:type="gramEnd"/>
+      <w:r>
+        <w:rPr>
+          <w:rFonts w:ascii="Times New Roman" w:eastAsia="Times New Roman" w:hAnsi="Times New Roman" w:cs="Times New Roman"/>
+          <w:lang w:eastAsia="es-CL"/>
+        </w:rPr>
+        <w:t xml:space="preserve"> de Servicios Generales. </w:t>
+      </w:r>
+    </w:p>
+    <w:p>
+      <w:pPr>
+        <w:numPr>
+          <w:ilvl w:val="1"/>
+          <w:numId w:val="16"/>
+        </w:numPr>
+        <w:spacing w:before="100" w:beforeAutospacing="1" w:after="100" w:afterAutospacing="1" w:line="240" w:lineRule="auto"/>
+        <w:rPr>
+          <w:rFonts w:ascii="Times New Roman" w:eastAsia="Times New Roman" w:hAnsi="Times New Roman" w:cs="Times New Roman"/>
+          <w:lang w:eastAsia="es-CL"/>
+        </w:rPr>
+      </w:pPr>
+      <w:r>
+        <w:rPr>
+          <w:rFonts w:ascii="Times New Roman" w:eastAsia="Times New Roman" w:hAnsi="Times New Roman" w:cs="Times New Roman"/>
+          <w:b/>
+          <w:bCs/>
+          <w:lang w:eastAsia="es-CL"/>
+        </w:rPr>
+        <w:t>Precondición:</w:t>
+      </w:r>
+      <w:r>
+        <w:rPr>
+          <w:rFonts w:ascii="Times New Roman" w:eastAsia="Times New Roman" w:hAnsi="Times New Roman" w:cs="Times New Roman"/>
+          <w:lang w:eastAsia="es-CL"/>
+        </w:rPr>
+        <w:t xml:space="preserve"> El usuario debe estar previamente enrolado en la base de datos por el área de servicios digitales. </w:t>
+      </w:r>
+    </w:p>
+    <w:p>
+      <w:pPr>
+        <w:numPr>
+          <w:ilvl w:val="1"/>
+          <w:numId w:val="16"/>
+        </w:numPr>
+        <w:spacing w:before="100" w:beforeAutospacing="1" w:after="100" w:afterAutospacing="1" w:line="240" w:lineRule="auto"/>
+        <w:rPr>
+          <w:rFonts w:ascii="Times New Roman" w:eastAsia="Times New Roman" w:hAnsi="Times New Roman" w:cs="Times New Roman"/>
+          <w:lang w:eastAsia="es-CL"/>
+        </w:rPr>
+      </w:pPr>
+      <w:r>
+        <w:rPr>
+          <w:rFonts w:ascii="Times New Roman" w:eastAsia="Times New Roman" w:hAnsi="Times New Roman" w:cs="Times New Roman"/>
+          <w:b/>
+          <w:bCs/>
+          <w:lang w:eastAsia="es-CL"/>
+        </w:rPr>
+        <w:t>Flujo Principal:</w:t>
+      </w:r>
+      <w:r>
+        <w:rPr>
+          <w:rFonts w:ascii="Times New Roman" w:eastAsia="Times New Roman" w:hAnsi="Times New Roman" w:cs="Times New Roman"/>
+          <w:lang w:eastAsia="es-CL"/>
+        </w:rPr>
+        <w:t xml:space="preserve"> El usuario accede a la interfaz en </w:t>
+      </w:r>
+      <w:proofErr w:type="spellStart"/>
+      <w:r>
+        <w:rPr>
+          <w:rFonts w:ascii="Times New Roman" w:eastAsia="Times New Roman" w:hAnsi="Times New Roman" w:cs="Times New Roman"/>
+          <w:lang w:eastAsia="es-CL"/>
+        </w:rPr>
+        <w:t>StitchwithGoogle</w:t>
+      </w:r>
+      <w:proofErr w:type="spellEnd"/>
+      <w:r>
+        <w:rPr>
+          <w:rFonts w:ascii="Times New Roman" w:eastAsia="Times New Roman" w:hAnsi="Times New Roman" w:cs="Times New Roman"/>
+          <w:lang w:eastAsia="es-CL"/>
+        </w:rPr>
+        <w:t xml:space="preserve">, introduce sus credenciales, </w:t>
+      </w:r>
+      <w:proofErr w:type="spellStart"/>
+      <w:r>
+        <w:rPr>
+          <w:rFonts w:ascii="Times New Roman" w:eastAsia="Times New Roman" w:hAnsi="Times New Roman" w:cs="Times New Roman"/>
+          <w:lang w:eastAsia="es-CL"/>
+        </w:rPr>
+        <w:t>Firebase</w:t>
+      </w:r>
+      <w:proofErr w:type="spellEnd"/>
+      <w:r>
+        <w:rPr>
+          <w:rFonts w:ascii="Times New Roman" w:eastAsia="Times New Roman" w:hAnsi="Times New Roman" w:cs="Times New Roman"/>
+          <w:lang w:eastAsia="es-CL"/>
+        </w:rPr>
+        <w:t xml:space="preserve"> </w:t>
+      </w:r>
+      <w:proofErr w:type="spellStart"/>
+      <w:r>
+        <w:rPr>
+          <w:rFonts w:ascii="Times New Roman" w:eastAsia="Times New Roman" w:hAnsi="Times New Roman" w:cs="Times New Roman"/>
+          <w:lang w:eastAsia="es-CL"/>
+        </w:rPr>
+        <w:t>Auth</w:t>
+      </w:r>
+      <w:proofErr w:type="spellEnd"/>
+      <w:r>
+        <w:rPr>
+          <w:rFonts w:ascii="Times New Roman" w:eastAsia="Times New Roman" w:hAnsi="Times New Roman" w:cs="Times New Roman"/>
+          <w:lang w:eastAsia="es-CL"/>
+        </w:rPr>
+        <w:t xml:space="preserve"> valida la sesión y </w:t>
+      </w:r>
+      <w:proofErr w:type="spellStart"/>
+      <w:r>
+        <w:rPr>
+          <w:rFonts w:ascii="Times New Roman" w:eastAsia="Times New Roman" w:hAnsi="Times New Roman" w:cs="Times New Roman"/>
+          <w:lang w:eastAsia="es-CL"/>
+        </w:rPr>
+        <w:t>Supabase</w:t>
+      </w:r>
+      <w:proofErr w:type="spellEnd"/>
+      <w:r>
+        <w:rPr>
+          <w:rFonts w:ascii="Times New Roman" w:eastAsia="Times New Roman" w:hAnsi="Times New Roman" w:cs="Times New Roman"/>
+          <w:lang w:eastAsia="es-CL"/>
+        </w:rPr>
+        <w:t xml:space="preserve"> corrobora el rol asociado. </w:t>
       </w:r>
     </w:p>
     <w:p>
       <w:pPr>
         <w:numPr>
           <w:ilvl w:val="0"/>
-          <w:numId w:val="4"/>
+          <w:numId w:val="16"/>
         </w:numPr>
-      </w:pPr>
-      <w:r>
-        <w:rPr>
-          <w:b/>
-          <w:bCs/>
+        <w:spacing w:before="100" w:beforeAutospacing="1" w:after="100" w:afterAutospacing="1" w:line="240" w:lineRule="auto"/>
+        <w:rPr>
+          <w:rFonts w:ascii="Times New Roman" w:eastAsia="Times New Roman" w:hAnsi="Times New Roman" w:cs="Times New Roman"/>
+          <w:lang w:eastAsia="es-CL"/>
+        </w:rPr>
+      </w:pPr>
+      <w:r>
+        <w:rPr>
+          <w:rFonts w:ascii="Times New Roman" w:eastAsia="Times New Roman" w:hAnsi="Times New Roman" w:cs="Times New Roman"/>
+          <w:b/>
+          <w:bCs/>
+          <w:lang w:eastAsia="es-CL"/>
+        </w:rPr>
+        <w:t>CU-02: Registro de Ingreso y Ubicación</w:t>
+      </w:r>
+    </w:p>
+    <w:p>
+      <w:pPr>
+        <w:numPr>
+          <w:ilvl w:val="1"/>
+          <w:numId w:val="16"/>
+        </w:numPr>
+        <w:spacing w:before="100" w:beforeAutospacing="1" w:after="100" w:afterAutospacing="1" w:line="240" w:lineRule="auto"/>
+        <w:rPr>
+          <w:rFonts w:ascii="Times New Roman" w:eastAsia="Times New Roman" w:hAnsi="Times New Roman" w:cs="Times New Roman"/>
+          <w:lang w:eastAsia="es-CL"/>
+        </w:rPr>
+      </w:pPr>
+      <w:r>
+        <w:rPr>
+          <w:rFonts w:ascii="Times New Roman" w:eastAsia="Times New Roman" w:hAnsi="Times New Roman" w:cs="Times New Roman"/>
+          <w:b/>
+          <w:bCs/>
+          <w:lang w:eastAsia="es-CL"/>
         </w:rPr>
         <w:t>Actor:</w:t>
       </w:r>
       <w:r>
-        <w:t xml:space="preserve"> Conductor, Guardia, </w:t>
-      </w:r>
-      <w:proofErr w:type="gramStart"/>
-      <w:r>
-        <w:t>Jefe</w:t>
-      </w:r>
-      <w:proofErr w:type="gramEnd"/>
-      <w:r>
-        <w:t xml:space="preserve"> de Servicios Generales. </w:t>
+        <w:rPr>
+          <w:rFonts w:ascii="Times New Roman" w:eastAsia="Times New Roman" w:hAnsi="Times New Roman" w:cs="Times New Roman"/>
+          <w:lang w:eastAsia="es-CL"/>
+        </w:rPr>
+        <w:t xml:space="preserve"> Conductor. </w:t>
+      </w:r>
+    </w:p>
+    <w:p>
+      <w:pPr>
+        <w:numPr>
+          <w:ilvl w:val="1"/>
+          <w:numId w:val="16"/>
+        </w:numPr>
+        <w:spacing w:before="100" w:beforeAutospacing="1" w:after="100" w:afterAutospacing="1" w:line="240" w:lineRule="auto"/>
+        <w:rPr>
+          <w:rFonts w:ascii="Times New Roman" w:eastAsia="Times New Roman" w:hAnsi="Times New Roman" w:cs="Times New Roman"/>
+          <w:lang w:eastAsia="es-CL"/>
+        </w:rPr>
+      </w:pPr>
+      <w:r>
+        <w:rPr>
+          <w:rFonts w:ascii="Times New Roman" w:eastAsia="Times New Roman" w:hAnsi="Times New Roman" w:cs="Times New Roman"/>
+          <w:b/>
+          <w:bCs/>
+          <w:lang w:eastAsia="es-CL"/>
+        </w:rPr>
+        <w:t>Precondición:</w:t>
+      </w:r>
+      <w:r>
+        <w:rPr>
+          <w:rFonts w:ascii="Times New Roman" w:eastAsia="Times New Roman" w:hAnsi="Times New Roman" w:cs="Times New Roman"/>
+          <w:lang w:eastAsia="es-CL"/>
+        </w:rPr>
+        <w:t xml:space="preserve"> El conductor ha traspasado la barrera automatizada de acceso y cuenta con una sesión activa. </w:t>
+      </w:r>
+    </w:p>
+    <w:p>
+      <w:pPr>
+        <w:numPr>
+          <w:ilvl w:val="1"/>
+          <w:numId w:val="16"/>
+        </w:numPr>
+        <w:spacing w:before="100" w:beforeAutospacing="1" w:after="100" w:afterAutospacing="1" w:line="240" w:lineRule="auto"/>
+        <w:rPr>
+          <w:rFonts w:ascii="Times New Roman" w:eastAsia="Times New Roman" w:hAnsi="Times New Roman" w:cs="Times New Roman"/>
+          <w:lang w:eastAsia="es-CL"/>
+        </w:rPr>
+      </w:pPr>
+      <w:r>
+        <w:rPr>
+          <w:rFonts w:ascii="Times New Roman" w:eastAsia="Times New Roman" w:hAnsi="Times New Roman" w:cs="Times New Roman"/>
+          <w:b/>
+          <w:bCs/>
+          <w:lang w:eastAsia="es-CL"/>
+        </w:rPr>
+        <w:t>Flujo Principal:</w:t>
+      </w:r>
+      <w:r>
+        <w:rPr>
+          <w:rFonts w:ascii="Times New Roman" w:eastAsia="Times New Roman" w:hAnsi="Times New Roman" w:cs="Times New Roman"/>
+          <w:lang w:eastAsia="es-CL"/>
+        </w:rPr>
+        <w:t xml:space="preserve"> El conductor selecciona el número de estacionamiento ocupado en la app móvil; el sistema registra la patente, ubicación y hora en </w:t>
+      </w:r>
+      <w:proofErr w:type="spellStart"/>
+      <w:r>
+        <w:rPr>
+          <w:rFonts w:ascii="Times New Roman" w:eastAsia="Times New Roman" w:hAnsi="Times New Roman" w:cs="Times New Roman"/>
+          <w:lang w:eastAsia="es-CL"/>
+        </w:rPr>
+        <w:t>Supabase</w:t>
+      </w:r>
+      <w:proofErr w:type="spellEnd"/>
+      <w:r>
+        <w:rPr>
+          <w:rFonts w:ascii="Times New Roman" w:eastAsia="Times New Roman" w:hAnsi="Times New Roman" w:cs="Times New Roman"/>
+          <w:lang w:eastAsia="es-CL"/>
+        </w:rPr>
+        <w:t xml:space="preserve">, cambiando el estado a "Ocupado" de forma global. </w:t>
       </w:r>
     </w:p>
     <w:p>
       <w:pPr>
         <w:numPr>
           <w:ilvl w:val="0"/>
-          <w:numId w:val="4"/>
+          <w:numId w:val="16"/>
         </w:numPr>
-      </w:pPr>
-      <w:r>
-        <w:rPr>
-          <w:b/>
-          <w:bCs/>
+        <w:spacing w:before="100" w:beforeAutospacing="1" w:after="100" w:afterAutospacing="1" w:line="240" w:lineRule="auto"/>
+        <w:rPr>
+          <w:rFonts w:ascii="Times New Roman" w:eastAsia="Times New Roman" w:hAnsi="Times New Roman" w:cs="Times New Roman"/>
+          <w:lang w:eastAsia="es-CL"/>
+        </w:rPr>
+      </w:pPr>
+      <w:r>
+        <w:rPr>
+          <w:rFonts w:ascii="Times New Roman" w:eastAsia="Times New Roman" w:hAnsi="Times New Roman" w:cs="Times New Roman"/>
+          <w:b/>
+          <w:bCs/>
+          <w:lang w:eastAsia="es-CL"/>
+        </w:rPr>
+        <w:t>CU-03: Gestión y Bloqueo de Espacios</w:t>
+      </w:r>
+    </w:p>
+    <w:p>
+      <w:pPr>
+        <w:numPr>
+          <w:ilvl w:val="1"/>
+          <w:numId w:val="16"/>
+        </w:numPr>
+        <w:spacing w:before="100" w:beforeAutospacing="1" w:after="100" w:afterAutospacing="1" w:line="240" w:lineRule="auto"/>
+        <w:rPr>
+          <w:rFonts w:ascii="Times New Roman" w:eastAsia="Times New Roman" w:hAnsi="Times New Roman" w:cs="Times New Roman"/>
+          <w:lang w:eastAsia="es-CL"/>
+        </w:rPr>
+      </w:pPr>
+      <w:r>
+        <w:rPr>
+          <w:rFonts w:ascii="Times New Roman" w:eastAsia="Times New Roman" w:hAnsi="Times New Roman" w:cs="Times New Roman"/>
+          <w:b/>
+          <w:bCs/>
+          <w:lang w:eastAsia="es-CL"/>
+        </w:rPr>
+        <w:t>Actor:</w:t>
+      </w:r>
+      <w:r>
+        <w:rPr>
+          <w:rFonts w:ascii="Times New Roman" w:eastAsia="Times New Roman" w:hAnsi="Times New Roman" w:cs="Times New Roman"/>
+          <w:lang w:eastAsia="es-CL"/>
+        </w:rPr>
+        <w:t xml:space="preserve"> </w:t>
+      </w:r>
+      <w:proofErr w:type="gramStart"/>
+      <w:r>
+        <w:rPr>
+          <w:rFonts w:ascii="Times New Roman" w:eastAsia="Times New Roman" w:hAnsi="Times New Roman" w:cs="Times New Roman"/>
+          <w:lang w:eastAsia="es-CL"/>
+        </w:rPr>
+        <w:t>Jefe</w:t>
+      </w:r>
+      <w:proofErr w:type="gramEnd"/>
+      <w:r>
+        <w:rPr>
+          <w:rFonts w:ascii="Times New Roman" w:eastAsia="Times New Roman" w:hAnsi="Times New Roman" w:cs="Times New Roman"/>
+          <w:lang w:eastAsia="es-CL"/>
+        </w:rPr>
+        <w:t xml:space="preserve"> de Seguridad, Jefe de Servicios Generales. </w:t>
+      </w:r>
+    </w:p>
+    <w:p>
+      <w:pPr>
+        <w:numPr>
+          <w:ilvl w:val="1"/>
+          <w:numId w:val="16"/>
+        </w:numPr>
+        <w:spacing w:before="100" w:beforeAutospacing="1" w:after="100" w:afterAutospacing="1" w:line="240" w:lineRule="auto"/>
+        <w:rPr>
+          <w:rFonts w:ascii="Times New Roman" w:eastAsia="Times New Roman" w:hAnsi="Times New Roman" w:cs="Times New Roman"/>
+          <w:lang w:eastAsia="es-CL"/>
+        </w:rPr>
+      </w:pPr>
+      <w:r>
+        <w:rPr>
+          <w:rFonts w:ascii="Times New Roman" w:eastAsia="Times New Roman" w:hAnsi="Times New Roman" w:cs="Times New Roman"/>
+          <w:b/>
+          <w:bCs/>
+          <w:lang w:eastAsia="es-CL"/>
         </w:rPr>
         <w:t>Precondición:</w:t>
       </w:r>
       <w:r>
-        <w:t xml:space="preserve"> El usuario debe estar previamente enrolado en la base de datos por el área de servicios digitales. </w:t>
+        <w:rPr>
+          <w:rFonts w:ascii="Times New Roman" w:eastAsia="Times New Roman" w:hAnsi="Times New Roman" w:cs="Times New Roman"/>
+          <w:lang w:eastAsia="es-CL"/>
+        </w:rPr>
+        <w:t xml:space="preserve"> El usuario administrativo se encuentra autenticado en el sistema. </w:t>
+      </w:r>
+    </w:p>
+    <w:p>
+      <w:pPr>
+        <w:numPr>
+          <w:ilvl w:val="1"/>
+          <w:numId w:val="16"/>
+        </w:numPr>
+        <w:spacing w:before="100" w:beforeAutospacing="1" w:after="100" w:afterAutospacing="1" w:line="240" w:lineRule="auto"/>
+        <w:rPr>
+          <w:rFonts w:ascii="Times New Roman" w:eastAsia="Times New Roman" w:hAnsi="Times New Roman" w:cs="Times New Roman"/>
+          <w:lang w:eastAsia="es-CL"/>
+        </w:rPr>
+      </w:pPr>
+      <w:r>
+        <w:rPr>
+          <w:rFonts w:ascii="Times New Roman" w:eastAsia="Times New Roman" w:hAnsi="Times New Roman" w:cs="Times New Roman"/>
+          <w:b/>
+          <w:bCs/>
+          <w:lang w:eastAsia="es-CL"/>
+        </w:rPr>
+        <w:t>Flujo Principal:</w:t>
+      </w:r>
+      <w:r>
+        <w:rPr>
+          <w:rFonts w:ascii="Times New Roman" w:eastAsia="Times New Roman" w:hAnsi="Times New Roman" w:cs="Times New Roman"/>
+          <w:lang w:eastAsia="es-CL"/>
+        </w:rPr>
+        <w:t xml:space="preserve"> El jefe selecciona cuadrantes del mapa virtual de 110 espacios, elige "Reservar" o "Bloquear" y Google Cloud </w:t>
+      </w:r>
+      <w:proofErr w:type="spellStart"/>
+      <w:r>
+        <w:rPr>
+          <w:rFonts w:ascii="Times New Roman" w:eastAsia="Times New Roman" w:hAnsi="Times New Roman" w:cs="Times New Roman"/>
+          <w:lang w:eastAsia="es-CL"/>
+        </w:rPr>
+        <w:t>Functions</w:t>
+      </w:r>
+      <w:proofErr w:type="spellEnd"/>
+      <w:r>
+        <w:rPr>
+          <w:rFonts w:ascii="Times New Roman" w:eastAsia="Times New Roman" w:hAnsi="Times New Roman" w:cs="Times New Roman"/>
+          <w:lang w:eastAsia="es-CL"/>
+        </w:rPr>
+        <w:t xml:space="preserve"> procesa la restricción actualizando </w:t>
+      </w:r>
+      <w:proofErr w:type="spellStart"/>
+      <w:r>
+        <w:rPr>
+          <w:rFonts w:ascii="Times New Roman" w:eastAsia="Times New Roman" w:hAnsi="Times New Roman" w:cs="Times New Roman"/>
+          <w:lang w:eastAsia="es-CL"/>
+        </w:rPr>
+        <w:t>Supabase</w:t>
+      </w:r>
+      <w:proofErr w:type="spellEnd"/>
+      <w:r>
+        <w:rPr>
+          <w:rFonts w:ascii="Times New Roman" w:eastAsia="Times New Roman" w:hAnsi="Times New Roman" w:cs="Times New Roman"/>
+          <w:lang w:eastAsia="es-CL"/>
+        </w:rPr>
+        <w:t xml:space="preserve">. </w:t>
       </w:r>
     </w:p>
     <w:p>
       <w:pPr>
         <w:numPr>
           <w:ilvl w:val="0"/>
-          <w:numId w:val="4"/>
+          <w:numId w:val="16"/>
         </w:numPr>
-      </w:pPr>
-      <w:r>
-        <w:rPr>
-          <w:b/>
-          <w:bCs/>
-        </w:rPr>
-        <w:t>Flujo Principal:</w:t>
+        <w:spacing w:before="100" w:beforeAutospacing="1" w:after="100" w:afterAutospacing="1" w:line="240" w:lineRule="auto"/>
+        <w:rPr>
+          <w:rFonts w:ascii="Times New Roman" w:eastAsia="Times New Roman" w:hAnsi="Times New Roman" w:cs="Times New Roman"/>
+          <w:lang w:eastAsia="es-CL"/>
+        </w:rPr>
+      </w:pPr>
+      <w:r>
+        <w:rPr>
+          <w:rFonts w:ascii="Times New Roman" w:eastAsia="Times New Roman" w:hAnsi="Times New Roman" w:cs="Times New Roman"/>
+          <w:b/>
+          <w:bCs/>
+          <w:lang w:eastAsia="es-CL"/>
+        </w:rPr>
+        <w:t>CU-04: Consulta de Tendencias y Predicción por IA</w:t>
       </w:r>
     </w:p>
     <w:p>
       <w:pPr>
         <w:numPr>
           <w:ilvl w:val="1"/>
-          <w:numId w:val="4"/>
+          <w:numId w:val="16"/>
         </w:numPr>
-      </w:pPr>
-      <w:r>
-        <w:t xml:space="preserve">El usuario accede a la interfaz en </w:t>
-      </w:r>
-      <w:proofErr w:type="spellStart"/>
-      <w:r>
-        <w:t>StitchwithGoogle</w:t>
-      </w:r>
-      <w:proofErr w:type="spellEnd"/>
-      <w:r>
-        <w:t xml:space="preserve">. </w:t>
+        <w:spacing w:before="100" w:beforeAutospacing="1" w:after="100" w:afterAutospacing="1" w:line="240" w:lineRule="auto"/>
+        <w:rPr>
+          <w:rFonts w:ascii="Times New Roman" w:eastAsia="Times New Roman" w:hAnsi="Times New Roman" w:cs="Times New Roman"/>
+          <w:lang w:eastAsia="es-CL"/>
+        </w:rPr>
+      </w:pPr>
+      <w:r>
+        <w:rPr>
+          <w:rFonts w:ascii="Times New Roman" w:eastAsia="Times New Roman" w:hAnsi="Times New Roman" w:cs="Times New Roman"/>
+          <w:b/>
+          <w:bCs/>
+          <w:lang w:eastAsia="es-CL"/>
+        </w:rPr>
+        <w:t>Actor:</w:t>
+      </w:r>
+      <w:r>
+        <w:rPr>
+          <w:rFonts w:ascii="Times New Roman" w:eastAsia="Times New Roman" w:hAnsi="Times New Roman" w:cs="Times New Roman"/>
+          <w:lang w:eastAsia="es-CL"/>
+        </w:rPr>
+        <w:t xml:space="preserve"> </w:t>
+      </w:r>
+      <w:proofErr w:type="gramStart"/>
+      <w:r>
+        <w:rPr>
+          <w:rFonts w:ascii="Times New Roman" w:eastAsia="Times New Roman" w:hAnsi="Times New Roman" w:cs="Times New Roman"/>
+          <w:lang w:eastAsia="es-CL"/>
+        </w:rPr>
+        <w:t>Jefe</w:t>
+      </w:r>
+      <w:proofErr w:type="gramEnd"/>
+      <w:r>
+        <w:rPr>
+          <w:rFonts w:ascii="Times New Roman" w:eastAsia="Times New Roman" w:hAnsi="Times New Roman" w:cs="Times New Roman"/>
+          <w:lang w:eastAsia="es-CL"/>
+        </w:rPr>
+        <w:t xml:space="preserve"> de Servicios Generales, Directivos. </w:t>
       </w:r>
     </w:p>
     <w:p>
       <w:pPr>
         <w:numPr>
           <w:ilvl w:val="1"/>
-          <w:numId w:val="4"/>
+          <w:numId w:val="16"/>
         </w:numPr>
-      </w:pPr>
-      <w:r>
-        <w:t xml:space="preserve">El usuario introduce sus credenciales de acceso. </w:t>
+        <w:spacing w:before="100" w:beforeAutospacing="1" w:after="100" w:afterAutospacing="1" w:line="240" w:lineRule="auto"/>
+        <w:rPr>
+          <w:rFonts w:ascii="Times New Roman" w:eastAsia="Times New Roman" w:hAnsi="Times New Roman" w:cs="Times New Roman"/>
+          <w:lang w:eastAsia="es-CL"/>
+        </w:rPr>
+      </w:pPr>
+      <w:r>
+        <w:rPr>
+          <w:rFonts w:ascii="Times New Roman" w:eastAsia="Times New Roman" w:hAnsi="Times New Roman" w:cs="Times New Roman"/>
+          <w:b/>
+          <w:bCs/>
+          <w:lang w:eastAsia="es-CL"/>
+        </w:rPr>
+        <w:t>Precondición:</w:t>
+      </w:r>
+      <w:r>
+        <w:rPr>
+          <w:rFonts w:ascii="Times New Roman" w:eastAsia="Times New Roman" w:hAnsi="Times New Roman" w:cs="Times New Roman"/>
+          <w:lang w:eastAsia="es-CL"/>
+        </w:rPr>
+        <w:t xml:space="preserve"> Existencia de registros históricos de acceso acumulados en la base de datos. </w:t>
       </w:r>
     </w:p>
     <w:p>
       <w:pPr>
         <w:numPr>
           <w:ilvl w:val="1"/>
-          <w:numId w:val="4"/>
+          <w:numId w:val="16"/>
         </w:numPr>
-      </w:pPr>
+        <w:spacing w:before="100" w:beforeAutospacing="1" w:after="100" w:afterAutospacing="1" w:line="240" w:lineRule="auto"/>
+        <w:rPr>
+          <w:rFonts w:ascii="Times New Roman" w:eastAsia="Times New Roman" w:hAnsi="Times New Roman" w:cs="Times New Roman"/>
+          <w:lang w:eastAsia="es-CL"/>
+        </w:rPr>
+      </w:pPr>
+      <w:r>
+        <w:rPr>
+          <w:rFonts w:ascii="Times New Roman" w:eastAsia="Times New Roman" w:hAnsi="Times New Roman" w:cs="Times New Roman"/>
+          <w:b/>
+          <w:bCs/>
+          <w:lang w:eastAsia="es-CL"/>
+        </w:rPr>
+        <w:t>Flujo Principal:</w:t>
+      </w:r>
+      <w:r>
+        <w:rPr>
+          <w:rFonts w:ascii="Times New Roman" w:eastAsia="Times New Roman" w:hAnsi="Times New Roman" w:cs="Times New Roman"/>
+          <w:lang w:eastAsia="es-CL"/>
+        </w:rPr>
+        <w:t xml:space="preserve"> El administrador solicita una proyección, la app envía los históricos de </w:t>
+      </w:r>
       <w:proofErr w:type="spellStart"/>
       <w:r>
-        <w:t>Firebase</w:t>
+        <w:rPr>
+          <w:rFonts w:ascii="Times New Roman" w:eastAsia="Times New Roman" w:hAnsi="Times New Roman" w:cs="Times New Roman"/>
+          <w:lang w:eastAsia="es-CL"/>
+        </w:rPr>
+        <w:t>Supabase</w:t>
       </w:r>
       <w:proofErr w:type="spellEnd"/>
       <w:r>
-        <w:t xml:space="preserve"> </w:t>
-      </w:r>
-      <w:proofErr w:type="spellStart"/>
-      <w:r>
-        <w:t>Auth</w:t>
-      </w:r>
-      <w:proofErr w:type="spellEnd"/>
-      <w:r>
-        <w:t xml:space="preserve"> valida las credenciales y genera el token de sesión. </w:t>
-      </w:r>
-    </w:p>
-    <w:p>
-      <w:pPr>
-        <w:numPr>
-          <w:ilvl w:val="1"/>
-          <w:numId w:val="4"/>
-        </w:numPr>
-      </w:pPr>
-      <w:proofErr w:type="spellStart"/>
-      <w:r>
-        <w:t>Supabase</w:t>
-      </w:r>
-      <w:proofErr w:type="spellEnd"/>
-      <w:r>
-        <w:t xml:space="preserve"> valida el rol asociado al identificador del usuario. </w:t>
-      </w:r>
-    </w:p>
-    <w:p>
-      <w:pPr>
-        <w:numPr>
-          <w:ilvl w:val="0"/>
-          <w:numId w:val="4"/>
-        </w:numPr>
-      </w:pPr>
-      <w:r>
-        <w:rPr>
-          <w:b/>
-          <w:bCs/>
-        </w:rPr>
-        <w:t>Postcondición:</w:t>
-      </w:r>
-      <w:r>
-        <w:t xml:space="preserve"> El usuario visualiza la interfaz adaptada específicamente a las funciones de su rol. </w:t>
-      </w:r>
-    </w:p>
-    <w:p>
-      <w:r>
-        <w:rPr>
-          <w:b/>
-          <w:bCs/>
-        </w:rPr>
-        <w:t>CU-02: Registro de Ingreso y Ubicación</w:t>
-      </w:r>
-    </w:p>
-    <w:p>
-      <w:pPr>
-        <w:numPr>
-          <w:ilvl w:val="0"/>
-          <w:numId w:val="5"/>
-        </w:numPr>
-      </w:pPr>
-      <w:r>
-        <w:rPr>
-          <w:b/>
-          <w:bCs/>
-        </w:rPr>
-        <w:t>Actor:</w:t>
-      </w:r>
-      <w:r>
-        <w:t xml:space="preserve"> Conductor. </w:t>
-      </w:r>
-    </w:p>
-    <w:p>
-      <w:pPr>
-        <w:numPr>
-          <w:ilvl w:val="0"/>
-          <w:numId w:val="5"/>
-        </w:numPr>
-      </w:pPr>
-      <w:r>
-        <w:rPr>
-          <w:b/>
-          <w:bCs/>
-        </w:rPr>
-        <w:t>Precondición:</w:t>
-      </w:r>
-      <w:r>
-        <w:t xml:space="preserve"> El conductor ha traspasado la barrera automatizada de acceso y cuenta con una sesión activa. </w:t>
-      </w:r>
-    </w:p>
-    <w:p>
-      <w:pPr>
-        <w:numPr>
-          <w:ilvl w:val="0"/>
-          <w:numId w:val="5"/>
-        </w:numPr>
-      </w:pPr>
-      <w:r>
-        <w:rPr>
-          <w:b/>
-          <w:bCs/>
-        </w:rPr>
-        <w:t>Flujo Principal:</w:t>
-      </w:r>
-    </w:p>
-    <w:p>
-      <w:pPr>
-        <w:numPr>
-          <w:ilvl w:val="1"/>
-          <w:numId w:val="5"/>
-        </w:numPr>
-      </w:pPr>
-      <w:r>
-        <w:t xml:space="preserve">El conductor abre la aplicación móvil en su dispositivo. </w:t>
-      </w:r>
-    </w:p>
-    <w:p>
-      <w:pPr>
-        <w:numPr>
-          <w:ilvl w:val="1"/>
-          <w:numId w:val="5"/>
-        </w:numPr>
-      </w:pPr>
-      <w:r>
-        <w:t xml:space="preserve">Selecciona el número de estacionamiento ocupado de la lista de disponibles. </w:t>
-      </w:r>
-    </w:p>
-    <w:p>
-      <w:pPr>
-        <w:numPr>
-          <w:ilvl w:val="1"/>
-          <w:numId w:val="5"/>
-        </w:numPr>
-      </w:pPr>
-      <w:r>
+        <w:rPr>
+          <w:rFonts w:ascii="Times New Roman" w:eastAsia="Times New Roman" w:hAnsi="Times New Roman" w:cs="Times New Roman"/>
+          <w:lang w:eastAsia="es-CL"/>
+        </w:rPr>
+        <w:t xml:space="preserve"> a través de una función hacia Google AI Studio, el cual procesa la información y devuelve el análisis de saturación. </w:t>
+      </w:r>
+    </w:p>
+    <w:p>
+      <w:pPr>
+        <w:spacing w:before="100" w:beforeAutospacing="1" w:after="100" w:afterAutospacing="1" w:line="240" w:lineRule="auto"/>
+        <w:outlineLvl w:val="1"/>
+        <w:rPr>
+          <w:rFonts w:ascii="Times New Roman" w:eastAsia="Times New Roman" w:hAnsi="Times New Roman" w:cs="Times New Roman"/>
+          <w:b/>
+          <w:bCs/>
+          <w:sz w:val="36"/>
+          <w:szCs w:val="36"/>
+          <w:lang w:eastAsia="es-CL"/>
+        </w:rPr>
+      </w:pPr>
+      <w:r>
+        <w:rPr>
+          <w:noProof/>
+        </w:rPr>
         <w:lastRenderedPageBreak/>
-        <w:t xml:space="preserve">El sistema registra la asociación en </w:t>
-      </w:r>
-      <w:proofErr w:type="spellStart"/>
-      <w:r>
-        <w:t>Supabase</w:t>
-      </w:r>
-      <w:proofErr w:type="spellEnd"/>
-      <w:r>
-        <w:t xml:space="preserve"> vinculando patente, conductor, ubicación y hora de llegada. </w:t>
-      </w:r>
-    </w:p>
-    <w:p>
-      <w:pPr>
-        <w:numPr>
-          <w:ilvl w:val="1"/>
-          <w:numId w:val="5"/>
-        </w:numPr>
-      </w:pPr>
-      <w:r>
-        <w:t xml:space="preserve">La base de datos actualiza el estado del cupo específico a "Ocupado". </w:t>
-      </w:r>
-    </w:p>
-    <w:p>
-      <w:pPr>
-        <w:numPr>
-          <w:ilvl w:val="0"/>
-          <w:numId w:val="5"/>
-        </w:numPr>
-      </w:pPr>
-      <w:r>
-        <w:rPr>
-          <w:b/>
-          <w:bCs/>
-        </w:rPr>
-        <w:t>Postcondición:</w:t>
-      </w:r>
-      <w:r>
-        <w:t xml:space="preserve"> El espacio cambia de estado globalmente y se refleja en el panel del guardia de inmediato. </w:t>
-      </w:r>
-    </w:p>
-    <w:p>
-      <w:r>
-        <w:rPr>
-          <w:b/>
-          <w:bCs/>
-        </w:rPr>
-        <w:t>CU-03: Gestión y Bloqueo de Espacios</w:t>
-      </w:r>
-    </w:p>
-    <w:p>
-      <w:pPr>
-        <w:numPr>
-          <w:ilvl w:val="0"/>
-          <w:numId w:val="6"/>
-        </w:numPr>
-      </w:pPr>
-      <w:r>
-        <w:rPr>
-          <w:b/>
-          <w:bCs/>
-        </w:rPr>
-        <w:t>Actor:</w:t>
-      </w:r>
-      <w:r>
-        <w:t xml:space="preserve"> </w:t>
-      </w:r>
-      <w:proofErr w:type="gramStart"/>
-      <w:r>
-        <w:t>Jefe</w:t>
-      </w:r>
-      <w:proofErr w:type="gramEnd"/>
-      <w:r>
-        <w:t xml:space="preserve"> de Seguridad, Jefe de Servicios Generales. </w:t>
-      </w:r>
-    </w:p>
-    <w:p>
-      <w:pPr>
-        <w:numPr>
-          <w:ilvl w:val="0"/>
-          <w:numId w:val="6"/>
-        </w:numPr>
-      </w:pPr>
-      <w:r>
-        <w:rPr>
-          <w:b/>
-          <w:bCs/>
-        </w:rPr>
-        <w:t>Precondición:</w:t>
-      </w:r>
-      <w:r>
-        <w:t xml:space="preserve"> El usuario administrativo se encuentra autenticado en el sistema. </w:t>
-      </w:r>
-    </w:p>
-    <w:p>
-      <w:pPr>
-        <w:numPr>
-          <w:ilvl w:val="0"/>
-          <w:numId w:val="6"/>
-        </w:numPr>
-      </w:pPr>
-      <w:r>
-        <w:rPr>
-          <w:b/>
-          <w:bCs/>
-        </w:rPr>
-        <w:t>Flujo Principal:</w:t>
-      </w:r>
-    </w:p>
-    <w:p>
-      <w:pPr>
-        <w:numPr>
-          <w:ilvl w:val="1"/>
-          <w:numId w:val="6"/>
-        </w:numPr>
-      </w:pPr>
-      <w:r>
-        <w:t xml:space="preserve">El jefe accede a la vista de Gestión de Estacionamientos. </w:t>
-      </w:r>
-    </w:p>
-    <w:p>
-      <w:pPr>
-        <w:numPr>
-          <w:ilvl w:val="1"/>
-          <w:numId w:val="6"/>
-        </w:numPr>
-      </w:pPr>
-      <w:r>
-        <w:t xml:space="preserve">Selecciona uno o varios cuadrantes del mapa virtual de 110 espacios. </w:t>
-      </w:r>
-    </w:p>
-    <w:p>
-      <w:pPr>
-        <w:numPr>
-          <w:ilvl w:val="1"/>
-          <w:numId w:val="6"/>
-        </w:numPr>
-      </w:pPr>
-      <w:r>
-        <w:t xml:space="preserve">Selecciona la opción "Reservar para Visita" o "Bloquear por Seguridad". </w:t>
-      </w:r>
-    </w:p>
-    <w:p>
-      <w:pPr>
-        <w:numPr>
-          <w:ilvl w:val="1"/>
-          <w:numId w:val="6"/>
-        </w:numPr>
-      </w:pPr>
-      <w:r>
-        <w:t xml:space="preserve">Google Cloud </w:t>
-      </w:r>
-      <w:proofErr w:type="spellStart"/>
-      <w:r>
-        <w:t>Functions</w:t>
-      </w:r>
-      <w:proofErr w:type="spellEnd"/>
-      <w:r>
-        <w:t xml:space="preserve"> procesa la solicitud y actualiza las restricciones en </w:t>
-      </w:r>
-      <w:proofErr w:type="spellStart"/>
-      <w:r>
-        <w:t>Supabase</w:t>
-      </w:r>
-      <w:proofErr w:type="spellEnd"/>
-      <w:r>
-        <w:t xml:space="preserve">. </w:t>
-      </w:r>
-    </w:p>
-    <w:p>
-      <w:pPr>
-        <w:numPr>
-          <w:ilvl w:val="0"/>
-          <w:numId w:val="6"/>
-        </w:numPr>
-      </w:pPr>
-      <w:r>
-        <w:rPr>
-          <w:b/>
-          <w:bCs/>
-        </w:rPr>
-        <w:t>Postcondición:</w:t>
-      </w:r>
-      <w:r>
-        <w:t xml:space="preserve"> El panel de la portería muestra visualmente los espacios reservados o inhabilitados. </w:t>
-      </w:r>
-    </w:p>
-    <w:p>
-      <w:r>
-        <w:rPr>
-          <w:b/>
-          <w:bCs/>
-        </w:rPr>
-        <w:t>CU-04: Consulta de Tendencias y Predicción por IA</w:t>
-      </w:r>
-    </w:p>
-    <w:p>
-      <w:pPr>
-        <w:numPr>
-          <w:ilvl w:val="0"/>
-          <w:numId w:val="7"/>
-        </w:numPr>
-      </w:pPr>
-      <w:r>
-        <w:rPr>
-          <w:b/>
-          <w:bCs/>
-        </w:rPr>
-        <w:t>Actor:</w:t>
-      </w:r>
-      <w:r>
-        <w:t xml:space="preserve"> </w:t>
-      </w:r>
-      <w:proofErr w:type="gramStart"/>
-      <w:r>
-        <w:t>Jefe</w:t>
-      </w:r>
-      <w:proofErr w:type="gramEnd"/>
-      <w:r>
-        <w:t xml:space="preserve"> de Servicios Generales, Directivos. </w:t>
-      </w:r>
-    </w:p>
-    <w:p>
-      <w:pPr>
-        <w:numPr>
-          <w:ilvl w:val="0"/>
-          <w:numId w:val="7"/>
-        </w:numPr>
-      </w:pPr>
-      <w:r>
-        <w:rPr>
-          <w:b/>
-          <w:bCs/>
-        </w:rPr>
-        <w:t>Precondición:</w:t>
-      </w:r>
-      <w:r>
-        <w:t xml:space="preserve"> Existencia de registros históricos de acceso acumulados en la base de datos. </w:t>
-      </w:r>
-    </w:p>
-    <w:p>
-      <w:pPr>
-        <w:numPr>
-          <w:ilvl w:val="0"/>
-          <w:numId w:val="7"/>
-        </w:numPr>
-      </w:pPr>
-      <w:r>
-        <w:rPr>
-          <w:b/>
-          <w:bCs/>
-        </w:rPr>
-        <w:t>Flujo Principal:</w:t>
-      </w:r>
-    </w:p>
-    <w:p>
-      <w:pPr>
-        <w:numPr>
-          <w:ilvl w:val="1"/>
-          <w:numId w:val="7"/>
-        </w:numPr>
-      </w:pPr>
-      <w:r>
-        <w:t xml:space="preserve">El administrador accede al módulo de reportes y solicita una proyección de la ocupación para un día y bloque horario específico. </w:t>
-      </w:r>
-    </w:p>
-    <w:p>
-      <w:pPr>
-        <w:numPr>
-          <w:ilvl w:val="1"/>
-          <w:numId w:val="7"/>
-        </w:numPr>
-      </w:pPr>
-      <w:r>
-        <w:t xml:space="preserve">La aplicación realiza una petición a la Google Cloud </w:t>
-      </w:r>
-      <w:proofErr w:type="spellStart"/>
-      <w:r>
-        <w:t>Function</w:t>
-      </w:r>
-      <w:proofErr w:type="spellEnd"/>
-      <w:r>
-        <w:t xml:space="preserve"> encargada del análisis. </w:t>
-      </w:r>
-    </w:p>
-    <w:p>
-      <w:pPr>
-        <w:numPr>
-          <w:ilvl w:val="1"/>
-          <w:numId w:val="7"/>
-        </w:numPr>
-      </w:pPr>
-      <w:r>
-        <w:t xml:space="preserve">La función recopila el histórico de </w:t>
-      </w:r>
-      <w:proofErr w:type="spellStart"/>
-      <w:r>
-        <w:t>Supabase</w:t>
-      </w:r>
-      <w:proofErr w:type="spellEnd"/>
-      <w:r>
-        <w:t xml:space="preserve"> y envía el </w:t>
-      </w:r>
-      <w:proofErr w:type="spellStart"/>
-      <w:r>
-        <w:t>prompt</w:t>
-      </w:r>
-      <w:proofErr w:type="spellEnd"/>
-      <w:r>
-        <w:t xml:space="preserve"> estructurado a Google AI Studio. </w:t>
-      </w:r>
-    </w:p>
-    <w:p>
-      <w:pPr>
-        <w:numPr>
-          <w:ilvl w:val="1"/>
-          <w:numId w:val="7"/>
-        </w:numPr>
-      </w:pPr>
-      <w:r>
-        <w:t xml:space="preserve">Google AI Studio procesa la información y devuelve un análisis predictivo de saturación de la sede. </w:t>
-      </w:r>
-    </w:p>
-    <w:p>
-      <w:pPr>
-        <w:numPr>
-          <w:ilvl w:val="1"/>
-          <w:numId w:val="7"/>
-        </w:numPr>
-      </w:pPr>
-      <w:r>
-        <w:lastRenderedPageBreak/>
-        <w:t xml:space="preserve">El sistema despliega el reporte analítico en una interfaz gráfica legible. </w:t>
-      </w:r>
-    </w:p>
-    <w:p>
-      <w:pPr>
-        <w:ind w:left="1440"/>
-      </w:pPr>
-      <w:r>
         <w:drawing>
-          <wp:inline distT="0" distB="0" distL="0" distR="0" wp14:anchorId="2E171078" wp14:editId="4F83D764">
+          <wp:inline distT="0" distB="0" distL="0" distR="0" wp14:anchorId="614A5AD1" wp14:editId="7C8AF00B">
             <wp:extent cx="5006074" cy="3382645"/>
             <wp:effectExtent l="0" t="0" r="4445" b="8255"/>
             <wp:docPr id="1" name="Imagen 1"/>
@@ -1037,190 +1304,480 @@
           </wp:inline>
         </w:drawing>
       </w:r>
-    </w:p>
-    <w:p>
-      <w:pPr>
-        <w:rPr>
-          <w:b/>
-          <w:bCs/>
-        </w:rPr>
-      </w:pPr>
-      <w:r>
-        <w:rPr>
-          <w:b/>
-          <w:bCs/>
-        </w:rPr>
-        <w:t>4. Interfaces Externas</w:t>
-      </w:r>
-    </w:p>
-    <w:p>
-      <w:pPr>
-        <w:rPr>
-          <w:b/>
-          <w:bCs/>
-        </w:rPr>
-      </w:pPr>
-      <w:r>
-        <w:rPr>
-          <w:b/>
-          <w:bCs/>
-        </w:rPr>
-        <w:t>4.1 Interfaces de Usuario (UI)</w:t>
-      </w:r>
-    </w:p>
-    <w:p>
-      <w:r>
-        <w:t xml:space="preserve">Diseño responsivo optimizado para </w:t>
+      <w:r>
+        <w:rPr>
+          <w:rFonts w:ascii="Times New Roman" w:eastAsia="Times New Roman" w:hAnsi="Times New Roman" w:cs="Times New Roman"/>
+          <w:b/>
+          <w:bCs/>
+          <w:sz w:val="36"/>
+          <w:szCs w:val="36"/>
+          <w:lang w:eastAsia="es-CL"/>
+        </w:rPr>
+        <w:t>2. MODELO SOLUCIÓN ARQUITECTURA</w:t>
+      </w:r>
+    </w:p>
+    <w:p>
+      <w:pPr>
+        <w:spacing w:before="100" w:beforeAutospacing="1" w:after="100" w:afterAutospacing="1" w:line="240" w:lineRule="auto"/>
+        <w:rPr>
+          <w:rFonts w:ascii="Times New Roman" w:eastAsia="Times New Roman" w:hAnsi="Times New Roman" w:cs="Times New Roman"/>
+          <w:lang w:eastAsia="es-CL"/>
+        </w:rPr>
+      </w:pPr>
+      <w:r>
+        <w:rPr>
+          <w:rFonts w:ascii="Times New Roman" w:eastAsia="Times New Roman" w:hAnsi="Times New Roman" w:cs="Times New Roman"/>
+          <w:lang w:eastAsia="es-CL"/>
+        </w:rPr>
+        <w:t xml:space="preserve">El ecosistema tecnológico está diseñado bajo una arquitectura desacoplada y orientada a servicios en tiempo real, garantizando la escalabilidad y seguridad de la información. </w:t>
+      </w:r>
+    </w:p>
+    <w:p>
+      <w:pPr>
+        <w:numPr>
+          <w:ilvl w:val="0"/>
+          <w:numId w:val="17"/>
+        </w:numPr>
+        <w:spacing w:before="100" w:beforeAutospacing="1" w:after="100" w:afterAutospacing="1" w:line="240" w:lineRule="auto"/>
+        <w:rPr>
+          <w:rFonts w:ascii="Times New Roman" w:eastAsia="Times New Roman" w:hAnsi="Times New Roman" w:cs="Times New Roman"/>
+          <w:lang w:eastAsia="es-CL"/>
+        </w:rPr>
+      </w:pPr>
+      <w:r>
+        <w:rPr>
+          <w:rFonts w:ascii="Times New Roman" w:eastAsia="Times New Roman" w:hAnsi="Times New Roman" w:cs="Times New Roman"/>
+          <w:b/>
+          <w:bCs/>
+          <w:lang w:eastAsia="es-CL"/>
+        </w:rPr>
+        <w:t>Capa de Presentación (</w:t>
       </w:r>
       <w:proofErr w:type="spellStart"/>
       <w:r>
+        <w:rPr>
+          <w:rFonts w:ascii="Times New Roman" w:eastAsia="Times New Roman" w:hAnsi="Times New Roman" w:cs="Times New Roman"/>
+          <w:b/>
+          <w:bCs/>
+          <w:lang w:eastAsia="es-CL"/>
+        </w:rPr>
+        <w:t>Frontend</w:t>
+      </w:r>
+      <w:proofErr w:type="spellEnd"/>
+      <w:r>
+        <w:rPr>
+          <w:rFonts w:ascii="Times New Roman" w:eastAsia="Times New Roman" w:hAnsi="Times New Roman" w:cs="Times New Roman"/>
+          <w:b/>
+          <w:bCs/>
+          <w:lang w:eastAsia="es-CL"/>
+        </w:rPr>
+        <w:t>):</w:t>
+      </w:r>
+      <w:r>
+        <w:rPr>
+          <w:rFonts w:ascii="Times New Roman" w:eastAsia="Times New Roman" w:hAnsi="Times New Roman" w:cs="Times New Roman"/>
+          <w:lang w:eastAsia="es-CL"/>
+        </w:rPr>
+        <w:t xml:space="preserve"> Diseñado en </w:t>
+      </w:r>
+      <w:proofErr w:type="spellStart"/>
+      <w:r>
+        <w:rPr>
+          <w:rFonts w:ascii="Times New Roman" w:eastAsia="Times New Roman" w:hAnsi="Times New Roman" w:cs="Times New Roman"/>
+          <w:b/>
+          <w:bCs/>
+          <w:lang w:eastAsia="es-CL"/>
+        </w:rPr>
         <w:t>StitchwithGoogle</w:t>
       </w:r>
       <w:proofErr w:type="spellEnd"/>
       <w:r>
-        <w:t xml:space="preserve"> enfocado en paneles de alta visibilidad para guardias y navegación ágil en dispositivos móviles para los conductores. </w:t>
-      </w:r>
-    </w:p>
-    <w:p>
-      <w:pPr>
-        <w:rPr>
-          <w:b/>
-          <w:bCs/>
-        </w:rPr>
-      </w:pPr>
-      <w:r>
-        <w:rPr>
-          <w:b/>
-          <w:bCs/>
-        </w:rPr>
-        <w:t>4.2 Interfaces de Comunicación</w:t>
-      </w:r>
-    </w:p>
-    <w:p>
-      <w:r>
-        <w:t xml:space="preserve">Intercambio seguro de datos estructurados JSON mediante peticiones HTTPS hacia las Google Cloud </w:t>
+        <w:rPr>
+          <w:rFonts w:ascii="Times New Roman" w:eastAsia="Times New Roman" w:hAnsi="Times New Roman" w:cs="Times New Roman"/>
+          <w:lang w:eastAsia="es-CL"/>
+        </w:rPr>
+        <w:t xml:space="preserve">, permitiendo una interfaz responsiva, móvil para conductores y de alta visibilidad en paneles de control para la portería. </w:t>
+      </w:r>
+    </w:p>
+    <w:p>
+      <w:pPr>
+        <w:numPr>
+          <w:ilvl w:val="0"/>
+          <w:numId w:val="17"/>
+        </w:numPr>
+        <w:spacing w:before="100" w:beforeAutospacing="1" w:after="100" w:afterAutospacing="1" w:line="240" w:lineRule="auto"/>
+        <w:rPr>
+          <w:rFonts w:ascii="Times New Roman" w:eastAsia="Times New Roman" w:hAnsi="Times New Roman" w:cs="Times New Roman"/>
+          <w:lang w:eastAsia="es-CL"/>
+        </w:rPr>
+      </w:pPr>
+      <w:r>
+        <w:rPr>
+          <w:rFonts w:ascii="Times New Roman" w:eastAsia="Times New Roman" w:hAnsi="Times New Roman" w:cs="Times New Roman"/>
+          <w:b/>
+          <w:bCs/>
+          <w:lang w:eastAsia="es-CL"/>
+        </w:rPr>
+        <w:t>Capa de Seguridad:</w:t>
+      </w:r>
+      <w:r>
+        <w:rPr>
+          <w:rFonts w:ascii="Times New Roman" w:eastAsia="Times New Roman" w:hAnsi="Times New Roman" w:cs="Times New Roman"/>
+          <w:lang w:eastAsia="es-CL"/>
+        </w:rPr>
+        <w:t xml:space="preserve"> Controlada externamente por </w:t>
       </w:r>
       <w:proofErr w:type="spellStart"/>
       <w:r>
+        <w:rPr>
+          <w:rFonts w:ascii="Times New Roman" w:eastAsia="Times New Roman" w:hAnsi="Times New Roman" w:cs="Times New Roman"/>
+          <w:b/>
+          <w:bCs/>
+          <w:lang w:eastAsia="es-CL"/>
+        </w:rPr>
+        <w:t>Firebase</w:t>
+      </w:r>
+      <w:proofErr w:type="spellEnd"/>
+      <w:r>
+        <w:rPr>
+          <w:rFonts w:ascii="Times New Roman" w:eastAsia="Times New Roman" w:hAnsi="Times New Roman" w:cs="Times New Roman"/>
+          <w:b/>
+          <w:bCs/>
+          <w:lang w:eastAsia="es-CL"/>
+        </w:rPr>
+        <w:t xml:space="preserve"> </w:t>
+      </w:r>
+      <w:proofErr w:type="spellStart"/>
+      <w:r>
+        <w:rPr>
+          <w:rFonts w:ascii="Times New Roman" w:eastAsia="Times New Roman" w:hAnsi="Times New Roman" w:cs="Times New Roman"/>
+          <w:b/>
+          <w:bCs/>
+          <w:lang w:eastAsia="es-CL"/>
+        </w:rPr>
+        <w:t>Auth</w:t>
+      </w:r>
+      <w:proofErr w:type="spellEnd"/>
+      <w:r>
+        <w:rPr>
+          <w:rFonts w:ascii="Times New Roman" w:eastAsia="Times New Roman" w:hAnsi="Times New Roman" w:cs="Times New Roman"/>
+          <w:lang w:eastAsia="es-CL"/>
+        </w:rPr>
+        <w:t xml:space="preserve"> para la validación y persistencia de tokens de sesión seguros. </w:t>
+      </w:r>
+    </w:p>
+    <w:p>
+      <w:pPr>
+        <w:numPr>
+          <w:ilvl w:val="0"/>
+          <w:numId w:val="17"/>
+        </w:numPr>
+        <w:spacing w:before="100" w:beforeAutospacing="1" w:after="100" w:afterAutospacing="1" w:line="240" w:lineRule="auto"/>
+        <w:rPr>
+          <w:rFonts w:ascii="Times New Roman" w:eastAsia="Times New Roman" w:hAnsi="Times New Roman" w:cs="Times New Roman"/>
+          <w:lang w:eastAsia="es-CL"/>
+        </w:rPr>
+      </w:pPr>
+      <w:r>
+        <w:rPr>
+          <w:rFonts w:ascii="Times New Roman" w:eastAsia="Times New Roman" w:hAnsi="Times New Roman" w:cs="Times New Roman"/>
+          <w:b/>
+          <w:bCs/>
+          <w:lang w:eastAsia="es-CL"/>
+        </w:rPr>
+        <w:t>Capa de Orquestación (API):</w:t>
+      </w:r>
+      <w:r>
+        <w:rPr>
+          <w:rFonts w:ascii="Times New Roman" w:eastAsia="Times New Roman" w:hAnsi="Times New Roman" w:cs="Times New Roman"/>
+          <w:lang w:eastAsia="es-CL"/>
+        </w:rPr>
+        <w:t xml:space="preserve"> Ejecutada mediante </w:t>
+      </w:r>
+      <w:proofErr w:type="spellStart"/>
+      <w:r>
+        <w:rPr>
+          <w:rFonts w:ascii="Times New Roman" w:eastAsia="Times New Roman" w:hAnsi="Times New Roman" w:cs="Times New Roman"/>
+          <w:b/>
+          <w:bCs/>
+          <w:lang w:eastAsia="es-CL"/>
+        </w:rPr>
+        <w:t>Antigravity</w:t>
+      </w:r>
+      <w:proofErr w:type="spellEnd"/>
+      <w:r>
+        <w:rPr>
+          <w:rFonts w:ascii="Times New Roman" w:eastAsia="Times New Roman" w:hAnsi="Times New Roman" w:cs="Times New Roman"/>
+          <w:b/>
+          <w:bCs/>
+          <w:lang w:eastAsia="es-CL"/>
+        </w:rPr>
+        <w:t xml:space="preserve"> Tool y Google Cloud </w:t>
+      </w:r>
+      <w:proofErr w:type="spellStart"/>
+      <w:r>
+        <w:rPr>
+          <w:rFonts w:ascii="Times New Roman" w:eastAsia="Times New Roman" w:hAnsi="Times New Roman" w:cs="Times New Roman"/>
+          <w:b/>
+          <w:bCs/>
+          <w:lang w:eastAsia="es-CL"/>
+        </w:rPr>
         <w:t>Functions</w:t>
       </w:r>
       <w:proofErr w:type="spellEnd"/>
       <w:r>
-        <w:t xml:space="preserve"> que actúan como la API del </w:t>
+        <w:rPr>
+          <w:rFonts w:ascii="Times New Roman" w:eastAsia="Times New Roman" w:hAnsi="Times New Roman" w:cs="Times New Roman"/>
+          <w:lang w:eastAsia="es-CL"/>
+        </w:rPr>
+        <w:t xml:space="preserve">, encargadas de procesar el intercambio seguro de datos estructurados en formato JSON a través de peticiones HTTPS. </w:t>
+      </w:r>
+    </w:p>
+    <w:p>
+      <w:pPr>
+        <w:numPr>
+          <w:ilvl w:val="0"/>
+          <w:numId w:val="17"/>
+        </w:numPr>
+        <w:spacing w:before="100" w:beforeAutospacing="1" w:after="100" w:afterAutospacing="1" w:line="240" w:lineRule="auto"/>
+        <w:rPr>
+          <w:rFonts w:ascii="Times New Roman" w:eastAsia="Times New Roman" w:hAnsi="Times New Roman" w:cs="Times New Roman"/>
+          <w:lang w:eastAsia="es-CL"/>
+        </w:rPr>
+      </w:pPr>
+      <w:r>
+        <w:rPr>
+          <w:rFonts w:ascii="Times New Roman" w:eastAsia="Times New Roman" w:hAnsi="Times New Roman" w:cs="Times New Roman"/>
+          <w:b/>
+          <w:bCs/>
+          <w:lang w:eastAsia="es-CL"/>
+        </w:rPr>
+        <w:t>Capa de Persistencia (</w:t>
       </w:r>
       <w:proofErr w:type="spellStart"/>
       <w:r>
-        <w:t>backend</w:t>
+        <w:rPr>
+          <w:rFonts w:ascii="Times New Roman" w:eastAsia="Times New Roman" w:hAnsi="Times New Roman" w:cs="Times New Roman"/>
+          <w:b/>
+          <w:bCs/>
+          <w:lang w:eastAsia="es-CL"/>
+        </w:rPr>
+        <w:t>Backend</w:t>
       </w:r>
       <w:proofErr w:type="spellEnd"/>
       <w:r>
-        <w:t xml:space="preserve"> corporativo. </w:t>
-      </w:r>
-    </w:p>
-    <w:p>
-      <w:pPr>
-        <w:rPr>
-          <w:b/>
-          <w:bCs/>
-        </w:rPr>
-      </w:pPr>
-      <w:r>
-        <w:rPr>
-          <w:b/>
-          <w:bCs/>
-        </w:rPr>
-        <w:t>5. Requisitos No Funcionales</w:t>
-      </w:r>
-    </w:p>
-    <w:p>
-      <w:pPr>
-        <w:rPr>
-          <w:b/>
-          <w:bCs/>
-        </w:rPr>
-      </w:pPr>
-      <w:r>
-        <w:rPr>
-          <w:b/>
-          <w:bCs/>
-        </w:rPr>
-        <w:t>5.1 Disponibilidad</w:t>
-      </w:r>
-    </w:p>
-    <w:p>
-      <w:r>
-        <w:t xml:space="preserve">Operación continua del sistema con un </w:t>
+        <w:rPr>
+          <w:rFonts w:ascii="Times New Roman" w:eastAsia="Times New Roman" w:hAnsi="Times New Roman" w:cs="Times New Roman"/>
+          <w:b/>
+          <w:bCs/>
+          <w:lang w:eastAsia="es-CL"/>
+        </w:rPr>
+        <w:t>):</w:t>
+      </w:r>
+      <w:r>
+        <w:rPr>
+          <w:rFonts w:ascii="Times New Roman" w:eastAsia="Times New Roman" w:hAnsi="Times New Roman" w:cs="Times New Roman"/>
+          <w:lang w:eastAsia="es-CL"/>
+        </w:rPr>
+        <w:t xml:space="preserve"> Soportada en </w:t>
       </w:r>
       <w:proofErr w:type="spellStart"/>
       <w:r>
-        <w:t>uptime</w:t>
+        <w:rPr>
+          <w:rFonts w:ascii="Times New Roman" w:eastAsia="Times New Roman" w:hAnsi="Times New Roman" w:cs="Times New Roman"/>
+          <w:b/>
+          <w:bCs/>
+          <w:lang w:eastAsia="es-CL"/>
+        </w:rPr>
+        <w:t>Supabase</w:t>
       </w:r>
       <w:proofErr w:type="spellEnd"/>
       <w:r>
-        <w:t xml:space="preserve"> del 99.9%, considerando la alta rotación de las jornadas diurna y vespertina de la sede Maipú. </w:t>
-      </w:r>
-    </w:p>
-    <w:p>
-      <w:pPr>
-        <w:rPr>
-          <w:b/>
-          <w:bCs/>
-        </w:rPr>
-      </w:pPr>
-      <w:r>
-        <w:rPr>
-          <w:b/>
-          <w:bCs/>
-        </w:rPr>
-        <w:t>5.2 Escalabilidad</w:t>
-      </w:r>
-    </w:p>
-    <w:p>
-      <w:r>
-        <w:t xml:space="preserve">Capacidad de procesar de forma simultánea múltiples solicitudes concurrentes de actualización de estado y geolocalización al inicio de cada bloque académico. </w:t>
-      </w:r>
-    </w:p>
-    <w:p>
-      <w:pPr>
-        <w:rPr>
-          <w:b/>
-          <w:bCs/>
-        </w:rPr>
-      </w:pPr>
-      <w:r>
-        <w:rPr>
-          <w:b/>
-          <w:bCs/>
-        </w:rPr>
-        <w:t>5.3 Seguridad</w:t>
-      </w:r>
-    </w:p>
-    <w:p>
-      <w:r>
+        <w:rPr>
+          <w:rFonts w:ascii="Times New Roman" w:eastAsia="Times New Roman" w:hAnsi="Times New Roman" w:cs="Times New Roman"/>
+          <w:b/>
+          <w:bCs/>
+          <w:lang w:eastAsia="es-CL"/>
+        </w:rPr>
+        <w:t xml:space="preserve"> (PostgreSQL)</w:t>
+      </w:r>
+      <w:r>
+        <w:rPr>
+          <w:rFonts w:ascii="Times New Roman" w:eastAsia="Times New Roman" w:hAnsi="Times New Roman" w:cs="Times New Roman"/>
+          <w:lang w:eastAsia="es-CL"/>
+        </w:rPr>
+        <w:t xml:space="preserve">, implementando seguridad a nivel de filas (RLS) para proteger los datos de la comunidad. Las tablas clave estructuradas son: </w:t>
+      </w:r>
+      <w:r>
+        <w:rPr>
+          <w:rFonts w:ascii="Courier New" w:eastAsia="Times New Roman" w:hAnsi="Courier New" w:cs="Courier New"/>
+          <w:sz w:val="20"/>
+          <w:szCs w:val="20"/>
+          <w:lang w:eastAsia="es-CL"/>
+        </w:rPr>
+        <w:t>usuarios</w:t>
+      </w:r>
+      <w:r>
+        <w:rPr>
+          <w:rFonts w:ascii="Times New Roman" w:eastAsia="Times New Roman" w:hAnsi="Times New Roman" w:cs="Times New Roman"/>
+          <w:lang w:eastAsia="es-CL"/>
+        </w:rPr>
+        <w:t xml:space="preserve">, </w:t>
+      </w:r>
+      <w:proofErr w:type="spellStart"/>
+      <w:r>
+        <w:rPr>
+          <w:rFonts w:ascii="Courier New" w:eastAsia="Times New Roman" w:hAnsi="Courier New" w:cs="Courier New"/>
+          <w:sz w:val="20"/>
+          <w:szCs w:val="20"/>
+          <w:lang w:eastAsia="es-CL"/>
+        </w:rPr>
+        <w:t>vehiculos</w:t>
+      </w:r>
+      <w:proofErr w:type="spellEnd"/>
+      <w:r>
+        <w:rPr>
+          <w:rFonts w:ascii="Times New Roman" w:eastAsia="Times New Roman" w:hAnsi="Times New Roman" w:cs="Times New Roman"/>
+          <w:lang w:eastAsia="es-CL"/>
+        </w:rPr>
+        <w:t xml:space="preserve">, </w:t>
+      </w:r>
+      <w:r>
+        <w:rPr>
+          <w:rFonts w:ascii="Courier New" w:eastAsia="Times New Roman" w:hAnsi="Courier New" w:cs="Courier New"/>
+          <w:sz w:val="20"/>
+          <w:szCs w:val="20"/>
+          <w:lang w:eastAsia="es-CL"/>
+        </w:rPr>
+        <w:t>estacionamientos</w:t>
+      </w:r>
+      <w:r>
+        <w:rPr>
+          <w:rFonts w:ascii="Times New Roman" w:eastAsia="Times New Roman" w:hAnsi="Times New Roman" w:cs="Times New Roman"/>
+          <w:lang w:eastAsia="es-CL"/>
+        </w:rPr>
+        <w:t xml:space="preserve">, </w:t>
+      </w:r>
+      <w:proofErr w:type="spellStart"/>
+      <w:r>
+        <w:rPr>
+          <w:rFonts w:ascii="Courier New" w:eastAsia="Times New Roman" w:hAnsi="Courier New" w:cs="Courier New"/>
+          <w:sz w:val="20"/>
+          <w:szCs w:val="20"/>
+          <w:lang w:eastAsia="es-CL"/>
+        </w:rPr>
+        <w:t>registros_acceso</w:t>
+      </w:r>
+      <w:proofErr w:type="spellEnd"/>
+      <w:r>
+        <w:rPr>
+          <w:rFonts w:ascii="Times New Roman" w:eastAsia="Times New Roman" w:hAnsi="Times New Roman" w:cs="Times New Roman"/>
+          <w:lang w:eastAsia="es-CL"/>
+        </w:rPr>
+        <w:t xml:space="preserve"> e </w:t>
+      </w:r>
+      <w:r>
+        <w:rPr>
+          <w:rFonts w:ascii="Courier New" w:eastAsia="Times New Roman" w:hAnsi="Courier New" w:cs="Courier New"/>
+          <w:sz w:val="20"/>
+          <w:szCs w:val="20"/>
+          <w:lang w:eastAsia="es-CL"/>
+        </w:rPr>
+        <w:t>incidencias</w:t>
+      </w:r>
+      <w:r>
+        <w:rPr>
+          <w:rFonts w:ascii="Times New Roman" w:eastAsia="Times New Roman" w:hAnsi="Times New Roman" w:cs="Times New Roman"/>
+          <w:lang w:eastAsia="es-CL"/>
+        </w:rPr>
+        <w:t xml:space="preserve">. </w:t>
+      </w:r>
+    </w:p>
+    <w:p>
+      <w:pPr>
+        <w:numPr>
+          <w:ilvl w:val="0"/>
+          <w:numId w:val="17"/>
+        </w:numPr>
+        <w:spacing w:before="100" w:beforeAutospacing="1" w:after="100" w:afterAutospacing="1" w:line="240" w:lineRule="auto"/>
+        <w:rPr>
+          <w:rFonts w:ascii="Times New Roman" w:eastAsia="Times New Roman" w:hAnsi="Times New Roman" w:cs="Times New Roman"/>
+          <w:lang w:eastAsia="es-CL"/>
+        </w:rPr>
+      </w:pPr>
+      <w:r>
+        <w:rPr>
+          <w:rFonts w:ascii="Times New Roman" w:eastAsia="Times New Roman" w:hAnsi="Times New Roman" w:cs="Times New Roman"/>
+          <w:b/>
+          <w:bCs/>
+          <w:lang w:eastAsia="es-CL"/>
+        </w:rPr>
+        <w:t>Capa de Inteligencia Artificial:</w:t>
+      </w:r>
+      <w:r>
+        <w:rPr>
+          <w:rFonts w:ascii="Times New Roman" w:eastAsia="Times New Roman" w:hAnsi="Times New Roman" w:cs="Times New Roman"/>
+          <w:lang w:eastAsia="es-CL"/>
+        </w:rPr>
+        <w:t xml:space="preserve"> Integración directa con </w:t>
+      </w:r>
+      <w:r>
+        <w:rPr>
+          <w:rFonts w:ascii="Times New Roman" w:eastAsia="Times New Roman" w:hAnsi="Times New Roman" w:cs="Times New Roman"/>
+          <w:b/>
+          <w:bCs/>
+          <w:lang w:eastAsia="es-CL"/>
+        </w:rPr>
+        <w:t xml:space="preserve">Google AI Studio (Gemini </w:t>
+      </w:r>
+      <w:proofErr w:type="spellStart"/>
+      <w:r>
+        <w:rPr>
+          <w:rFonts w:ascii="Times New Roman" w:eastAsia="Times New Roman" w:hAnsi="Times New Roman" w:cs="Times New Roman"/>
+          <w:b/>
+          <w:bCs/>
+          <w:lang w:eastAsia="es-CL"/>
+        </w:rPr>
+        <w:t>Engine</w:t>
+      </w:r>
+      <w:proofErr w:type="spellEnd"/>
+      <w:r>
+        <w:rPr>
+          <w:rFonts w:ascii="Times New Roman" w:eastAsia="Times New Roman" w:hAnsi="Times New Roman" w:cs="Times New Roman"/>
+          <w:b/>
+          <w:bCs/>
+          <w:lang w:eastAsia="es-CL"/>
+        </w:rPr>
+        <w:t>)</w:t>
+      </w:r>
+      <w:r>
+        <w:rPr>
+          <w:rFonts w:ascii="Times New Roman" w:eastAsia="Times New Roman" w:hAnsi="Times New Roman" w:cs="Times New Roman"/>
+          <w:lang w:eastAsia="es-CL"/>
+        </w:rPr>
+        <w:t xml:space="preserve"> para el consumo de modelos predictivos encargados del análisis de tendencias de ocupación. </w:t>
+      </w:r>
+    </w:p>
+    <w:p>
+      <w:pPr>
+        <w:spacing w:before="100" w:beforeAutospacing="1" w:after="100" w:afterAutospacing="1" w:line="240" w:lineRule="auto"/>
+        <w:outlineLvl w:val="1"/>
+        <w:rPr>
+          <w:rFonts w:ascii="Times New Roman" w:eastAsia="Times New Roman" w:hAnsi="Times New Roman" w:cs="Times New Roman"/>
+          <w:b/>
+          <w:bCs/>
+          <w:sz w:val="36"/>
+          <w:szCs w:val="36"/>
+          <w:lang w:eastAsia="es-CL"/>
+        </w:rPr>
+      </w:pPr>
+      <w:r>
+        <w:rPr>
+          <w:noProof/>
+        </w:rPr>
         <w:lastRenderedPageBreak/>
-        <w:t xml:space="preserve">Implementación de políticas de seguridad a nivel de filas (RLS) en </w:t>
-      </w:r>
-      <w:proofErr w:type="spellStart"/>
-      <w:r>
-        <w:t>Supabase</w:t>
-      </w:r>
-      <w:proofErr w:type="spellEnd"/>
-      <w:r>
-        <w:t xml:space="preserve"> para asegurar que los datos sensibles de los conductores (teléfono, correo, patente) solo sean accesibles por roles autorizados</w:t>
-      </w:r>
-      <w:proofErr w:type="gramStart"/>
-      <w:r>
-        <w:t xml:space="preserve">. </w:t>
-      </w:r>
-      <w:r>
-        <w:t>}</w:t>
-      </w:r>
-      <w:proofErr w:type="gramEnd"/>
-    </w:p>
-    <w:p>
-      <w:r>
         <w:drawing>
-          <wp:inline distT="0" distB="0" distL="0" distR="0" wp14:anchorId="05B53617" wp14:editId="0DE7A8F0">
+          <wp:inline distT="0" distB="0" distL="0" distR="0" wp14:anchorId="7927DA51" wp14:editId="08EF4D3D">
             <wp:extent cx="5612130" cy="4410710"/>
             <wp:effectExtent l="0" t="0" r="7620" b="8890"/>
             <wp:docPr id="2" name="Imagen 2"/>
@@ -1255,507 +1812,1350 @@
           </wp:inline>
         </w:drawing>
       </w:r>
-    </w:p>
-    <w:p>
-      <w:pPr>
-        <w:rPr>
-          <w:b/>
-          <w:bCs/>
-        </w:rPr>
-      </w:pPr>
-      <w:r>
-        <w:rPr>
-          <w:b/>
-          <w:bCs/>
-        </w:rPr>
-        <w:t>6. Estándares y Cumplimiento</w:t>
-      </w:r>
-    </w:p>
-    <w:p>
-      <w:r>
-        <w:t xml:space="preserve">Cumplimiento estricto de las políticas internas de seguridad informática de Duoc UC y regulaciones vigentes sobre la privacidad y protección de datos personales de la comunidad estudiantil y docente. </w:t>
-      </w:r>
-    </w:p>
-    <w:p>
-      <w:pPr>
-        <w:rPr>
-          <w:b/>
-          <w:bCs/>
-        </w:rPr>
-      </w:pPr>
-      <w:r>
-        <w:rPr>
-          <w:b/>
-          <w:bCs/>
-        </w:rPr>
-        <w:t>7. Suposiciones y Dependencias</w:t>
-      </w:r>
-    </w:p>
-    <w:p>
-      <w:r>
-        <w:t xml:space="preserve">El funcionamiento óptimo del ecosistema integrado depende directamente de la disponibilidad del API de Google AI Studio, la estabilidad de los servicios de </w:t>
-      </w:r>
-      <w:proofErr w:type="spellStart"/>
-      <w:r>
-        <w:t>Firebase</w:t>
-      </w:r>
-      <w:proofErr w:type="spellEnd"/>
-      <w:r>
-        <w:t xml:space="preserve"> y </w:t>
-      </w:r>
-      <w:proofErr w:type="spellStart"/>
-      <w:r>
-        <w:t>Supabase</w:t>
-      </w:r>
-      <w:proofErr w:type="spellEnd"/>
-      <w:r>
-        <w:t xml:space="preserve">, y la correcta orquestación de la herramienta </w:t>
-      </w:r>
-      <w:proofErr w:type="spellStart"/>
-      <w:r>
-        <w:t>Antigravity</w:t>
-      </w:r>
-      <w:proofErr w:type="spellEnd"/>
-      <w:r>
-        <w:t xml:space="preserve"> en el entorno virtualizado de desarrollo. </w:t>
-      </w:r>
-    </w:p>
-    <w:p>
-      <w:pPr>
-        <w:rPr>
-          <w:b/>
-          <w:bCs/>
-        </w:rPr>
-      </w:pPr>
-      <w:r>
-        <w:rPr>
-          <w:b/>
-          <w:bCs/>
-        </w:rPr>
-        <w:t>Historias de Usuario (HU)</w:t>
-      </w:r>
-    </w:p>
-    <w:p>
-      <w:pPr>
-        <w:rPr>
-          <w:b/>
-          <w:bCs/>
-        </w:rPr>
-      </w:pPr>
-      <w:r>
-        <w:rPr>
-          <w:b/>
-          <w:bCs/>
-        </w:rPr>
-        <w:t>HU-01: Autenticación y Control de Accesos por Rol</w:t>
-      </w:r>
-    </w:p>
-    <w:p>
-      <w:r>
-        <w:rPr>
-          <w:b/>
-          <w:bCs/>
-        </w:rPr>
-        <w:lastRenderedPageBreak/>
-        <w:t>Como:</w:t>
-      </w:r>
-      <w:r>
-        <w:t xml:space="preserve"> Usuario de la comunidad Duoc UC (Conductor, Guardia o Administrador) </w:t>
-      </w:r>
-    </w:p>
-    <w:p>
-      <w:r>
-        <w:rPr>
-          <w:b/>
-          <w:bCs/>
-        </w:rPr>
-        <w:t>Quiero:</w:t>
-      </w:r>
-      <w:r>
-        <w:t xml:space="preserve"> Iniciar sesión de forma segura mediante un portal integrado </w:t>
-      </w:r>
-    </w:p>
-    <w:p>
-      <w:r>
-        <w:rPr>
-          <w:b/>
-          <w:bCs/>
-        </w:rPr>
-        <w:t>Para:</w:t>
-      </w:r>
-      <w:r>
-        <w:t xml:space="preserve"> Acceder a las funciones operativas asignadas estrictamente a mi cargo dentro del estacionamiento. </w:t>
+      <w:r>
+        <w:rPr>
+          <w:rFonts w:ascii="Times New Roman" w:eastAsia="Times New Roman" w:hAnsi="Times New Roman" w:cs="Times New Roman"/>
+          <w:b/>
+          <w:bCs/>
+          <w:sz w:val="36"/>
+          <w:szCs w:val="36"/>
+          <w:lang w:eastAsia="es-CL"/>
+        </w:rPr>
+        <w:t>3. EP + HU (ÉPICAS E HISTORIAS DE USUARIO)</w:t>
+      </w:r>
+    </w:p>
+    <w:p>
+      <w:pPr>
+        <w:spacing w:before="100" w:beforeAutospacing="1" w:after="100" w:afterAutospacing="1" w:line="240" w:lineRule="auto"/>
+        <w:outlineLvl w:val="2"/>
+        <w:rPr>
+          <w:rFonts w:ascii="Times New Roman" w:eastAsia="Times New Roman" w:hAnsi="Times New Roman" w:cs="Times New Roman"/>
+          <w:b/>
+          <w:bCs/>
+          <w:sz w:val="27"/>
+          <w:szCs w:val="27"/>
+          <w:lang w:eastAsia="es-CL"/>
+        </w:rPr>
+      </w:pPr>
+      <w:r>
+        <w:rPr>
+          <w:rFonts w:ascii="Times New Roman" w:eastAsia="Times New Roman" w:hAnsi="Times New Roman" w:cs="Times New Roman"/>
+          <w:b/>
+          <w:bCs/>
+          <w:sz w:val="27"/>
+          <w:szCs w:val="27"/>
+          <w:lang w:eastAsia="es-CL"/>
+        </w:rPr>
+        <w:t>Épica: Gestión Operativa del Estacionamiento Sede Maipú</w:t>
       </w:r>
     </w:p>
     <w:p>
       <w:pPr>
         <w:numPr>
           <w:ilvl w:val="0"/>
-          <w:numId w:val="8"/>
+          <w:numId w:val="18"/>
         </w:numPr>
-      </w:pPr>
-      <w:r>
-        <w:rPr>
-          <w:b/>
-          <w:bCs/>
-        </w:rPr>
-        <w:t>AC-01: Validación y redirección de perfiles</w:t>
+        <w:spacing w:before="100" w:beforeAutospacing="1" w:after="100" w:afterAutospacing="1" w:line="240" w:lineRule="auto"/>
+        <w:rPr>
+          <w:rFonts w:ascii="Times New Roman" w:eastAsia="Times New Roman" w:hAnsi="Times New Roman" w:cs="Times New Roman"/>
+          <w:lang w:eastAsia="es-CL"/>
+        </w:rPr>
+      </w:pPr>
+      <w:r>
+        <w:rPr>
+          <w:rFonts w:ascii="Times New Roman" w:eastAsia="Times New Roman" w:hAnsi="Times New Roman" w:cs="Times New Roman"/>
+          <w:b/>
+          <w:bCs/>
+          <w:lang w:eastAsia="es-CL"/>
+        </w:rPr>
+        <w:t>HU-01: Autenticación y Control de Accesos por Rol</w:t>
       </w:r>
     </w:p>
     <w:p>
       <w:pPr>
         <w:numPr>
           <w:ilvl w:val="1"/>
-          <w:numId w:val="8"/>
+          <w:numId w:val="18"/>
         </w:numPr>
-      </w:pPr>
-      <w:r>
-        <w:rPr>
+        <w:spacing w:before="100" w:beforeAutospacing="1" w:after="100" w:afterAutospacing="1" w:line="240" w:lineRule="auto"/>
+        <w:rPr>
+          <w:rFonts w:ascii="Times New Roman" w:eastAsia="Times New Roman" w:hAnsi="Times New Roman" w:cs="Times New Roman"/>
+          <w:lang w:eastAsia="es-CL"/>
+        </w:rPr>
+      </w:pPr>
+      <w:r>
+        <w:rPr>
+          <w:rFonts w:ascii="Times New Roman" w:eastAsia="Times New Roman" w:hAnsi="Times New Roman" w:cs="Times New Roman"/>
+          <w:b/>
+          <w:bCs/>
+          <w:lang w:eastAsia="es-CL"/>
+        </w:rPr>
+        <w:t>Como:</w:t>
+      </w:r>
+      <w:r>
+        <w:rPr>
+          <w:rFonts w:ascii="Times New Roman" w:eastAsia="Times New Roman" w:hAnsi="Times New Roman" w:cs="Times New Roman"/>
+          <w:lang w:eastAsia="es-CL"/>
+        </w:rPr>
+        <w:t xml:space="preserve"> Usuario de la comunidad Duoc UC (Conductor, Guardia o Administrador). </w:t>
+      </w:r>
+    </w:p>
+    <w:p>
+      <w:pPr>
+        <w:numPr>
+          <w:ilvl w:val="1"/>
+          <w:numId w:val="18"/>
+        </w:numPr>
+        <w:spacing w:before="100" w:beforeAutospacing="1" w:after="100" w:afterAutospacing="1" w:line="240" w:lineRule="auto"/>
+        <w:rPr>
+          <w:rFonts w:ascii="Times New Roman" w:eastAsia="Times New Roman" w:hAnsi="Times New Roman" w:cs="Times New Roman"/>
+          <w:lang w:eastAsia="es-CL"/>
+        </w:rPr>
+      </w:pPr>
+      <w:r>
+        <w:rPr>
+          <w:rFonts w:ascii="Times New Roman" w:eastAsia="Times New Roman" w:hAnsi="Times New Roman" w:cs="Times New Roman"/>
+          <w:b/>
+          <w:bCs/>
+          <w:lang w:eastAsia="es-CL"/>
+        </w:rPr>
+        <w:t>Quiero:</w:t>
+      </w:r>
+      <w:r>
+        <w:rPr>
+          <w:rFonts w:ascii="Times New Roman" w:eastAsia="Times New Roman" w:hAnsi="Times New Roman" w:cs="Times New Roman"/>
+          <w:lang w:eastAsia="es-CL"/>
+        </w:rPr>
+        <w:t xml:space="preserve"> Iniciar sesión de forma segura mediante un portal integrado. </w:t>
+      </w:r>
+    </w:p>
+    <w:p>
+      <w:pPr>
+        <w:numPr>
+          <w:ilvl w:val="1"/>
+          <w:numId w:val="18"/>
+        </w:numPr>
+        <w:spacing w:before="100" w:beforeAutospacing="1" w:after="100" w:afterAutospacing="1" w:line="240" w:lineRule="auto"/>
+        <w:rPr>
+          <w:rFonts w:ascii="Times New Roman" w:eastAsia="Times New Roman" w:hAnsi="Times New Roman" w:cs="Times New Roman"/>
+          <w:lang w:eastAsia="es-CL"/>
+        </w:rPr>
+      </w:pPr>
+      <w:r>
+        <w:rPr>
+          <w:rFonts w:ascii="Times New Roman" w:eastAsia="Times New Roman" w:hAnsi="Times New Roman" w:cs="Times New Roman"/>
+          <w:b/>
+          <w:bCs/>
+          <w:lang w:eastAsia="es-CL"/>
+        </w:rPr>
+        <w:t>Para:</w:t>
+      </w:r>
+      <w:r>
+        <w:rPr>
+          <w:rFonts w:ascii="Times New Roman" w:eastAsia="Times New Roman" w:hAnsi="Times New Roman" w:cs="Times New Roman"/>
+          <w:lang w:eastAsia="es-CL"/>
+        </w:rPr>
+        <w:t xml:space="preserve"> Acceder a las funciones operativas asignadas estrictamente a mi cargo dentro del estacionamiento. </w:t>
+      </w:r>
+    </w:p>
+    <w:p>
+      <w:pPr>
+        <w:numPr>
+          <w:ilvl w:val="1"/>
+          <w:numId w:val="18"/>
+        </w:numPr>
+        <w:spacing w:before="100" w:beforeAutospacing="1" w:after="100" w:afterAutospacing="1" w:line="240" w:lineRule="auto"/>
+        <w:rPr>
+          <w:rFonts w:ascii="Times New Roman" w:eastAsia="Times New Roman" w:hAnsi="Times New Roman" w:cs="Times New Roman"/>
+          <w:lang w:eastAsia="es-CL"/>
+        </w:rPr>
+      </w:pPr>
+      <w:r>
+        <w:rPr>
+          <w:rFonts w:ascii="Times New Roman" w:eastAsia="Times New Roman" w:hAnsi="Times New Roman" w:cs="Times New Roman"/>
+          <w:b/>
+          <w:bCs/>
+          <w:lang w:eastAsia="es-CL"/>
+        </w:rPr>
+        <w:t>Criterio de Aceptación (AC-01):</w:t>
+      </w:r>
+      <w:r>
+        <w:rPr>
+          <w:rFonts w:ascii="Times New Roman" w:eastAsia="Times New Roman" w:hAnsi="Times New Roman" w:cs="Times New Roman"/>
+          <w:lang w:eastAsia="es-CL"/>
+        </w:rPr>
+        <w:t xml:space="preserve"> </w:t>
+      </w:r>
+      <w:r>
+        <w:rPr>
+          <w:rFonts w:ascii="Times New Roman" w:eastAsia="Times New Roman" w:hAnsi="Times New Roman" w:cs="Times New Roman"/>
           <w:i/>
           <w:iCs/>
-        </w:rPr>
-        <w:t>Escenario 1 (Acceso Conductor):</w:t>
-      </w:r>
-      <w:r>
-        <w:t xml:space="preserve"> Dado que me encuentro en la pantalla de ingreso e introduzco credenciales válidas de docente, cuando el sistema procesa la información, entonces soy redirigido a la aplicación móvil del chofer para registrar mi ubicación. </w:t>
+          <w:lang w:eastAsia="es-CL"/>
+        </w:rPr>
+        <w:t>Dado</w:t>
+      </w:r>
+      <w:r>
+        <w:rPr>
+          <w:rFonts w:ascii="Times New Roman" w:eastAsia="Times New Roman" w:hAnsi="Times New Roman" w:cs="Times New Roman"/>
+          <w:lang w:eastAsia="es-CL"/>
+        </w:rPr>
+        <w:t xml:space="preserve"> que introduzco credenciales válidas de docente, </w:t>
+      </w:r>
+      <w:r>
+        <w:rPr>
+          <w:rFonts w:ascii="Times New Roman" w:eastAsia="Times New Roman" w:hAnsi="Times New Roman" w:cs="Times New Roman"/>
+          <w:i/>
+          <w:iCs/>
+          <w:lang w:eastAsia="es-CL"/>
+        </w:rPr>
+        <w:t>cuando</w:t>
+      </w:r>
+      <w:r>
+        <w:rPr>
+          <w:rFonts w:ascii="Times New Roman" w:eastAsia="Times New Roman" w:hAnsi="Times New Roman" w:cs="Times New Roman"/>
+          <w:lang w:eastAsia="es-CL"/>
+        </w:rPr>
+        <w:t xml:space="preserve"> el sistema las procesa, </w:t>
+      </w:r>
+      <w:r>
+        <w:rPr>
+          <w:rFonts w:ascii="Times New Roman" w:eastAsia="Times New Roman" w:hAnsi="Times New Roman" w:cs="Times New Roman"/>
+          <w:i/>
+          <w:iCs/>
+          <w:lang w:eastAsia="es-CL"/>
+        </w:rPr>
+        <w:t>entonces</w:t>
+      </w:r>
+      <w:r>
+        <w:rPr>
+          <w:rFonts w:ascii="Times New Roman" w:eastAsia="Times New Roman" w:hAnsi="Times New Roman" w:cs="Times New Roman"/>
+          <w:lang w:eastAsia="es-CL"/>
+        </w:rPr>
+        <w:t xml:space="preserve"> soy redirigido a la app móvil del chofer. </w:t>
+      </w:r>
+      <w:r>
+        <w:rPr>
+          <w:rFonts w:ascii="Times New Roman" w:eastAsia="Times New Roman" w:hAnsi="Times New Roman" w:cs="Times New Roman"/>
+          <w:i/>
+          <w:iCs/>
+          <w:lang w:eastAsia="es-CL"/>
+        </w:rPr>
+        <w:t>Dado</w:t>
+      </w:r>
+      <w:r>
+        <w:rPr>
+          <w:rFonts w:ascii="Times New Roman" w:eastAsia="Times New Roman" w:hAnsi="Times New Roman" w:cs="Times New Roman"/>
+          <w:lang w:eastAsia="es-CL"/>
+        </w:rPr>
+        <w:t xml:space="preserve"> que inicio sesión como guardia, </w:t>
+      </w:r>
+      <w:r>
+        <w:rPr>
+          <w:rFonts w:ascii="Times New Roman" w:eastAsia="Times New Roman" w:hAnsi="Times New Roman" w:cs="Times New Roman"/>
+          <w:i/>
+          <w:iCs/>
+          <w:lang w:eastAsia="es-CL"/>
+        </w:rPr>
+        <w:t>entonces</w:t>
+      </w:r>
+      <w:r>
+        <w:rPr>
+          <w:rFonts w:ascii="Times New Roman" w:eastAsia="Times New Roman" w:hAnsi="Times New Roman" w:cs="Times New Roman"/>
+          <w:lang w:eastAsia="es-CL"/>
+        </w:rPr>
+        <w:t xml:space="preserve"> soy redirigido al panel de ocupación general. </w:t>
+      </w:r>
+    </w:p>
+    <w:p>
+      <w:pPr>
+        <w:numPr>
+          <w:ilvl w:val="0"/>
+          <w:numId w:val="18"/>
+        </w:numPr>
+        <w:spacing w:before="100" w:beforeAutospacing="1" w:after="100" w:afterAutospacing="1" w:line="240" w:lineRule="auto"/>
+        <w:rPr>
+          <w:rFonts w:ascii="Times New Roman" w:eastAsia="Times New Roman" w:hAnsi="Times New Roman" w:cs="Times New Roman"/>
+          <w:lang w:eastAsia="es-CL"/>
+        </w:rPr>
+      </w:pPr>
+      <w:r>
+        <w:rPr>
+          <w:rFonts w:ascii="Times New Roman" w:eastAsia="Times New Roman" w:hAnsi="Times New Roman" w:cs="Times New Roman"/>
+          <w:b/>
+          <w:bCs/>
+          <w:lang w:eastAsia="es-CL"/>
+        </w:rPr>
+        <w:t>HU-02: Registro de Ocupación Específica</w:t>
       </w:r>
     </w:p>
     <w:p>
       <w:pPr>
         <w:numPr>
           <w:ilvl w:val="1"/>
-          <w:numId w:val="8"/>
+          <w:numId w:val="18"/>
         </w:numPr>
-      </w:pPr>
-      <w:r>
-        <w:rPr>
+        <w:spacing w:before="100" w:beforeAutospacing="1" w:after="100" w:afterAutospacing="1" w:line="240" w:lineRule="auto"/>
+        <w:rPr>
+          <w:rFonts w:ascii="Times New Roman" w:eastAsia="Times New Roman" w:hAnsi="Times New Roman" w:cs="Times New Roman"/>
+          <w:lang w:eastAsia="es-CL"/>
+        </w:rPr>
+      </w:pPr>
+      <w:r>
+        <w:rPr>
+          <w:rFonts w:ascii="Times New Roman" w:eastAsia="Times New Roman" w:hAnsi="Times New Roman" w:cs="Times New Roman"/>
+          <w:b/>
+          <w:bCs/>
+          <w:lang w:eastAsia="es-CL"/>
+        </w:rPr>
+        <w:t>Como:</w:t>
+      </w:r>
+      <w:r>
+        <w:rPr>
+          <w:rFonts w:ascii="Times New Roman" w:eastAsia="Times New Roman" w:hAnsi="Times New Roman" w:cs="Times New Roman"/>
+          <w:lang w:eastAsia="es-CL"/>
+        </w:rPr>
+        <w:t xml:space="preserve"> Conductor autorizado. </w:t>
+      </w:r>
+    </w:p>
+    <w:p>
+      <w:pPr>
+        <w:numPr>
+          <w:ilvl w:val="1"/>
+          <w:numId w:val="18"/>
+        </w:numPr>
+        <w:spacing w:before="100" w:beforeAutospacing="1" w:after="100" w:afterAutospacing="1" w:line="240" w:lineRule="auto"/>
+        <w:rPr>
+          <w:rFonts w:ascii="Times New Roman" w:eastAsia="Times New Roman" w:hAnsi="Times New Roman" w:cs="Times New Roman"/>
+          <w:lang w:eastAsia="es-CL"/>
+        </w:rPr>
+      </w:pPr>
+      <w:r>
+        <w:rPr>
+          <w:rFonts w:ascii="Times New Roman" w:eastAsia="Times New Roman" w:hAnsi="Times New Roman" w:cs="Times New Roman"/>
+          <w:b/>
+          <w:bCs/>
+          <w:lang w:eastAsia="es-CL"/>
+        </w:rPr>
+        <w:t>Quiero:</w:t>
+      </w:r>
+      <w:r>
+        <w:rPr>
+          <w:rFonts w:ascii="Times New Roman" w:eastAsia="Times New Roman" w:hAnsi="Times New Roman" w:cs="Times New Roman"/>
+          <w:lang w:eastAsia="es-CL"/>
+        </w:rPr>
+        <w:t xml:space="preserve"> Indicar de forma exacta el número de cupo en el que me he estacionado. </w:t>
+      </w:r>
+    </w:p>
+    <w:p>
+      <w:pPr>
+        <w:numPr>
+          <w:ilvl w:val="1"/>
+          <w:numId w:val="18"/>
+        </w:numPr>
+        <w:spacing w:before="100" w:beforeAutospacing="1" w:after="100" w:afterAutospacing="1" w:line="240" w:lineRule="auto"/>
+        <w:rPr>
+          <w:rFonts w:ascii="Times New Roman" w:eastAsia="Times New Roman" w:hAnsi="Times New Roman" w:cs="Times New Roman"/>
+          <w:lang w:eastAsia="es-CL"/>
+        </w:rPr>
+      </w:pPr>
+      <w:r>
+        <w:rPr>
+          <w:rFonts w:ascii="Times New Roman" w:eastAsia="Times New Roman" w:hAnsi="Times New Roman" w:cs="Times New Roman"/>
+          <w:b/>
+          <w:bCs/>
+          <w:lang w:eastAsia="es-CL"/>
+        </w:rPr>
+        <w:t>Para:</w:t>
+      </w:r>
+      <w:r>
+        <w:rPr>
+          <w:rFonts w:ascii="Times New Roman" w:eastAsia="Times New Roman" w:hAnsi="Times New Roman" w:cs="Times New Roman"/>
+          <w:lang w:eastAsia="es-CL"/>
+        </w:rPr>
+        <w:t xml:space="preserve"> Mantener actualizado el sistema y permitir que el personal me contacte rápidamente ante cualquier incidencia. </w:t>
+      </w:r>
+    </w:p>
+    <w:p>
+      <w:pPr>
+        <w:numPr>
+          <w:ilvl w:val="1"/>
+          <w:numId w:val="18"/>
+        </w:numPr>
+        <w:spacing w:before="100" w:beforeAutospacing="1" w:after="100" w:afterAutospacing="1" w:line="240" w:lineRule="auto"/>
+        <w:rPr>
+          <w:rFonts w:ascii="Times New Roman" w:eastAsia="Times New Roman" w:hAnsi="Times New Roman" w:cs="Times New Roman"/>
+          <w:lang w:eastAsia="es-CL"/>
+        </w:rPr>
+      </w:pPr>
+      <w:r>
+        <w:rPr>
+          <w:rFonts w:ascii="Times New Roman" w:eastAsia="Times New Roman" w:hAnsi="Times New Roman" w:cs="Times New Roman"/>
+          <w:b/>
+          <w:bCs/>
+          <w:lang w:eastAsia="es-CL"/>
+        </w:rPr>
+        <w:lastRenderedPageBreak/>
+        <w:t>Criterio de Aceptación (AC-01):</w:t>
+      </w:r>
+      <w:r>
+        <w:rPr>
+          <w:rFonts w:ascii="Times New Roman" w:eastAsia="Times New Roman" w:hAnsi="Times New Roman" w:cs="Times New Roman"/>
+          <w:lang w:eastAsia="es-CL"/>
+        </w:rPr>
+        <w:t xml:space="preserve"> </w:t>
+      </w:r>
+      <w:r>
+        <w:rPr>
+          <w:rFonts w:ascii="Times New Roman" w:eastAsia="Times New Roman" w:hAnsi="Times New Roman" w:cs="Times New Roman"/>
           <w:i/>
           <w:iCs/>
-        </w:rPr>
-        <w:t>Escenario 2 (Acceso Guardia):</w:t>
-      </w:r>
-      <w:r>
-        <w:t xml:space="preserve"> Dado que inicio sesión con credenciales asignadas a portería, cuando el sistema confirma mi identidad, entonces soy redirigido de forma automática al panel de ocupación en tiempo real. </w:t>
+          <w:lang w:eastAsia="es-CL"/>
+        </w:rPr>
+        <w:t>Dado</w:t>
+      </w:r>
+      <w:r>
+        <w:rPr>
+          <w:rFonts w:ascii="Times New Roman" w:eastAsia="Times New Roman" w:hAnsi="Times New Roman" w:cs="Times New Roman"/>
+          <w:lang w:eastAsia="es-CL"/>
+        </w:rPr>
+        <w:t xml:space="preserve"> que ocupo el espacio 45, </w:t>
+      </w:r>
+      <w:r>
+        <w:rPr>
+          <w:rFonts w:ascii="Times New Roman" w:eastAsia="Times New Roman" w:hAnsi="Times New Roman" w:cs="Times New Roman"/>
+          <w:i/>
+          <w:iCs/>
+          <w:lang w:eastAsia="es-CL"/>
+        </w:rPr>
+        <w:t>cuando</w:t>
+      </w:r>
+      <w:r>
+        <w:rPr>
+          <w:rFonts w:ascii="Times New Roman" w:eastAsia="Times New Roman" w:hAnsi="Times New Roman" w:cs="Times New Roman"/>
+          <w:lang w:eastAsia="es-CL"/>
+        </w:rPr>
+        <w:t xml:space="preserve"> lo registro en la app, </w:t>
+      </w:r>
+      <w:r>
+        <w:rPr>
+          <w:rFonts w:ascii="Times New Roman" w:eastAsia="Times New Roman" w:hAnsi="Times New Roman" w:cs="Times New Roman"/>
+          <w:i/>
+          <w:iCs/>
+          <w:lang w:eastAsia="es-CL"/>
+        </w:rPr>
+        <w:t>entonces</w:t>
+      </w:r>
+      <w:r>
+        <w:rPr>
+          <w:rFonts w:ascii="Times New Roman" w:eastAsia="Times New Roman" w:hAnsi="Times New Roman" w:cs="Times New Roman"/>
+          <w:lang w:eastAsia="es-CL"/>
+        </w:rPr>
+        <w:t xml:space="preserve"> el sistema cambia el color del espacio a rojo en el panel general en </w:t>
+      </w:r>
+      <w:proofErr w:type="spellStart"/>
+      <w:r>
+        <w:rPr>
+          <w:rFonts w:ascii="Times New Roman" w:eastAsia="Times New Roman" w:hAnsi="Times New Roman" w:cs="Times New Roman"/>
+          <w:lang w:eastAsia="es-CL"/>
+        </w:rPr>
+        <w:t>Supabase</w:t>
+      </w:r>
+      <w:proofErr w:type="spellEnd"/>
+      <w:r>
+        <w:rPr>
+          <w:rFonts w:ascii="Times New Roman" w:eastAsia="Times New Roman" w:hAnsi="Times New Roman" w:cs="Times New Roman"/>
+          <w:lang w:eastAsia="es-CL"/>
+        </w:rPr>
+        <w:t xml:space="preserve">. </w:t>
       </w:r>
     </w:p>
     <w:p>
       <w:pPr>
         <w:numPr>
           <w:ilvl w:val="0"/>
-          <w:numId w:val="8"/>
+          <w:numId w:val="18"/>
         </w:numPr>
-      </w:pPr>
-      <w:r>
-        <w:rPr>
-          <w:b/>
-          <w:bCs/>
-        </w:rPr>
-        <w:t>AC-02: Persistencia y resguardo de datos</w:t>
+        <w:spacing w:before="100" w:beforeAutospacing="1" w:after="100" w:afterAutospacing="1" w:line="240" w:lineRule="auto"/>
+        <w:rPr>
+          <w:rFonts w:ascii="Times New Roman" w:eastAsia="Times New Roman" w:hAnsi="Times New Roman" w:cs="Times New Roman"/>
+          <w:lang w:eastAsia="es-CL"/>
+        </w:rPr>
+      </w:pPr>
+      <w:r>
+        <w:rPr>
+          <w:rFonts w:ascii="Times New Roman" w:eastAsia="Times New Roman" w:hAnsi="Times New Roman" w:cs="Times New Roman"/>
+          <w:b/>
+          <w:bCs/>
+          <w:lang w:eastAsia="es-CL"/>
+        </w:rPr>
+        <w:t>HU-03: Monitoreo en Tiempo Real para Portería</w:t>
       </w:r>
     </w:p>
     <w:p>
       <w:pPr>
         <w:numPr>
           <w:ilvl w:val="1"/>
-          <w:numId w:val="8"/>
+          <w:numId w:val="18"/>
         </w:numPr>
-      </w:pPr>
-      <w:r>
-        <w:rPr>
+        <w:spacing w:before="100" w:beforeAutospacing="1" w:after="100" w:afterAutospacing="1" w:line="240" w:lineRule="auto"/>
+        <w:rPr>
+          <w:rFonts w:ascii="Times New Roman" w:eastAsia="Times New Roman" w:hAnsi="Times New Roman" w:cs="Times New Roman"/>
+          <w:lang w:eastAsia="es-CL"/>
+        </w:rPr>
+      </w:pPr>
+      <w:r>
+        <w:rPr>
+          <w:rFonts w:ascii="Times New Roman" w:eastAsia="Times New Roman" w:hAnsi="Times New Roman" w:cs="Times New Roman"/>
+          <w:b/>
+          <w:bCs/>
+          <w:lang w:eastAsia="es-CL"/>
+        </w:rPr>
+        <w:t>Como:</w:t>
+      </w:r>
+      <w:r>
+        <w:rPr>
+          <w:rFonts w:ascii="Times New Roman" w:eastAsia="Times New Roman" w:hAnsi="Times New Roman" w:cs="Times New Roman"/>
+          <w:lang w:eastAsia="es-CL"/>
+        </w:rPr>
+        <w:t xml:space="preserve"> Guardia de estacionamiento de la sede. </w:t>
+      </w:r>
+    </w:p>
+    <w:p>
+      <w:pPr>
+        <w:numPr>
+          <w:ilvl w:val="1"/>
+          <w:numId w:val="18"/>
+        </w:numPr>
+        <w:spacing w:before="100" w:beforeAutospacing="1" w:after="100" w:afterAutospacing="1" w:line="240" w:lineRule="auto"/>
+        <w:rPr>
+          <w:rFonts w:ascii="Times New Roman" w:eastAsia="Times New Roman" w:hAnsi="Times New Roman" w:cs="Times New Roman"/>
+          <w:lang w:eastAsia="es-CL"/>
+        </w:rPr>
+      </w:pPr>
+      <w:r>
+        <w:rPr>
+          <w:rFonts w:ascii="Times New Roman" w:eastAsia="Times New Roman" w:hAnsi="Times New Roman" w:cs="Times New Roman"/>
+          <w:b/>
+          <w:bCs/>
+          <w:lang w:eastAsia="es-CL"/>
+        </w:rPr>
+        <w:t>Quiero:</w:t>
+      </w:r>
+      <w:r>
+        <w:rPr>
+          <w:rFonts w:ascii="Times New Roman" w:eastAsia="Times New Roman" w:hAnsi="Times New Roman" w:cs="Times New Roman"/>
+          <w:lang w:eastAsia="es-CL"/>
+        </w:rPr>
+        <w:t xml:space="preserve"> Visualizar una </w:t>
+      </w:r>
+      <w:proofErr w:type="spellStart"/>
+      <w:r>
+        <w:rPr>
+          <w:rFonts w:ascii="Times New Roman" w:eastAsia="Times New Roman" w:hAnsi="Times New Roman" w:cs="Times New Roman"/>
+          <w:lang w:eastAsia="es-CL"/>
+        </w:rPr>
+        <w:t>representation</w:t>
+      </w:r>
+      <w:proofErr w:type="spellEnd"/>
+      <w:r>
+        <w:rPr>
+          <w:rFonts w:ascii="Times New Roman" w:eastAsia="Times New Roman" w:hAnsi="Times New Roman" w:cs="Times New Roman"/>
+          <w:lang w:eastAsia="es-CL"/>
+        </w:rPr>
+        <w:t xml:space="preserve"> gráfica y dinámica de los 110 estacionamientos. </w:t>
+      </w:r>
+    </w:p>
+    <w:p>
+      <w:pPr>
+        <w:numPr>
+          <w:ilvl w:val="1"/>
+          <w:numId w:val="18"/>
+        </w:numPr>
+        <w:spacing w:before="100" w:beforeAutospacing="1" w:after="100" w:afterAutospacing="1" w:line="240" w:lineRule="auto"/>
+        <w:rPr>
+          <w:rFonts w:ascii="Times New Roman" w:eastAsia="Times New Roman" w:hAnsi="Times New Roman" w:cs="Times New Roman"/>
+          <w:lang w:eastAsia="es-CL"/>
+        </w:rPr>
+      </w:pPr>
+      <w:r>
+        <w:rPr>
+          <w:rFonts w:ascii="Times New Roman" w:eastAsia="Times New Roman" w:hAnsi="Times New Roman" w:cs="Times New Roman"/>
+          <w:b/>
+          <w:bCs/>
+          <w:lang w:eastAsia="es-CL"/>
+        </w:rPr>
+        <w:t>Para:</w:t>
+      </w:r>
+      <w:r>
+        <w:rPr>
+          <w:rFonts w:ascii="Times New Roman" w:eastAsia="Times New Roman" w:hAnsi="Times New Roman" w:cs="Times New Roman"/>
+          <w:lang w:eastAsia="es-CL"/>
+        </w:rPr>
+        <w:t xml:space="preserve"> Gestionar el flujo vehicular eficientemente en los accesos sin depender de revisiones manuales. </w:t>
+      </w:r>
+    </w:p>
+    <w:p>
+      <w:pPr>
+        <w:numPr>
+          <w:ilvl w:val="1"/>
+          <w:numId w:val="18"/>
+        </w:numPr>
+        <w:spacing w:before="100" w:beforeAutospacing="1" w:after="100" w:afterAutospacing="1" w:line="240" w:lineRule="auto"/>
+        <w:rPr>
+          <w:rFonts w:ascii="Times New Roman" w:eastAsia="Times New Roman" w:hAnsi="Times New Roman" w:cs="Times New Roman"/>
+          <w:lang w:eastAsia="es-CL"/>
+        </w:rPr>
+      </w:pPr>
+      <w:r>
+        <w:rPr>
+          <w:rFonts w:ascii="Times New Roman" w:eastAsia="Times New Roman" w:hAnsi="Times New Roman" w:cs="Times New Roman"/>
+          <w:b/>
+          <w:bCs/>
+          <w:lang w:eastAsia="es-CL"/>
+        </w:rPr>
+        <w:t>Criterio de Aceptación (AC-01):</w:t>
+      </w:r>
+      <w:r>
+        <w:rPr>
+          <w:rFonts w:ascii="Times New Roman" w:eastAsia="Times New Roman" w:hAnsi="Times New Roman" w:cs="Times New Roman"/>
+          <w:lang w:eastAsia="es-CL"/>
+        </w:rPr>
+        <w:t xml:space="preserve"> </w:t>
+      </w:r>
+      <w:r>
+        <w:rPr>
+          <w:rFonts w:ascii="Times New Roman" w:eastAsia="Times New Roman" w:hAnsi="Times New Roman" w:cs="Times New Roman"/>
           <w:i/>
           <w:iCs/>
-        </w:rPr>
-        <w:t>Escenario 1 (Token activo):</w:t>
-      </w:r>
-      <w:r>
-        <w:t xml:space="preserve"> Dado que he validado exitosamente mi identidad, cuando cierro la pestaña del navegador en Stitch y vuelvo a ingresar, entonces el sistema mantiene mi sesión activa sin requerir nuevamente las credenciales. </w:t>
-      </w:r>
-    </w:p>
-    <w:p>
-      <w:pPr>
-        <w:rPr>
-          <w:b/>
-          <w:bCs/>
-        </w:rPr>
-      </w:pPr>
-      <w:r>
-        <w:rPr>
-          <w:b/>
-          <w:bCs/>
-        </w:rPr>
-        <w:t>HU-02: Registro de Ocupación Específica</w:t>
-      </w:r>
-    </w:p>
-    <w:p>
-      <w:r>
-        <w:rPr>
-          <w:b/>
-          <w:bCs/>
-        </w:rPr>
-        <w:t>Como:</w:t>
-      </w:r>
-      <w:r>
-        <w:t xml:space="preserve"> Conductor autorizado </w:t>
-      </w:r>
-    </w:p>
-    <w:p>
-      <w:r>
-        <w:rPr>
-          <w:b/>
-          <w:bCs/>
-        </w:rPr>
-        <w:t>Quiero:</w:t>
-      </w:r>
-      <w:r>
-        <w:t xml:space="preserve"> Indicar de forma exacta el número de cupo en el que me he estacionado </w:t>
-      </w:r>
-    </w:p>
-    <w:p>
-      <w:r>
-        <w:rPr>
-          <w:b/>
-          <w:bCs/>
-        </w:rPr>
-        <w:t>Para:</w:t>
-      </w:r>
-      <w:r>
-        <w:t xml:space="preserve"> Mantener actualizado el sistema y permitir que el personal me contacte rápidamente ante cualquier incidencia. </w:t>
+          <w:lang w:eastAsia="es-CL"/>
+        </w:rPr>
+        <w:t>Dado</w:t>
+      </w:r>
+      <w:r>
+        <w:rPr>
+          <w:rFonts w:ascii="Times New Roman" w:eastAsia="Times New Roman" w:hAnsi="Times New Roman" w:cs="Times New Roman"/>
+          <w:lang w:eastAsia="es-CL"/>
+        </w:rPr>
+        <w:t xml:space="preserve"> que monitoreo el panel, </w:t>
+      </w:r>
+      <w:r>
+        <w:rPr>
+          <w:rFonts w:ascii="Times New Roman" w:eastAsia="Times New Roman" w:hAnsi="Times New Roman" w:cs="Times New Roman"/>
+          <w:i/>
+          <w:iCs/>
+          <w:lang w:eastAsia="es-CL"/>
+        </w:rPr>
+        <w:t>cuando</w:t>
+      </w:r>
+      <w:r>
+        <w:rPr>
+          <w:rFonts w:ascii="Times New Roman" w:eastAsia="Times New Roman" w:hAnsi="Times New Roman" w:cs="Times New Roman"/>
+          <w:lang w:eastAsia="es-CL"/>
+        </w:rPr>
+        <w:t xml:space="preserve"> un conductor registra su salida, </w:t>
+      </w:r>
+      <w:r>
+        <w:rPr>
+          <w:rFonts w:ascii="Times New Roman" w:eastAsia="Times New Roman" w:hAnsi="Times New Roman" w:cs="Times New Roman"/>
+          <w:i/>
+          <w:iCs/>
+          <w:lang w:eastAsia="es-CL"/>
+        </w:rPr>
+        <w:t>entonces</w:t>
+      </w:r>
+      <w:r>
+        <w:rPr>
+          <w:rFonts w:ascii="Times New Roman" w:eastAsia="Times New Roman" w:hAnsi="Times New Roman" w:cs="Times New Roman"/>
+          <w:lang w:eastAsia="es-CL"/>
+        </w:rPr>
+        <w:t xml:space="preserve"> la interfaz en </w:t>
+      </w:r>
+      <w:proofErr w:type="spellStart"/>
+      <w:r>
+        <w:rPr>
+          <w:rFonts w:ascii="Times New Roman" w:eastAsia="Times New Roman" w:hAnsi="Times New Roman" w:cs="Times New Roman"/>
+          <w:lang w:eastAsia="es-CL"/>
+        </w:rPr>
+        <w:t>Stitch</w:t>
+      </w:r>
+      <w:proofErr w:type="spellEnd"/>
+      <w:r>
+        <w:rPr>
+          <w:rFonts w:ascii="Times New Roman" w:eastAsia="Times New Roman" w:hAnsi="Times New Roman" w:cs="Times New Roman"/>
+          <w:lang w:eastAsia="es-CL"/>
+        </w:rPr>
+        <w:t xml:space="preserve"> cambia a verde en menos de dos segundos sin recargar la página. </w:t>
       </w:r>
     </w:p>
     <w:p>
       <w:pPr>
         <w:numPr>
           <w:ilvl w:val="0"/>
-          <w:numId w:val="9"/>
+          <w:numId w:val="18"/>
         </w:numPr>
-      </w:pPr>
-      <w:r>
-        <w:rPr>
-          <w:b/>
-          <w:bCs/>
-        </w:rPr>
-        <w:t>AC-01: Vinculación del espacio ocupado</w:t>
+        <w:spacing w:before="100" w:beforeAutospacing="1" w:after="100" w:afterAutospacing="1" w:line="240" w:lineRule="auto"/>
+        <w:rPr>
+          <w:rFonts w:ascii="Times New Roman" w:eastAsia="Times New Roman" w:hAnsi="Times New Roman" w:cs="Times New Roman"/>
+          <w:lang w:eastAsia="es-CL"/>
+        </w:rPr>
+      </w:pPr>
+      <w:r>
+        <w:rPr>
+          <w:rFonts w:ascii="Times New Roman" w:eastAsia="Times New Roman" w:hAnsi="Times New Roman" w:cs="Times New Roman"/>
+          <w:b/>
+          <w:bCs/>
+          <w:lang w:eastAsia="es-CL"/>
+        </w:rPr>
+        <w:t>HU-04: Análisis de Demanda con Inteligencia Artificial</w:t>
       </w:r>
     </w:p>
     <w:p>
       <w:pPr>
         <w:numPr>
           <w:ilvl w:val="1"/>
-          <w:numId w:val="9"/>
+          <w:numId w:val="18"/>
         </w:numPr>
-      </w:pPr>
-      <w:r>
-        <w:rPr>
+        <w:spacing w:before="100" w:beforeAutospacing="1" w:after="100" w:afterAutospacing="1" w:line="240" w:lineRule="auto"/>
+        <w:rPr>
+          <w:rFonts w:ascii="Times New Roman" w:eastAsia="Times New Roman" w:hAnsi="Times New Roman" w:cs="Times New Roman"/>
+          <w:lang w:eastAsia="es-CL"/>
+        </w:rPr>
+      </w:pPr>
+      <w:r>
+        <w:rPr>
+          <w:rFonts w:ascii="Times New Roman" w:eastAsia="Times New Roman" w:hAnsi="Times New Roman" w:cs="Times New Roman"/>
+          <w:b/>
+          <w:bCs/>
+          <w:lang w:eastAsia="es-CL"/>
+        </w:rPr>
+        <w:t>Como:</w:t>
+      </w:r>
+      <w:r>
+        <w:rPr>
+          <w:rFonts w:ascii="Times New Roman" w:eastAsia="Times New Roman" w:hAnsi="Times New Roman" w:cs="Times New Roman"/>
+          <w:lang w:eastAsia="es-CL"/>
+        </w:rPr>
+        <w:t xml:space="preserve"> </w:t>
+      </w:r>
+      <w:proofErr w:type="gramStart"/>
+      <w:r>
+        <w:rPr>
+          <w:rFonts w:ascii="Times New Roman" w:eastAsia="Times New Roman" w:hAnsi="Times New Roman" w:cs="Times New Roman"/>
+          <w:lang w:eastAsia="es-CL"/>
+        </w:rPr>
+        <w:t>Jefe</w:t>
+      </w:r>
+      <w:proofErr w:type="gramEnd"/>
+      <w:r>
+        <w:rPr>
+          <w:rFonts w:ascii="Times New Roman" w:eastAsia="Times New Roman" w:hAnsi="Times New Roman" w:cs="Times New Roman"/>
+          <w:lang w:eastAsia="es-CL"/>
+        </w:rPr>
+        <w:t xml:space="preserve"> de Servicios Generales. </w:t>
+      </w:r>
+    </w:p>
+    <w:p>
+      <w:pPr>
+        <w:numPr>
+          <w:ilvl w:val="1"/>
+          <w:numId w:val="18"/>
+        </w:numPr>
+        <w:spacing w:before="100" w:beforeAutospacing="1" w:after="100" w:afterAutospacing="1" w:line="240" w:lineRule="auto"/>
+        <w:rPr>
+          <w:rFonts w:ascii="Times New Roman" w:eastAsia="Times New Roman" w:hAnsi="Times New Roman" w:cs="Times New Roman"/>
+          <w:lang w:eastAsia="es-CL"/>
+        </w:rPr>
+      </w:pPr>
+      <w:r>
+        <w:rPr>
+          <w:rFonts w:ascii="Times New Roman" w:eastAsia="Times New Roman" w:hAnsi="Times New Roman" w:cs="Times New Roman"/>
+          <w:b/>
+          <w:bCs/>
+          <w:lang w:eastAsia="es-CL"/>
+        </w:rPr>
+        <w:t>Quiero:</w:t>
+      </w:r>
+      <w:r>
+        <w:rPr>
+          <w:rFonts w:ascii="Times New Roman" w:eastAsia="Times New Roman" w:hAnsi="Times New Roman" w:cs="Times New Roman"/>
+          <w:lang w:eastAsia="es-CL"/>
+        </w:rPr>
+        <w:t xml:space="preserve"> Consultar proyecciones de uso basadas en los patrones históricos de ocupación de la sede. </w:t>
+      </w:r>
+    </w:p>
+    <w:p>
+      <w:pPr>
+        <w:numPr>
+          <w:ilvl w:val="1"/>
+          <w:numId w:val="18"/>
+        </w:numPr>
+        <w:spacing w:before="100" w:beforeAutospacing="1" w:after="100" w:afterAutospacing="1" w:line="240" w:lineRule="auto"/>
+        <w:rPr>
+          <w:rFonts w:ascii="Times New Roman" w:eastAsia="Times New Roman" w:hAnsi="Times New Roman" w:cs="Times New Roman"/>
+          <w:lang w:eastAsia="es-CL"/>
+        </w:rPr>
+      </w:pPr>
+      <w:r>
+        <w:rPr>
+          <w:rFonts w:ascii="Times New Roman" w:eastAsia="Times New Roman" w:hAnsi="Times New Roman" w:cs="Times New Roman"/>
+          <w:b/>
+          <w:bCs/>
+          <w:lang w:eastAsia="es-CL"/>
+        </w:rPr>
+        <w:t>Para:</w:t>
+      </w:r>
+      <w:r>
+        <w:rPr>
+          <w:rFonts w:ascii="Times New Roman" w:eastAsia="Times New Roman" w:hAnsi="Times New Roman" w:cs="Times New Roman"/>
+          <w:lang w:eastAsia="es-CL"/>
+        </w:rPr>
+        <w:t xml:space="preserve"> Planificar la dotación de personal de seguridad y prever el colapso del servicio. </w:t>
+      </w:r>
+    </w:p>
+    <w:p>
+      <w:pPr>
+        <w:numPr>
+          <w:ilvl w:val="1"/>
+          <w:numId w:val="18"/>
+        </w:numPr>
+        <w:spacing w:before="100" w:beforeAutospacing="1" w:after="100" w:afterAutospacing="1" w:line="240" w:lineRule="auto"/>
+        <w:rPr>
+          <w:rFonts w:ascii="Times New Roman" w:eastAsia="Times New Roman" w:hAnsi="Times New Roman" w:cs="Times New Roman"/>
+          <w:lang w:eastAsia="es-CL"/>
+        </w:rPr>
+      </w:pPr>
+      <w:r>
+        <w:rPr>
+          <w:rFonts w:ascii="Times New Roman" w:eastAsia="Times New Roman" w:hAnsi="Times New Roman" w:cs="Times New Roman"/>
+          <w:b/>
+          <w:bCs/>
+          <w:lang w:eastAsia="es-CL"/>
+        </w:rPr>
+        <w:t>Criterio de Aceptación (AC-01):</w:t>
+      </w:r>
+      <w:r>
+        <w:rPr>
+          <w:rFonts w:ascii="Times New Roman" w:eastAsia="Times New Roman" w:hAnsi="Times New Roman" w:cs="Times New Roman"/>
+          <w:lang w:eastAsia="es-CL"/>
+        </w:rPr>
+        <w:t xml:space="preserve"> </w:t>
+      </w:r>
+      <w:r>
+        <w:rPr>
+          <w:rFonts w:ascii="Times New Roman" w:eastAsia="Times New Roman" w:hAnsi="Times New Roman" w:cs="Times New Roman"/>
           <w:i/>
           <w:iCs/>
-        </w:rPr>
-        <w:t>Escenario 1 (Registro exitoso):</w:t>
-      </w:r>
-      <w:r>
-        <w:t xml:space="preserve"> Dado que ocupo el espacio número 45, cuando ingreso la alerta en la aplicación, entonces el sistema guarda la relación entre mi patente y ese cupo en </w:t>
-      </w:r>
-      <w:proofErr w:type="spellStart"/>
-      <w:r>
-        <w:t>Supabase</w:t>
-      </w:r>
-      <w:proofErr w:type="spellEnd"/>
-      <w:r>
-        <w:t xml:space="preserve">, cambiando el color del espacio a rojo en el panel general. </w:t>
-      </w:r>
-    </w:p>
-    <w:p>
-      <w:pPr>
-        <w:numPr>
-          <w:ilvl w:val="1"/>
-          <w:numId w:val="9"/>
-        </w:numPr>
-      </w:pPr>
-      <w:r>
-        <w:rPr>
+          <w:lang w:eastAsia="es-CL"/>
+        </w:rPr>
+        <w:t>Dado</w:t>
+      </w:r>
+      <w:r>
+        <w:rPr>
+          <w:rFonts w:ascii="Times New Roman" w:eastAsia="Times New Roman" w:hAnsi="Times New Roman" w:cs="Times New Roman"/>
+          <w:lang w:eastAsia="es-CL"/>
+        </w:rPr>
+        <w:t xml:space="preserve"> que solicito un análisis vespertino, </w:t>
+      </w:r>
+      <w:r>
+        <w:rPr>
+          <w:rFonts w:ascii="Times New Roman" w:eastAsia="Times New Roman" w:hAnsi="Times New Roman" w:cs="Times New Roman"/>
           <w:i/>
           <w:iCs/>
-        </w:rPr>
-        <w:t>Escenario 2 (Validación de duplicidad):</w:t>
-      </w:r>
-      <w:r>
-        <w:t xml:space="preserve"> Dado que un espacio ya figura asignado a otro vehículo, cuando intento seleccionarlo en mi aplicación, entonces el sistema arroja una alerta indicando que el espacio no está disponible y bloquea la transacción. </w:t>
-      </w:r>
-    </w:p>
-    <w:p>
-      <w:pPr>
-        <w:rPr>
-          <w:b/>
-          <w:bCs/>
-        </w:rPr>
-      </w:pPr>
-      <w:r>
-        <w:rPr>
-          <w:b/>
-          <w:bCs/>
-        </w:rPr>
-        <w:lastRenderedPageBreak/>
-        <w:t>HU-03: Monitoreo en Tiempo Real para Portería</w:t>
-      </w:r>
-    </w:p>
-    <w:p>
-      <w:r>
-        <w:rPr>
-          <w:b/>
-          <w:bCs/>
-        </w:rPr>
-        <w:t>Como:</w:t>
-      </w:r>
-      <w:r>
-        <w:t xml:space="preserve"> Guardia de estacionamiento de la sede </w:t>
-      </w:r>
-    </w:p>
-    <w:p>
-      <w:r>
-        <w:rPr>
-          <w:b/>
-          <w:bCs/>
-        </w:rPr>
-        <w:t>Quiero:</w:t>
-      </w:r>
-      <w:r>
-        <w:t xml:space="preserve"> Visualizar una representación gráfica y dinámica de los 110 estacionamientos </w:t>
-      </w:r>
-    </w:p>
-    <w:p>
-      <w:r>
-        <w:rPr>
-          <w:b/>
-          <w:bCs/>
-        </w:rPr>
-        <w:t>Para:</w:t>
-      </w:r>
-      <w:r>
-        <w:t xml:space="preserve"> Gestionar el flujo vehicular eficientemente en los accesos sin depender de revisiones manuales en el terreno. </w:t>
+          <w:lang w:eastAsia="es-CL"/>
+        </w:rPr>
+        <w:t>cuando</w:t>
+      </w:r>
+      <w:r>
+        <w:rPr>
+          <w:rFonts w:ascii="Times New Roman" w:eastAsia="Times New Roman" w:hAnsi="Times New Roman" w:cs="Times New Roman"/>
+          <w:lang w:eastAsia="es-CL"/>
+        </w:rPr>
+        <w:t xml:space="preserve"> el sistema lo procesa con Google AI Studio, </w:t>
+      </w:r>
+      <w:r>
+        <w:rPr>
+          <w:rFonts w:ascii="Times New Roman" w:eastAsia="Times New Roman" w:hAnsi="Times New Roman" w:cs="Times New Roman"/>
+          <w:i/>
+          <w:iCs/>
+          <w:lang w:eastAsia="es-CL"/>
+        </w:rPr>
+        <w:t>entonces</w:t>
+      </w:r>
+      <w:r>
+        <w:rPr>
+          <w:rFonts w:ascii="Times New Roman" w:eastAsia="Times New Roman" w:hAnsi="Times New Roman" w:cs="Times New Roman"/>
+          <w:lang w:eastAsia="es-CL"/>
+        </w:rPr>
+        <w:t xml:space="preserve"> despliega un reporte escrito detallando las horas críticas y sugerencias de mitigación. </w:t>
+      </w:r>
+    </w:p>
+    <w:p>
+      <w:pPr>
+        <w:spacing w:before="100" w:beforeAutospacing="1" w:after="100" w:afterAutospacing="1" w:line="240" w:lineRule="auto"/>
+        <w:outlineLvl w:val="1"/>
+        <w:rPr>
+          <w:rFonts w:ascii="Times New Roman" w:eastAsia="Times New Roman" w:hAnsi="Times New Roman" w:cs="Times New Roman"/>
+          <w:b/>
+          <w:bCs/>
+          <w:sz w:val="36"/>
+          <w:szCs w:val="36"/>
+          <w:lang w:eastAsia="es-CL"/>
+        </w:rPr>
+      </w:pPr>
+      <w:r>
+        <w:rPr>
+          <w:rFonts w:ascii="Times New Roman" w:eastAsia="Times New Roman" w:hAnsi="Times New Roman" w:cs="Times New Roman"/>
+          <w:b/>
+          <w:bCs/>
+          <w:sz w:val="36"/>
+          <w:szCs w:val="36"/>
+          <w:lang w:eastAsia="es-CL"/>
+        </w:rPr>
+        <w:t>4. IMPLEMENTACIÓN TABLERO ÁGIL</w:t>
+      </w:r>
+    </w:p>
+    <w:p>
+      <w:pPr>
+        <w:spacing w:before="100" w:beforeAutospacing="1" w:after="100" w:afterAutospacing="1" w:line="240" w:lineRule="auto"/>
+        <w:rPr>
+          <w:rFonts w:ascii="Times New Roman" w:eastAsia="Times New Roman" w:hAnsi="Times New Roman" w:cs="Times New Roman"/>
+          <w:lang w:eastAsia="es-CL"/>
+        </w:rPr>
+      </w:pPr>
+      <w:r>
+        <w:rPr>
+          <w:rFonts w:ascii="Times New Roman" w:eastAsia="Times New Roman" w:hAnsi="Times New Roman" w:cs="Times New Roman"/>
+          <w:lang w:eastAsia="es-CL"/>
+        </w:rPr>
+        <w:t xml:space="preserve">Para garantizar el desarrollo iterativo e incremental del MVP, el equipo adoptó el marco de trabajo </w:t>
+      </w:r>
+      <w:r>
+        <w:rPr>
+          <w:rFonts w:ascii="Times New Roman" w:eastAsia="Times New Roman" w:hAnsi="Times New Roman" w:cs="Times New Roman"/>
+          <w:b/>
+          <w:bCs/>
+          <w:lang w:eastAsia="es-CL"/>
+        </w:rPr>
+        <w:t>Scrum</w:t>
+      </w:r>
+      <w:r>
+        <w:rPr>
+          <w:rFonts w:ascii="Times New Roman" w:eastAsia="Times New Roman" w:hAnsi="Times New Roman" w:cs="Times New Roman"/>
+          <w:lang w:eastAsia="es-CL"/>
+        </w:rPr>
+        <w:t xml:space="preserve">. La gestión del proyecto se centraliza en un tablero ágil digital accesible por todos los integrantes, vinculando de forma directa los requisitos del software con tareas atómicas de desarrollo técnico. Esto asegura transparencia, mitiga los riesgos de cuellos de botella y permite medir la velocidad del equipo durante los </w:t>
+      </w:r>
+      <w:proofErr w:type="spellStart"/>
+      <w:r>
+        <w:rPr>
+          <w:rFonts w:ascii="Times New Roman" w:eastAsia="Times New Roman" w:hAnsi="Times New Roman" w:cs="Times New Roman"/>
+          <w:lang w:eastAsia="es-CL"/>
+        </w:rPr>
+        <w:t>sprints</w:t>
+      </w:r>
+      <w:proofErr w:type="spellEnd"/>
+      <w:r>
+        <w:rPr>
+          <w:rFonts w:ascii="Times New Roman" w:eastAsia="Times New Roman" w:hAnsi="Times New Roman" w:cs="Times New Roman"/>
+          <w:lang w:eastAsia="es-CL"/>
+        </w:rPr>
+        <w:t xml:space="preserve"> de cada </w:t>
+      </w:r>
+      <w:proofErr w:type="spellStart"/>
+      <w:r>
+        <w:rPr>
+          <w:rFonts w:ascii="Times New Roman" w:eastAsia="Times New Roman" w:hAnsi="Times New Roman" w:cs="Times New Roman"/>
+          <w:lang w:eastAsia="es-CL"/>
+        </w:rPr>
+        <w:t>Checkpoint</w:t>
+      </w:r>
+      <w:proofErr w:type="spellEnd"/>
+      <w:r>
+        <w:rPr>
+          <w:rFonts w:ascii="Times New Roman" w:eastAsia="Times New Roman" w:hAnsi="Times New Roman" w:cs="Times New Roman"/>
+          <w:lang w:eastAsia="es-CL"/>
+        </w:rPr>
+        <w:t>.</w:t>
+      </w:r>
+    </w:p>
+    <w:p>
+      <w:pPr>
+        <w:spacing w:before="100" w:beforeAutospacing="1" w:after="100" w:afterAutospacing="1" w:line="240" w:lineRule="auto"/>
+        <w:outlineLvl w:val="1"/>
+        <w:rPr>
+          <w:rFonts w:ascii="Times New Roman" w:eastAsia="Times New Roman" w:hAnsi="Times New Roman" w:cs="Times New Roman"/>
+          <w:b/>
+          <w:bCs/>
+          <w:sz w:val="36"/>
+          <w:szCs w:val="36"/>
+          <w:lang w:eastAsia="es-CL"/>
+        </w:rPr>
+      </w:pPr>
+      <w:r>
+        <w:rPr>
+          <w:rFonts w:ascii="Times New Roman" w:eastAsia="Times New Roman" w:hAnsi="Times New Roman" w:cs="Times New Roman"/>
+          <w:b/>
+          <w:bCs/>
+          <w:sz w:val="36"/>
+          <w:szCs w:val="36"/>
+          <w:lang w:eastAsia="es-CL"/>
+        </w:rPr>
+        <w:t>5. MODELO DEL TABLERO</w:t>
+      </w:r>
+    </w:p>
+    <w:p>
+      <w:pPr>
+        <w:spacing w:before="100" w:beforeAutospacing="1" w:after="100" w:afterAutospacing="1" w:line="240" w:lineRule="auto"/>
+        <w:rPr>
+          <w:rFonts w:ascii="Times New Roman" w:eastAsia="Times New Roman" w:hAnsi="Times New Roman" w:cs="Times New Roman"/>
+          <w:lang w:eastAsia="es-CL"/>
+        </w:rPr>
+      </w:pPr>
+      <w:r>
+        <w:rPr>
+          <w:rFonts w:ascii="Times New Roman" w:eastAsia="Times New Roman" w:hAnsi="Times New Roman" w:cs="Times New Roman"/>
+          <w:lang w:eastAsia="es-CL"/>
+        </w:rPr>
+        <w:t>El flujo de trabajo dentro del tablero ágil está compuesto por cuatro estados o columnas fijas:</w:t>
       </w:r>
     </w:p>
     <w:p>
       <w:pPr>
         <w:numPr>
           <w:ilvl w:val="0"/>
-          <w:numId w:val="10"/>
+          <w:numId w:val="19"/>
         </w:numPr>
-      </w:pPr>
-      <w:r>
-        <w:rPr>
-          <w:b/>
-          <w:bCs/>
-        </w:rPr>
-        <w:t>AC-01: Actualización reactiva del panel</w:t>
+        <w:spacing w:before="100" w:beforeAutospacing="1" w:after="100" w:afterAutospacing="1" w:line="240" w:lineRule="auto"/>
+        <w:rPr>
+          <w:rFonts w:ascii="Times New Roman" w:eastAsia="Times New Roman" w:hAnsi="Times New Roman" w:cs="Times New Roman"/>
+          <w:lang w:eastAsia="es-CL"/>
+        </w:rPr>
+      </w:pPr>
+      <w:r>
+        <w:rPr>
+          <w:rFonts w:ascii="Times New Roman" w:eastAsia="Times New Roman" w:hAnsi="Times New Roman" w:cs="Times New Roman"/>
+          <w:b/>
+          <w:bCs/>
+          <w:lang w:eastAsia="es-CL"/>
+        </w:rPr>
+        <w:t>Backlog del Proyecto:</w:t>
+      </w:r>
+      <w:r>
+        <w:rPr>
+          <w:rFonts w:ascii="Times New Roman" w:eastAsia="Times New Roman" w:hAnsi="Times New Roman" w:cs="Times New Roman"/>
+          <w:lang w:eastAsia="es-CL"/>
+        </w:rPr>
+        <w:t xml:space="preserve"> Contiene las </w:t>
+      </w:r>
+      <w:proofErr w:type="spellStart"/>
+      <w:r>
+        <w:rPr>
+          <w:rFonts w:ascii="Times New Roman" w:eastAsia="Times New Roman" w:hAnsi="Times New Roman" w:cs="Times New Roman"/>
+          <w:lang w:eastAsia="es-CL"/>
+        </w:rPr>
+        <w:t>macro-funcionalidades</w:t>
+      </w:r>
+      <w:proofErr w:type="spellEnd"/>
+      <w:r>
+        <w:rPr>
+          <w:rFonts w:ascii="Times New Roman" w:eastAsia="Times New Roman" w:hAnsi="Times New Roman" w:cs="Times New Roman"/>
+          <w:lang w:eastAsia="es-CL"/>
+        </w:rPr>
+        <w:t xml:space="preserve"> y las Historias de Usuario base (</w:t>
+      </w:r>
+      <w:r>
+        <w:rPr>
+          <w:rFonts w:ascii="Courier New" w:eastAsia="Times New Roman" w:hAnsi="Courier New" w:cs="Courier New"/>
+          <w:sz w:val="20"/>
+          <w:szCs w:val="20"/>
+          <w:lang w:eastAsia="es-CL"/>
+        </w:rPr>
+        <w:t>HU-01</w:t>
+      </w:r>
+      <w:r>
+        <w:rPr>
+          <w:rFonts w:ascii="Times New Roman" w:eastAsia="Times New Roman" w:hAnsi="Times New Roman" w:cs="Times New Roman"/>
+          <w:lang w:eastAsia="es-CL"/>
+        </w:rPr>
+        <w:t xml:space="preserve">, </w:t>
+      </w:r>
+      <w:r>
+        <w:rPr>
+          <w:rFonts w:ascii="Courier New" w:eastAsia="Times New Roman" w:hAnsi="Courier New" w:cs="Courier New"/>
+          <w:sz w:val="20"/>
+          <w:szCs w:val="20"/>
+          <w:lang w:eastAsia="es-CL"/>
+        </w:rPr>
+        <w:t>HU-02</w:t>
+      </w:r>
+      <w:r>
+        <w:rPr>
+          <w:rFonts w:ascii="Times New Roman" w:eastAsia="Times New Roman" w:hAnsi="Times New Roman" w:cs="Times New Roman"/>
+          <w:lang w:eastAsia="es-CL"/>
+        </w:rPr>
+        <w:t xml:space="preserve">, </w:t>
+      </w:r>
+      <w:r>
+        <w:rPr>
+          <w:rFonts w:ascii="Courier New" w:eastAsia="Times New Roman" w:hAnsi="Courier New" w:cs="Courier New"/>
+          <w:sz w:val="20"/>
+          <w:szCs w:val="20"/>
+          <w:lang w:eastAsia="es-CL"/>
+        </w:rPr>
+        <w:t>HU-03</w:t>
+      </w:r>
+      <w:r>
+        <w:rPr>
+          <w:rFonts w:ascii="Times New Roman" w:eastAsia="Times New Roman" w:hAnsi="Times New Roman" w:cs="Times New Roman"/>
+          <w:lang w:eastAsia="es-CL"/>
+        </w:rPr>
+        <w:t xml:space="preserve">, </w:t>
+      </w:r>
+      <w:r>
+        <w:rPr>
+          <w:rFonts w:ascii="Courier New" w:eastAsia="Times New Roman" w:hAnsi="Courier New" w:cs="Courier New"/>
+          <w:sz w:val="20"/>
+          <w:szCs w:val="20"/>
+          <w:lang w:eastAsia="es-CL"/>
+        </w:rPr>
+        <w:t>HU-04</w:t>
+      </w:r>
+      <w:r>
+        <w:rPr>
+          <w:rFonts w:ascii="Times New Roman" w:eastAsia="Times New Roman" w:hAnsi="Times New Roman" w:cs="Times New Roman"/>
+          <w:lang w:eastAsia="es-CL"/>
+        </w:rPr>
+        <w:t xml:space="preserve">) pendientes de planificación detallada. </w:t>
       </w:r>
     </w:p>
     <w:p>
       <w:pPr>
         <w:numPr>
-          <w:ilvl w:val="1"/>
-          <w:numId w:val="10"/>
+          <w:ilvl w:val="0"/>
+          <w:numId w:val="19"/>
         </w:numPr>
-      </w:pPr>
-      <w:r>
-        <w:rPr>
+        <w:spacing w:before="100" w:beforeAutospacing="1" w:after="100" w:afterAutospacing="1" w:line="240" w:lineRule="auto"/>
+        <w:rPr>
+          <w:rFonts w:ascii="Times New Roman" w:eastAsia="Times New Roman" w:hAnsi="Times New Roman" w:cs="Times New Roman"/>
+          <w:lang w:eastAsia="es-CL"/>
+        </w:rPr>
+      </w:pPr>
+      <w:r>
+        <w:rPr>
+          <w:rFonts w:ascii="Times New Roman" w:eastAsia="Times New Roman" w:hAnsi="Times New Roman" w:cs="Times New Roman"/>
+          <w:b/>
+          <w:bCs/>
+          <w:lang w:eastAsia="es-CL"/>
+        </w:rPr>
+        <w:t>Por Hacer (</w:t>
+      </w:r>
+      <w:proofErr w:type="spellStart"/>
+      <w:r>
+        <w:rPr>
+          <w:rFonts w:ascii="Times New Roman" w:eastAsia="Times New Roman" w:hAnsi="Times New Roman" w:cs="Times New Roman"/>
+          <w:b/>
+          <w:bCs/>
+          <w:lang w:eastAsia="es-CL"/>
+        </w:rPr>
+        <w:t>To</w:t>
+      </w:r>
+      <w:proofErr w:type="spellEnd"/>
+      <w:r>
+        <w:rPr>
+          <w:rFonts w:ascii="Times New Roman" w:eastAsia="Times New Roman" w:hAnsi="Times New Roman" w:cs="Times New Roman"/>
+          <w:b/>
+          <w:bCs/>
+          <w:lang w:eastAsia="es-CL"/>
+        </w:rPr>
+        <w:t xml:space="preserve"> Do):</w:t>
+      </w:r>
+      <w:r>
+        <w:rPr>
+          <w:rFonts w:ascii="Times New Roman" w:eastAsia="Times New Roman" w:hAnsi="Times New Roman" w:cs="Times New Roman"/>
+          <w:lang w:eastAsia="es-CL"/>
+        </w:rPr>
+        <w:t xml:space="preserve"> Tareas específicas desglosadas para el sprint actual. Para el </w:t>
+      </w:r>
+      <w:proofErr w:type="spellStart"/>
+      <w:r>
+        <w:rPr>
+          <w:rFonts w:ascii="Times New Roman" w:eastAsia="Times New Roman" w:hAnsi="Times New Roman" w:cs="Times New Roman"/>
+          <w:lang w:eastAsia="es-CL"/>
+        </w:rPr>
+        <w:t>Checkpoint</w:t>
+      </w:r>
+      <w:proofErr w:type="spellEnd"/>
+      <w:r>
+        <w:rPr>
+          <w:rFonts w:ascii="Times New Roman" w:eastAsia="Times New Roman" w:hAnsi="Times New Roman" w:cs="Times New Roman"/>
+          <w:lang w:eastAsia="es-CL"/>
+        </w:rPr>
+        <w:t xml:space="preserve"> 1, incluye: </w:t>
+      </w:r>
+      <w:r>
+        <w:rPr>
+          <w:rFonts w:ascii="Times New Roman" w:eastAsia="Times New Roman" w:hAnsi="Times New Roman" w:cs="Times New Roman"/>
           <w:i/>
           <w:iCs/>
-        </w:rPr>
-        <w:t>Escenario 1 (Sincronización inmediata):</w:t>
-      </w:r>
-      <w:r>
-        <w:t xml:space="preserve"> Dado que estoy monitoreando el panel de control de la portería, cuando un conductor registra su salida del espacio 12, entonces la interfaz construida en Stitch cambia el indicador visual a color verde en un tiempo menor a dos segundos sin necesidad de recargar la página. </w:t>
-      </w:r>
-    </w:p>
-    <w:p>
-      <w:pPr>
-        <w:rPr>
-          <w:b/>
-          <w:bCs/>
-        </w:rPr>
-      </w:pPr>
-      <w:r>
-        <w:rPr>
-          <w:b/>
-          <w:bCs/>
-        </w:rPr>
-        <w:t>HU-04: Análisis de Demanda con Inteligencia Artificial</w:t>
-      </w:r>
-    </w:p>
-    <w:p>
-      <w:r>
-        <w:rPr>
-          <w:b/>
-          <w:bCs/>
-        </w:rPr>
-        <w:t>Como:</w:t>
-      </w:r>
-      <w:r>
-        <w:t xml:space="preserve"> </w:t>
-      </w:r>
-      <w:proofErr w:type="gramStart"/>
-      <w:r>
-        <w:t>Jefe</w:t>
-      </w:r>
-      <w:proofErr w:type="gramEnd"/>
-      <w:r>
-        <w:t xml:space="preserve"> de Servicios Generales </w:t>
-      </w:r>
-    </w:p>
-    <w:p>
-      <w:r>
-        <w:rPr>
-          <w:b/>
-          <w:bCs/>
-        </w:rPr>
-        <w:t>Quiero:</w:t>
-      </w:r>
-      <w:r>
-        <w:t xml:space="preserve"> Consultar proyecciones de uso basadas en los patrones históricos de ocupación de la sede </w:t>
-      </w:r>
-    </w:p>
-    <w:p>
-      <w:r>
-        <w:rPr>
-          <w:b/>
-          <w:bCs/>
-        </w:rPr>
-        <w:t>Para:</w:t>
-      </w:r>
-      <w:r>
-        <w:t xml:space="preserve"> Planificar la dotación de personal de seguridad y prever el colapso del servicio en días de alta demanda académica. </w:t>
+          <w:lang w:eastAsia="es-CL"/>
+        </w:rPr>
+        <w:t>Inicializar repositorio en GitHub</w:t>
+      </w:r>
+      <w:r>
+        <w:rPr>
+          <w:rFonts w:ascii="Times New Roman" w:eastAsia="Times New Roman" w:hAnsi="Times New Roman" w:cs="Times New Roman"/>
+          <w:lang w:eastAsia="es-CL"/>
+        </w:rPr>
+        <w:t xml:space="preserve">, </w:t>
+      </w:r>
+      <w:r>
+        <w:rPr>
+          <w:rFonts w:ascii="Times New Roman" w:eastAsia="Times New Roman" w:hAnsi="Times New Roman" w:cs="Times New Roman"/>
+          <w:i/>
+          <w:iCs/>
+          <w:lang w:eastAsia="es-CL"/>
+        </w:rPr>
+        <w:t xml:space="preserve">Vincular entorno en </w:t>
+      </w:r>
+      <w:proofErr w:type="spellStart"/>
+      <w:r>
+        <w:rPr>
+          <w:rFonts w:ascii="Times New Roman" w:eastAsia="Times New Roman" w:hAnsi="Times New Roman" w:cs="Times New Roman"/>
+          <w:i/>
+          <w:iCs/>
+          <w:lang w:eastAsia="es-CL"/>
+        </w:rPr>
+        <w:t>Stitch</w:t>
+      </w:r>
+      <w:proofErr w:type="spellEnd"/>
+      <w:r>
+        <w:rPr>
+          <w:rFonts w:ascii="Times New Roman" w:eastAsia="Times New Roman" w:hAnsi="Times New Roman" w:cs="Times New Roman"/>
+          <w:lang w:eastAsia="es-CL"/>
+        </w:rPr>
+        <w:t xml:space="preserve">, </w:t>
+      </w:r>
+      <w:r>
+        <w:rPr>
+          <w:rFonts w:ascii="Times New Roman" w:eastAsia="Times New Roman" w:hAnsi="Times New Roman" w:cs="Times New Roman"/>
+          <w:i/>
+          <w:iCs/>
+          <w:lang w:eastAsia="es-CL"/>
+        </w:rPr>
+        <w:t xml:space="preserve">Crear proyecto en </w:t>
+      </w:r>
+      <w:proofErr w:type="spellStart"/>
+      <w:r>
+        <w:rPr>
+          <w:rFonts w:ascii="Times New Roman" w:eastAsia="Times New Roman" w:hAnsi="Times New Roman" w:cs="Times New Roman"/>
+          <w:i/>
+          <w:iCs/>
+          <w:lang w:eastAsia="es-CL"/>
+        </w:rPr>
+        <w:t>Supabase</w:t>
+      </w:r>
+      <w:proofErr w:type="spellEnd"/>
+      <w:r>
+        <w:rPr>
+          <w:rFonts w:ascii="Times New Roman" w:eastAsia="Times New Roman" w:hAnsi="Times New Roman" w:cs="Times New Roman"/>
+          <w:lang w:eastAsia="es-CL"/>
+        </w:rPr>
+        <w:t xml:space="preserve"> y </w:t>
+      </w:r>
+      <w:r>
+        <w:rPr>
+          <w:rFonts w:ascii="Times New Roman" w:eastAsia="Times New Roman" w:hAnsi="Times New Roman" w:cs="Times New Roman"/>
+          <w:i/>
+          <w:iCs/>
+          <w:lang w:eastAsia="es-CL"/>
+        </w:rPr>
+        <w:t>Diseñar esquemas de base de datos SQL</w:t>
+      </w:r>
+      <w:r>
+        <w:rPr>
+          <w:rFonts w:ascii="Times New Roman" w:eastAsia="Times New Roman" w:hAnsi="Times New Roman" w:cs="Times New Roman"/>
+          <w:lang w:eastAsia="es-CL"/>
+        </w:rPr>
+        <w:t>.</w:t>
       </w:r>
     </w:p>
     <w:p>
       <w:pPr>
         <w:numPr>
           <w:ilvl w:val="0"/>
-          <w:numId w:val="11"/>
+          <w:numId w:val="19"/>
         </w:numPr>
-      </w:pPr>
-      <w:r>
-        <w:rPr>
-          <w:b/>
-          <w:bCs/>
-        </w:rPr>
-        <w:t>AC-01: Generación de reportes predictivos</w:t>
+        <w:spacing w:before="100" w:beforeAutospacing="1" w:after="100" w:afterAutospacing="1" w:line="240" w:lineRule="auto"/>
+        <w:rPr>
+          <w:rFonts w:ascii="Times New Roman" w:eastAsia="Times New Roman" w:hAnsi="Times New Roman" w:cs="Times New Roman"/>
+          <w:lang w:eastAsia="es-CL"/>
+        </w:rPr>
+      </w:pPr>
+      <w:r>
+        <w:rPr>
+          <w:rFonts w:ascii="Times New Roman" w:eastAsia="Times New Roman" w:hAnsi="Times New Roman" w:cs="Times New Roman"/>
+          <w:b/>
+          <w:bCs/>
+          <w:lang w:eastAsia="es-CL"/>
+        </w:rPr>
+        <w:t>En Proceso (</w:t>
+      </w:r>
+      <w:proofErr w:type="spellStart"/>
+      <w:r>
+        <w:rPr>
+          <w:rFonts w:ascii="Times New Roman" w:eastAsia="Times New Roman" w:hAnsi="Times New Roman" w:cs="Times New Roman"/>
+          <w:b/>
+          <w:bCs/>
+          <w:lang w:eastAsia="es-CL"/>
+        </w:rPr>
+        <w:t>Doing</w:t>
+      </w:r>
+      <w:proofErr w:type="spellEnd"/>
+      <w:r>
+        <w:rPr>
+          <w:rFonts w:ascii="Times New Roman" w:eastAsia="Times New Roman" w:hAnsi="Times New Roman" w:cs="Times New Roman"/>
+          <w:b/>
+          <w:bCs/>
+          <w:lang w:eastAsia="es-CL"/>
+        </w:rPr>
+        <w:t>):</w:t>
+      </w:r>
+      <w:r>
+        <w:rPr>
+          <w:rFonts w:ascii="Times New Roman" w:eastAsia="Times New Roman" w:hAnsi="Times New Roman" w:cs="Times New Roman"/>
+          <w:lang w:eastAsia="es-CL"/>
+        </w:rPr>
+        <w:t xml:space="preserve"> Tareas que un integrante del equipo está desarrollando activamente en este momento.</w:t>
       </w:r>
     </w:p>
     <w:p>
       <w:pPr>
         <w:numPr>
-          <w:ilvl w:val="1"/>
-          <w:numId w:val="11"/>
+          <w:ilvl w:val="0"/>
+          <w:numId w:val="19"/>
         </w:numPr>
-      </w:pPr>
-      <w:r>
-        <w:rPr>
-          <w:i/>
-          <w:iCs/>
-        </w:rPr>
-        <w:t>Escenario 1 (Análisis de tendencias):</w:t>
-      </w:r>
-      <w:r>
-        <w:t xml:space="preserve"> Dado que accedo al panel de administración y solicito un análisis para el día lunes en horario vespertino, cuando el sistema procesa los datos con Google AI Studio, entonces se despliega un reporte escrito detallando las horas críticas de saturación y sugerencias operativas de mitigación. </w:t>
+        <w:spacing w:before="100" w:beforeAutospacing="1" w:after="100" w:afterAutospacing="1" w:line="240" w:lineRule="auto"/>
+        <w:rPr>
+          <w:rFonts w:ascii="Times New Roman" w:eastAsia="Times New Roman" w:hAnsi="Times New Roman" w:cs="Times New Roman"/>
+          <w:lang w:eastAsia="es-CL"/>
+        </w:rPr>
+      </w:pPr>
+      <w:r>
+        <w:rPr>
+          <w:rFonts w:ascii="Times New Roman" w:eastAsia="Times New Roman" w:hAnsi="Times New Roman" w:cs="Times New Roman"/>
+          <w:b/>
+          <w:bCs/>
+          <w:lang w:eastAsia="es-CL"/>
+        </w:rPr>
+        <w:t>Hecho (Done):</w:t>
+      </w:r>
+      <w:r>
+        <w:rPr>
+          <w:rFonts w:ascii="Times New Roman" w:eastAsia="Times New Roman" w:hAnsi="Times New Roman" w:cs="Times New Roman"/>
+          <w:lang w:eastAsia="es-CL"/>
+        </w:rPr>
+        <w:t xml:space="preserve"> Tareas terminadas que han pasado por la revisión del equipo y cumplen con los criterios de aceptación.</w:t>
       </w:r>
     </w:p>
     <w:p/>
@@ -2066,6 +3466,304 @@
     </w:lvl>
   </w:abstractNum>
   <w:abstractNum w:abstractNumId="2" w15:restartNumberingAfterBreak="0">
+    <w:nsid w:val="0A034CCD"/>
+    <w:multiLevelType w:val="multilevel"/>
+    <w:tmpl w:val="4F42FA06"/>
+    <w:lvl w:ilvl="0">
+      <w:start w:val="1"/>
+      <w:numFmt w:val="bullet"/>
+      <w:lvlText w:val=""/>
+      <w:lvlJc w:val="left"/>
+      <w:pPr>
+        <w:tabs>
+          <w:tab w:val="num" w:pos="720"/>
+        </w:tabs>
+        <w:ind w:left="720" w:hanging="360"/>
+      </w:pPr>
+      <w:rPr>
+        <w:rFonts w:ascii="Symbol" w:hAnsi="Symbol" w:hint="default"/>
+        <w:sz w:val="20"/>
+      </w:rPr>
+    </w:lvl>
+    <w:lvl w:ilvl="1" w:tentative="1">
+      <w:start w:val="1"/>
+      <w:numFmt w:val="bullet"/>
+      <w:lvlText w:val="o"/>
+      <w:lvlJc w:val="left"/>
+      <w:pPr>
+        <w:tabs>
+          <w:tab w:val="num" w:pos="1440"/>
+        </w:tabs>
+        <w:ind w:left="1440" w:hanging="360"/>
+      </w:pPr>
+      <w:rPr>
+        <w:rFonts w:ascii="Courier New" w:hAnsi="Courier New" w:hint="default"/>
+        <w:sz w:val="20"/>
+      </w:rPr>
+    </w:lvl>
+    <w:lvl w:ilvl="2" w:tentative="1">
+      <w:start w:val="1"/>
+      <w:numFmt w:val="bullet"/>
+      <w:lvlText w:val=""/>
+      <w:lvlJc w:val="left"/>
+      <w:pPr>
+        <w:tabs>
+          <w:tab w:val="num" w:pos="2160"/>
+        </w:tabs>
+        <w:ind w:left="2160" w:hanging="360"/>
+      </w:pPr>
+      <w:rPr>
+        <w:rFonts w:ascii="Wingdings" w:hAnsi="Wingdings" w:hint="default"/>
+        <w:sz w:val="20"/>
+      </w:rPr>
+    </w:lvl>
+    <w:lvl w:ilvl="3" w:tentative="1">
+      <w:start w:val="1"/>
+      <w:numFmt w:val="bullet"/>
+      <w:lvlText w:val=""/>
+      <w:lvlJc w:val="left"/>
+      <w:pPr>
+        <w:tabs>
+          <w:tab w:val="num" w:pos="2880"/>
+        </w:tabs>
+        <w:ind w:left="2880" w:hanging="360"/>
+      </w:pPr>
+      <w:rPr>
+        <w:rFonts w:ascii="Wingdings" w:hAnsi="Wingdings" w:hint="default"/>
+        <w:sz w:val="20"/>
+      </w:rPr>
+    </w:lvl>
+    <w:lvl w:ilvl="4" w:tentative="1">
+      <w:start w:val="1"/>
+      <w:numFmt w:val="bullet"/>
+      <w:lvlText w:val=""/>
+      <w:lvlJc w:val="left"/>
+      <w:pPr>
+        <w:tabs>
+          <w:tab w:val="num" w:pos="3600"/>
+        </w:tabs>
+        <w:ind w:left="3600" w:hanging="360"/>
+      </w:pPr>
+      <w:rPr>
+        <w:rFonts w:ascii="Wingdings" w:hAnsi="Wingdings" w:hint="default"/>
+        <w:sz w:val="20"/>
+      </w:rPr>
+    </w:lvl>
+    <w:lvl w:ilvl="5" w:tentative="1">
+      <w:start w:val="1"/>
+      <w:numFmt w:val="bullet"/>
+      <w:lvlText w:val=""/>
+      <w:lvlJc w:val="left"/>
+      <w:pPr>
+        <w:tabs>
+          <w:tab w:val="num" w:pos="4320"/>
+        </w:tabs>
+        <w:ind w:left="4320" w:hanging="360"/>
+      </w:pPr>
+      <w:rPr>
+        <w:rFonts w:ascii="Wingdings" w:hAnsi="Wingdings" w:hint="default"/>
+        <w:sz w:val="20"/>
+      </w:rPr>
+    </w:lvl>
+    <w:lvl w:ilvl="6" w:tentative="1">
+      <w:start w:val="1"/>
+      <w:numFmt w:val="bullet"/>
+      <w:lvlText w:val=""/>
+      <w:lvlJc w:val="left"/>
+      <w:pPr>
+        <w:tabs>
+          <w:tab w:val="num" w:pos="5040"/>
+        </w:tabs>
+        <w:ind w:left="5040" w:hanging="360"/>
+      </w:pPr>
+      <w:rPr>
+        <w:rFonts w:ascii="Wingdings" w:hAnsi="Wingdings" w:hint="default"/>
+        <w:sz w:val="20"/>
+      </w:rPr>
+    </w:lvl>
+    <w:lvl w:ilvl="7" w:tentative="1">
+      <w:start w:val="1"/>
+      <w:numFmt w:val="bullet"/>
+      <w:lvlText w:val=""/>
+      <w:lvlJc w:val="left"/>
+      <w:pPr>
+        <w:tabs>
+          <w:tab w:val="num" w:pos="5760"/>
+        </w:tabs>
+        <w:ind w:left="5760" w:hanging="360"/>
+      </w:pPr>
+      <w:rPr>
+        <w:rFonts w:ascii="Wingdings" w:hAnsi="Wingdings" w:hint="default"/>
+        <w:sz w:val="20"/>
+      </w:rPr>
+    </w:lvl>
+    <w:lvl w:ilvl="8" w:tentative="1">
+      <w:start w:val="1"/>
+      <w:numFmt w:val="bullet"/>
+      <w:lvlText w:val=""/>
+      <w:lvlJc w:val="left"/>
+      <w:pPr>
+        <w:tabs>
+          <w:tab w:val="num" w:pos="6480"/>
+        </w:tabs>
+        <w:ind w:left="6480" w:hanging="360"/>
+      </w:pPr>
+      <w:rPr>
+        <w:rFonts w:ascii="Wingdings" w:hAnsi="Wingdings" w:hint="default"/>
+        <w:sz w:val="20"/>
+      </w:rPr>
+    </w:lvl>
+  </w:abstractNum>
+  <w:abstractNum w:abstractNumId="3" w15:restartNumberingAfterBreak="0">
+    <w:nsid w:val="14D96D1D"/>
+    <w:multiLevelType w:val="multilevel"/>
+    <w:tmpl w:val="A08E0A44"/>
+    <w:lvl w:ilvl="0">
+      <w:start w:val="1"/>
+      <w:numFmt w:val="bullet"/>
+      <w:lvlText w:val=""/>
+      <w:lvlJc w:val="left"/>
+      <w:pPr>
+        <w:tabs>
+          <w:tab w:val="num" w:pos="720"/>
+        </w:tabs>
+        <w:ind w:left="720" w:hanging="360"/>
+      </w:pPr>
+      <w:rPr>
+        <w:rFonts w:ascii="Symbol" w:hAnsi="Symbol" w:hint="default"/>
+        <w:sz w:val="20"/>
+      </w:rPr>
+    </w:lvl>
+    <w:lvl w:ilvl="1" w:tentative="1">
+      <w:start w:val="1"/>
+      <w:numFmt w:val="bullet"/>
+      <w:lvlText w:val="o"/>
+      <w:lvlJc w:val="left"/>
+      <w:pPr>
+        <w:tabs>
+          <w:tab w:val="num" w:pos="1440"/>
+        </w:tabs>
+        <w:ind w:left="1440" w:hanging="360"/>
+      </w:pPr>
+      <w:rPr>
+        <w:rFonts w:ascii="Courier New" w:hAnsi="Courier New" w:hint="default"/>
+        <w:sz w:val="20"/>
+      </w:rPr>
+    </w:lvl>
+    <w:lvl w:ilvl="2" w:tentative="1">
+      <w:start w:val="1"/>
+      <w:numFmt w:val="bullet"/>
+      <w:lvlText w:val=""/>
+      <w:lvlJc w:val="left"/>
+      <w:pPr>
+        <w:tabs>
+          <w:tab w:val="num" w:pos="2160"/>
+        </w:tabs>
+        <w:ind w:left="2160" w:hanging="360"/>
+      </w:pPr>
+      <w:rPr>
+        <w:rFonts w:ascii="Wingdings" w:hAnsi="Wingdings" w:hint="default"/>
+        <w:sz w:val="20"/>
+      </w:rPr>
+    </w:lvl>
+    <w:lvl w:ilvl="3" w:tentative="1">
+      <w:start w:val="1"/>
+      <w:numFmt w:val="bullet"/>
+      <w:lvlText w:val=""/>
+      <w:lvlJc w:val="left"/>
+      <w:pPr>
+        <w:tabs>
+          <w:tab w:val="num" w:pos="2880"/>
+        </w:tabs>
+        <w:ind w:left="2880" w:hanging="360"/>
+      </w:pPr>
+      <w:rPr>
+        <w:rFonts w:ascii="Wingdings" w:hAnsi="Wingdings" w:hint="default"/>
+        <w:sz w:val="20"/>
+      </w:rPr>
+    </w:lvl>
+    <w:lvl w:ilvl="4" w:tentative="1">
+      <w:start w:val="1"/>
+      <w:numFmt w:val="bullet"/>
+      <w:lvlText w:val=""/>
+      <w:lvlJc w:val="left"/>
+      <w:pPr>
+        <w:tabs>
+          <w:tab w:val="num" w:pos="3600"/>
+        </w:tabs>
+        <w:ind w:left="3600" w:hanging="360"/>
+      </w:pPr>
+      <w:rPr>
+        <w:rFonts w:ascii="Wingdings" w:hAnsi="Wingdings" w:hint="default"/>
+        <w:sz w:val="20"/>
+      </w:rPr>
+    </w:lvl>
+    <w:lvl w:ilvl="5" w:tentative="1">
+      <w:start w:val="1"/>
+      <w:numFmt w:val="bullet"/>
+      <w:lvlText w:val=""/>
+      <w:lvlJc w:val="left"/>
+      <w:pPr>
+        <w:tabs>
+          <w:tab w:val="num" w:pos="4320"/>
+        </w:tabs>
+        <w:ind w:left="4320" w:hanging="360"/>
+      </w:pPr>
+      <w:rPr>
+        <w:rFonts w:ascii="Wingdings" w:hAnsi="Wingdings" w:hint="default"/>
+        <w:sz w:val="20"/>
+      </w:rPr>
+    </w:lvl>
+    <w:lvl w:ilvl="6" w:tentative="1">
+      <w:start w:val="1"/>
+      <w:numFmt w:val="bullet"/>
+      <w:lvlText w:val=""/>
+      <w:lvlJc w:val="left"/>
+      <w:pPr>
+        <w:tabs>
+          <w:tab w:val="num" w:pos="5040"/>
+        </w:tabs>
+        <w:ind w:left="5040" w:hanging="360"/>
+      </w:pPr>
+      <w:rPr>
+        <w:rFonts w:ascii="Wingdings" w:hAnsi="Wingdings" w:hint="default"/>
+        <w:sz w:val="20"/>
+      </w:rPr>
+    </w:lvl>
+    <w:lvl w:ilvl="7" w:tentative="1">
+      <w:start w:val="1"/>
+      <w:numFmt w:val="bullet"/>
+      <w:lvlText w:val=""/>
+      <w:lvlJc w:val="left"/>
+      <w:pPr>
+        <w:tabs>
+          <w:tab w:val="num" w:pos="5760"/>
+        </w:tabs>
+        <w:ind w:left="5760" w:hanging="360"/>
+      </w:pPr>
+      <w:rPr>
+        <w:rFonts w:ascii="Wingdings" w:hAnsi="Wingdings" w:hint="default"/>
+        <w:sz w:val="20"/>
+      </w:rPr>
+    </w:lvl>
+    <w:lvl w:ilvl="8" w:tentative="1">
+      <w:start w:val="1"/>
+      <w:numFmt w:val="bullet"/>
+      <w:lvlText w:val=""/>
+      <w:lvlJc w:val="left"/>
+      <w:pPr>
+        <w:tabs>
+          <w:tab w:val="num" w:pos="6480"/>
+        </w:tabs>
+        <w:ind w:left="6480" w:hanging="360"/>
+      </w:pPr>
+      <w:rPr>
+        <w:rFonts w:ascii="Wingdings" w:hAnsi="Wingdings" w:hint="default"/>
+        <w:sz w:val="20"/>
+      </w:rPr>
+    </w:lvl>
+  </w:abstractNum>
+  <w:abstractNum w:abstractNumId="4" w15:restartNumberingAfterBreak="0">
     <w:nsid w:val="16376FAD"/>
     <w:multiLevelType w:val="multilevel"/>
     <w:tmpl w:val="10A85102"/>
@@ -2214,7 +3912,7 @@
       </w:rPr>
     </w:lvl>
   </w:abstractNum>
-  <w:abstractNum w:abstractNumId="3" w15:restartNumberingAfterBreak="0">
+  <w:abstractNum w:abstractNumId="5" w15:restartNumberingAfterBreak="0">
     <w:nsid w:val="1C396096"/>
     <w:multiLevelType w:val="multilevel"/>
     <w:tmpl w:val="5D169B44"/>
@@ -2363,7 +4061,305 @@
       </w:rPr>
     </w:lvl>
   </w:abstractNum>
-  <w:abstractNum w:abstractNumId="4" w15:restartNumberingAfterBreak="0">
+  <w:abstractNum w:abstractNumId="6" w15:restartNumberingAfterBreak="0">
+    <w:nsid w:val="26D62815"/>
+    <w:multiLevelType w:val="multilevel"/>
+    <w:tmpl w:val="BBAAFC8E"/>
+    <w:lvl w:ilvl="0">
+      <w:start w:val="1"/>
+      <w:numFmt w:val="bullet"/>
+      <w:lvlText w:val=""/>
+      <w:lvlJc w:val="left"/>
+      <w:pPr>
+        <w:tabs>
+          <w:tab w:val="num" w:pos="720"/>
+        </w:tabs>
+        <w:ind w:left="720" w:hanging="360"/>
+      </w:pPr>
+      <w:rPr>
+        <w:rFonts w:ascii="Symbol" w:hAnsi="Symbol" w:hint="default"/>
+        <w:sz w:val="20"/>
+      </w:rPr>
+    </w:lvl>
+    <w:lvl w:ilvl="1" w:tentative="1">
+      <w:start w:val="1"/>
+      <w:numFmt w:val="bullet"/>
+      <w:lvlText w:val="o"/>
+      <w:lvlJc w:val="left"/>
+      <w:pPr>
+        <w:tabs>
+          <w:tab w:val="num" w:pos="1440"/>
+        </w:tabs>
+        <w:ind w:left="1440" w:hanging="360"/>
+      </w:pPr>
+      <w:rPr>
+        <w:rFonts w:ascii="Courier New" w:hAnsi="Courier New" w:hint="default"/>
+        <w:sz w:val="20"/>
+      </w:rPr>
+    </w:lvl>
+    <w:lvl w:ilvl="2" w:tentative="1">
+      <w:start w:val="1"/>
+      <w:numFmt w:val="bullet"/>
+      <w:lvlText w:val=""/>
+      <w:lvlJc w:val="left"/>
+      <w:pPr>
+        <w:tabs>
+          <w:tab w:val="num" w:pos="2160"/>
+        </w:tabs>
+        <w:ind w:left="2160" w:hanging="360"/>
+      </w:pPr>
+      <w:rPr>
+        <w:rFonts w:ascii="Wingdings" w:hAnsi="Wingdings" w:hint="default"/>
+        <w:sz w:val="20"/>
+      </w:rPr>
+    </w:lvl>
+    <w:lvl w:ilvl="3" w:tentative="1">
+      <w:start w:val="1"/>
+      <w:numFmt w:val="bullet"/>
+      <w:lvlText w:val=""/>
+      <w:lvlJc w:val="left"/>
+      <w:pPr>
+        <w:tabs>
+          <w:tab w:val="num" w:pos="2880"/>
+        </w:tabs>
+        <w:ind w:left="2880" w:hanging="360"/>
+      </w:pPr>
+      <w:rPr>
+        <w:rFonts w:ascii="Wingdings" w:hAnsi="Wingdings" w:hint="default"/>
+        <w:sz w:val="20"/>
+      </w:rPr>
+    </w:lvl>
+    <w:lvl w:ilvl="4" w:tentative="1">
+      <w:start w:val="1"/>
+      <w:numFmt w:val="bullet"/>
+      <w:lvlText w:val=""/>
+      <w:lvlJc w:val="left"/>
+      <w:pPr>
+        <w:tabs>
+          <w:tab w:val="num" w:pos="3600"/>
+        </w:tabs>
+        <w:ind w:left="3600" w:hanging="360"/>
+      </w:pPr>
+      <w:rPr>
+        <w:rFonts w:ascii="Wingdings" w:hAnsi="Wingdings" w:hint="default"/>
+        <w:sz w:val="20"/>
+      </w:rPr>
+    </w:lvl>
+    <w:lvl w:ilvl="5" w:tentative="1">
+      <w:start w:val="1"/>
+      <w:numFmt w:val="bullet"/>
+      <w:lvlText w:val=""/>
+      <w:lvlJc w:val="left"/>
+      <w:pPr>
+        <w:tabs>
+          <w:tab w:val="num" w:pos="4320"/>
+        </w:tabs>
+        <w:ind w:left="4320" w:hanging="360"/>
+      </w:pPr>
+      <w:rPr>
+        <w:rFonts w:ascii="Wingdings" w:hAnsi="Wingdings" w:hint="default"/>
+        <w:sz w:val="20"/>
+      </w:rPr>
+    </w:lvl>
+    <w:lvl w:ilvl="6" w:tentative="1">
+      <w:start w:val="1"/>
+      <w:numFmt w:val="bullet"/>
+      <w:lvlText w:val=""/>
+      <w:lvlJc w:val="left"/>
+      <w:pPr>
+        <w:tabs>
+          <w:tab w:val="num" w:pos="5040"/>
+        </w:tabs>
+        <w:ind w:left="5040" w:hanging="360"/>
+      </w:pPr>
+      <w:rPr>
+        <w:rFonts w:ascii="Wingdings" w:hAnsi="Wingdings" w:hint="default"/>
+        <w:sz w:val="20"/>
+      </w:rPr>
+    </w:lvl>
+    <w:lvl w:ilvl="7" w:tentative="1">
+      <w:start w:val="1"/>
+      <w:numFmt w:val="bullet"/>
+      <w:lvlText w:val=""/>
+      <w:lvlJc w:val="left"/>
+      <w:pPr>
+        <w:tabs>
+          <w:tab w:val="num" w:pos="5760"/>
+        </w:tabs>
+        <w:ind w:left="5760" w:hanging="360"/>
+      </w:pPr>
+      <w:rPr>
+        <w:rFonts w:ascii="Wingdings" w:hAnsi="Wingdings" w:hint="default"/>
+        <w:sz w:val="20"/>
+      </w:rPr>
+    </w:lvl>
+    <w:lvl w:ilvl="8" w:tentative="1">
+      <w:start w:val="1"/>
+      <w:numFmt w:val="bullet"/>
+      <w:lvlText w:val=""/>
+      <w:lvlJc w:val="left"/>
+      <w:pPr>
+        <w:tabs>
+          <w:tab w:val="num" w:pos="6480"/>
+        </w:tabs>
+        <w:ind w:left="6480" w:hanging="360"/>
+      </w:pPr>
+      <w:rPr>
+        <w:rFonts w:ascii="Wingdings" w:hAnsi="Wingdings" w:hint="default"/>
+        <w:sz w:val="20"/>
+      </w:rPr>
+    </w:lvl>
+  </w:abstractNum>
+  <w:abstractNum w:abstractNumId="7" w15:restartNumberingAfterBreak="0">
+    <w:nsid w:val="2C1D00FB"/>
+    <w:multiLevelType w:val="multilevel"/>
+    <w:tmpl w:val="9F1C87D2"/>
+    <w:lvl w:ilvl="0">
+      <w:start w:val="1"/>
+      <w:numFmt w:val="bullet"/>
+      <w:lvlText w:val=""/>
+      <w:lvlJc w:val="left"/>
+      <w:pPr>
+        <w:tabs>
+          <w:tab w:val="num" w:pos="720"/>
+        </w:tabs>
+        <w:ind w:left="720" w:hanging="360"/>
+      </w:pPr>
+      <w:rPr>
+        <w:rFonts w:ascii="Symbol" w:hAnsi="Symbol" w:hint="default"/>
+        <w:sz w:val="20"/>
+      </w:rPr>
+    </w:lvl>
+    <w:lvl w:ilvl="1" w:tentative="1">
+      <w:start w:val="1"/>
+      <w:numFmt w:val="bullet"/>
+      <w:lvlText w:val="o"/>
+      <w:lvlJc w:val="left"/>
+      <w:pPr>
+        <w:tabs>
+          <w:tab w:val="num" w:pos="1440"/>
+        </w:tabs>
+        <w:ind w:left="1440" w:hanging="360"/>
+      </w:pPr>
+      <w:rPr>
+        <w:rFonts w:ascii="Courier New" w:hAnsi="Courier New" w:hint="default"/>
+        <w:sz w:val="20"/>
+      </w:rPr>
+    </w:lvl>
+    <w:lvl w:ilvl="2" w:tentative="1">
+      <w:start w:val="1"/>
+      <w:numFmt w:val="bullet"/>
+      <w:lvlText w:val=""/>
+      <w:lvlJc w:val="left"/>
+      <w:pPr>
+        <w:tabs>
+          <w:tab w:val="num" w:pos="2160"/>
+        </w:tabs>
+        <w:ind w:left="2160" w:hanging="360"/>
+      </w:pPr>
+      <w:rPr>
+        <w:rFonts w:ascii="Wingdings" w:hAnsi="Wingdings" w:hint="default"/>
+        <w:sz w:val="20"/>
+      </w:rPr>
+    </w:lvl>
+    <w:lvl w:ilvl="3" w:tentative="1">
+      <w:start w:val="1"/>
+      <w:numFmt w:val="bullet"/>
+      <w:lvlText w:val=""/>
+      <w:lvlJc w:val="left"/>
+      <w:pPr>
+        <w:tabs>
+          <w:tab w:val="num" w:pos="2880"/>
+        </w:tabs>
+        <w:ind w:left="2880" w:hanging="360"/>
+      </w:pPr>
+      <w:rPr>
+        <w:rFonts w:ascii="Wingdings" w:hAnsi="Wingdings" w:hint="default"/>
+        <w:sz w:val="20"/>
+      </w:rPr>
+    </w:lvl>
+    <w:lvl w:ilvl="4" w:tentative="1">
+      <w:start w:val="1"/>
+      <w:numFmt w:val="bullet"/>
+      <w:lvlText w:val=""/>
+      <w:lvlJc w:val="left"/>
+      <w:pPr>
+        <w:tabs>
+          <w:tab w:val="num" w:pos="3600"/>
+        </w:tabs>
+        <w:ind w:left="3600" w:hanging="360"/>
+      </w:pPr>
+      <w:rPr>
+        <w:rFonts w:ascii="Wingdings" w:hAnsi="Wingdings" w:hint="default"/>
+        <w:sz w:val="20"/>
+      </w:rPr>
+    </w:lvl>
+    <w:lvl w:ilvl="5" w:tentative="1">
+      <w:start w:val="1"/>
+      <w:numFmt w:val="bullet"/>
+      <w:lvlText w:val=""/>
+      <w:lvlJc w:val="left"/>
+      <w:pPr>
+        <w:tabs>
+          <w:tab w:val="num" w:pos="4320"/>
+        </w:tabs>
+        <w:ind w:left="4320" w:hanging="360"/>
+      </w:pPr>
+      <w:rPr>
+        <w:rFonts w:ascii="Wingdings" w:hAnsi="Wingdings" w:hint="default"/>
+        <w:sz w:val="20"/>
+      </w:rPr>
+    </w:lvl>
+    <w:lvl w:ilvl="6" w:tentative="1">
+      <w:start w:val="1"/>
+      <w:numFmt w:val="bullet"/>
+      <w:lvlText w:val=""/>
+      <w:lvlJc w:val="left"/>
+      <w:pPr>
+        <w:tabs>
+          <w:tab w:val="num" w:pos="5040"/>
+        </w:tabs>
+        <w:ind w:left="5040" w:hanging="360"/>
+      </w:pPr>
+      <w:rPr>
+        <w:rFonts w:ascii="Wingdings" w:hAnsi="Wingdings" w:hint="default"/>
+        <w:sz w:val="20"/>
+      </w:rPr>
+    </w:lvl>
+    <w:lvl w:ilvl="7" w:tentative="1">
+      <w:start w:val="1"/>
+      <w:numFmt w:val="bullet"/>
+      <w:lvlText w:val=""/>
+      <w:lvlJc w:val="left"/>
+      <w:pPr>
+        <w:tabs>
+          <w:tab w:val="num" w:pos="5760"/>
+        </w:tabs>
+        <w:ind w:left="5760" w:hanging="360"/>
+      </w:pPr>
+      <w:rPr>
+        <w:rFonts w:ascii="Wingdings" w:hAnsi="Wingdings" w:hint="default"/>
+        <w:sz w:val="20"/>
+      </w:rPr>
+    </w:lvl>
+    <w:lvl w:ilvl="8" w:tentative="1">
+      <w:start w:val="1"/>
+      <w:numFmt w:val="bullet"/>
+      <w:lvlText w:val=""/>
+      <w:lvlJc w:val="left"/>
+      <w:pPr>
+        <w:tabs>
+          <w:tab w:val="num" w:pos="6480"/>
+        </w:tabs>
+        <w:ind w:left="6480" w:hanging="360"/>
+      </w:pPr>
+      <w:rPr>
+        <w:rFonts w:ascii="Wingdings" w:hAnsi="Wingdings" w:hint="default"/>
+        <w:sz w:val="20"/>
+      </w:rPr>
+    </w:lvl>
+  </w:abstractNum>
+  <w:abstractNum w:abstractNumId="8" w15:restartNumberingAfterBreak="0">
     <w:nsid w:val="2D177FA6"/>
     <w:multiLevelType w:val="multilevel"/>
     <w:tmpl w:val="A4027934"/>
@@ -2508,7 +4504,7 @@
       </w:rPr>
     </w:lvl>
   </w:abstractNum>
-  <w:abstractNum w:abstractNumId="5" w15:restartNumberingAfterBreak="0">
+  <w:abstractNum w:abstractNumId="9" w15:restartNumberingAfterBreak="0">
     <w:nsid w:val="33976281"/>
     <w:multiLevelType w:val="multilevel"/>
     <w:tmpl w:val="63705EF4"/>
@@ -2653,7 +4649,7 @@
       </w:rPr>
     </w:lvl>
   </w:abstractNum>
-  <w:abstractNum w:abstractNumId="6" w15:restartNumberingAfterBreak="0">
+  <w:abstractNum w:abstractNumId="10" w15:restartNumberingAfterBreak="0">
     <w:nsid w:val="416157C0"/>
     <w:multiLevelType w:val="multilevel"/>
     <w:tmpl w:val="5450F4DA"/>
@@ -2798,7 +4794,156 @@
       </w:rPr>
     </w:lvl>
   </w:abstractNum>
-  <w:abstractNum w:abstractNumId="7" w15:restartNumberingAfterBreak="0">
+  <w:abstractNum w:abstractNumId="11" w15:restartNumberingAfterBreak="0">
+    <w:nsid w:val="42CE2C04"/>
+    <w:multiLevelType w:val="multilevel"/>
+    <w:tmpl w:val="857A1982"/>
+    <w:lvl w:ilvl="0">
+      <w:start w:val="1"/>
+      <w:numFmt w:val="bullet"/>
+      <w:lvlText w:val=""/>
+      <w:lvlJc w:val="left"/>
+      <w:pPr>
+        <w:tabs>
+          <w:tab w:val="num" w:pos="720"/>
+        </w:tabs>
+        <w:ind w:left="720" w:hanging="360"/>
+      </w:pPr>
+      <w:rPr>
+        <w:rFonts w:ascii="Symbol" w:hAnsi="Symbol" w:hint="default"/>
+        <w:sz w:val="20"/>
+      </w:rPr>
+    </w:lvl>
+    <w:lvl w:ilvl="1">
+      <w:start w:val="1"/>
+      <w:numFmt w:val="bullet"/>
+      <w:lvlText w:val="o"/>
+      <w:lvlJc w:val="left"/>
+      <w:pPr>
+        <w:tabs>
+          <w:tab w:val="num" w:pos="1440"/>
+        </w:tabs>
+        <w:ind w:left="1440" w:hanging="360"/>
+      </w:pPr>
+      <w:rPr>
+        <w:rFonts w:ascii="Courier New" w:hAnsi="Courier New" w:hint="default"/>
+        <w:sz w:val="20"/>
+      </w:rPr>
+    </w:lvl>
+    <w:lvl w:ilvl="2" w:tentative="1">
+      <w:start w:val="1"/>
+      <w:numFmt w:val="bullet"/>
+      <w:lvlText w:val=""/>
+      <w:lvlJc w:val="left"/>
+      <w:pPr>
+        <w:tabs>
+          <w:tab w:val="num" w:pos="2160"/>
+        </w:tabs>
+        <w:ind w:left="2160" w:hanging="360"/>
+      </w:pPr>
+      <w:rPr>
+        <w:rFonts w:ascii="Wingdings" w:hAnsi="Wingdings" w:hint="default"/>
+        <w:sz w:val="20"/>
+      </w:rPr>
+    </w:lvl>
+    <w:lvl w:ilvl="3" w:tentative="1">
+      <w:start w:val="1"/>
+      <w:numFmt w:val="bullet"/>
+      <w:lvlText w:val=""/>
+      <w:lvlJc w:val="left"/>
+      <w:pPr>
+        <w:tabs>
+          <w:tab w:val="num" w:pos="2880"/>
+        </w:tabs>
+        <w:ind w:left="2880" w:hanging="360"/>
+      </w:pPr>
+      <w:rPr>
+        <w:rFonts w:ascii="Wingdings" w:hAnsi="Wingdings" w:hint="default"/>
+        <w:sz w:val="20"/>
+      </w:rPr>
+    </w:lvl>
+    <w:lvl w:ilvl="4" w:tentative="1">
+      <w:start w:val="1"/>
+      <w:numFmt w:val="bullet"/>
+      <w:lvlText w:val=""/>
+      <w:lvlJc w:val="left"/>
+      <w:pPr>
+        <w:tabs>
+          <w:tab w:val="num" w:pos="3600"/>
+        </w:tabs>
+        <w:ind w:left="3600" w:hanging="360"/>
+      </w:pPr>
+      <w:rPr>
+        <w:rFonts w:ascii="Wingdings" w:hAnsi="Wingdings" w:hint="default"/>
+        <w:sz w:val="20"/>
+      </w:rPr>
+    </w:lvl>
+    <w:lvl w:ilvl="5" w:tentative="1">
+      <w:start w:val="1"/>
+      <w:numFmt w:val="bullet"/>
+      <w:lvlText w:val=""/>
+      <w:lvlJc w:val="left"/>
+      <w:pPr>
+        <w:tabs>
+          <w:tab w:val="num" w:pos="4320"/>
+        </w:tabs>
+        <w:ind w:left="4320" w:hanging="360"/>
+      </w:pPr>
+      <w:rPr>
+        <w:rFonts w:ascii="Wingdings" w:hAnsi="Wingdings" w:hint="default"/>
+        <w:sz w:val="20"/>
+      </w:rPr>
+    </w:lvl>
+    <w:lvl w:ilvl="6" w:tentative="1">
+      <w:start w:val="1"/>
+      <w:numFmt w:val="bullet"/>
+      <w:lvlText w:val=""/>
+      <w:lvlJc w:val="left"/>
+      <w:pPr>
+        <w:tabs>
+          <w:tab w:val="num" w:pos="5040"/>
+        </w:tabs>
+        <w:ind w:left="5040" w:hanging="360"/>
+      </w:pPr>
+      <w:rPr>
+        <w:rFonts w:ascii="Wingdings" w:hAnsi="Wingdings" w:hint="default"/>
+        <w:sz w:val="20"/>
+      </w:rPr>
+    </w:lvl>
+    <w:lvl w:ilvl="7" w:tentative="1">
+      <w:start w:val="1"/>
+      <w:numFmt w:val="bullet"/>
+      <w:lvlText w:val=""/>
+      <w:lvlJc w:val="left"/>
+      <w:pPr>
+        <w:tabs>
+          <w:tab w:val="num" w:pos="5760"/>
+        </w:tabs>
+        <w:ind w:left="5760" w:hanging="360"/>
+      </w:pPr>
+      <w:rPr>
+        <w:rFonts w:ascii="Wingdings" w:hAnsi="Wingdings" w:hint="default"/>
+        <w:sz w:val="20"/>
+      </w:rPr>
+    </w:lvl>
+    <w:lvl w:ilvl="8" w:tentative="1">
+      <w:start w:val="1"/>
+      <w:numFmt w:val="bullet"/>
+      <w:lvlText w:val=""/>
+      <w:lvlJc w:val="left"/>
+      <w:pPr>
+        <w:tabs>
+          <w:tab w:val="num" w:pos="6480"/>
+        </w:tabs>
+        <w:ind w:left="6480" w:hanging="360"/>
+      </w:pPr>
+      <w:rPr>
+        <w:rFonts w:ascii="Wingdings" w:hAnsi="Wingdings" w:hint="default"/>
+        <w:sz w:val="20"/>
+      </w:rPr>
+    </w:lvl>
+  </w:abstractNum>
+  <w:abstractNum w:abstractNumId="12" w15:restartNumberingAfterBreak="0">
     <w:nsid w:val="4C3D05A1"/>
     <w:multiLevelType w:val="multilevel"/>
     <w:tmpl w:val="286068BE"/>
@@ -2947,7 +5092,156 @@
       </w:rPr>
     </w:lvl>
   </w:abstractNum>
-  <w:abstractNum w:abstractNumId="8" w15:restartNumberingAfterBreak="0">
+  <w:abstractNum w:abstractNumId="13" w15:restartNumberingAfterBreak="0">
+    <w:nsid w:val="4FCA4F7C"/>
+    <w:multiLevelType w:val="multilevel"/>
+    <w:tmpl w:val="F808CEEC"/>
+    <w:lvl w:ilvl="0">
+      <w:start w:val="1"/>
+      <w:numFmt w:val="bullet"/>
+      <w:lvlText w:val=""/>
+      <w:lvlJc w:val="left"/>
+      <w:pPr>
+        <w:tabs>
+          <w:tab w:val="num" w:pos="720"/>
+        </w:tabs>
+        <w:ind w:left="720" w:hanging="360"/>
+      </w:pPr>
+      <w:rPr>
+        <w:rFonts w:ascii="Symbol" w:hAnsi="Symbol" w:hint="default"/>
+        <w:sz w:val="20"/>
+      </w:rPr>
+    </w:lvl>
+    <w:lvl w:ilvl="1">
+      <w:start w:val="1"/>
+      <w:numFmt w:val="bullet"/>
+      <w:lvlText w:val="o"/>
+      <w:lvlJc w:val="left"/>
+      <w:pPr>
+        <w:tabs>
+          <w:tab w:val="num" w:pos="1440"/>
+        </w:tabs>
+        <w:ind w:left="1440" w:hanging="360"/>
+      </w:pPr>
+      <w:rPr>
+        <w:rFonts w:ascii="Courier New" w:hAnsi="Courier New" w:hint="default"/>
+        <w:sz w:val="20"/>
+      </w:rPr>
+    </w:lvl>
+    <w:lvl w:ilvl="2" w:tentative="1">
+      <w:start w:val="1"/>
+      <w:numFmt w:val="bullet"/>
+      <w:lvlText w:val=""/>
+      <w:lvlJc w:val="left"/>
+      <w:pPr>
+        <w:tabs>
+          <w:tab w:val="num" w:pos="2160"/>
+        </w:tabs>
+        <w:ind w:left="2160" w:hanging="360"/>
+      </w:pPr>
+      <w:rPr>
+        <w:rFonts w:ascii="Wingdings" w:hAnsi="Wingdings" w:hint="default"/>
+        <w:sz w:val="20"/>
+      </w:rPr>
+    </w:lvl>
+    <w:lvl w:ilvl="3" w:tentative="1">
+      <w:start w:val="1"/>
+      <w:numFmt w:val="bullet"/>
+      <w:lvlText w:val=""/>
+      <w:lvlJc w:val="left"/>
+      <w:pPr>
+        <w:tabs>
+          <w:tab w:val="num" w:pos="2880"/>
+        </w:tabs>
+        <w:ind w:left="2880" w:hanging="360"/>
+      </w:pPr>
+      <w:rPr>
+        <w:rFonts w:ascii="Wingdings" w:hAnsi="Wingdings" w:hint="default"/>
+        <w:sz w:val="20"/>
+      </w:rPr>
+    </w:lvl>
+    <w:lvl w:ilvl="4" w:tentative="1">
+      <w:start w:val="1"/>
+      <w:numFmt w:val="bullet"/>
+      <w:lvlText w:val=""/>
+      <w:lvlJc w:val="left"/>
+      <w:pPr>
+        <w:tabs>
+          <w:tab w:val="num" w:pos="3600"/>
+        </w:tabs>
+        <w:ind w:left="3600" w:hanging="360"/>
+      </w:pPr>
+      <w:rPr>
+        <w:rFonts w:ascii="Wingdings" w:hAnsi="Wingdings" w:hint="default"/>
+        <w:sz w:val="20"/>
+      </w:rPr>
+    </w:lvl>
+    <w:lvl w:ilvl="5" w:tentative="1">
+      <w:start w:val="1"/>
+      <w:numFmt w:val="bullet"/>
+      <w:lvlText w:val=""/>
+      <w:lvlJc w:val="left"/>
+      <w:pPr>
+        <w:tabs>
+          <w:tab w:val="num" w:pos="4320"/>
+        </w:tabs>
+        <w:ind w:left="4320" w:hanging="360"/>
+      </w:pPr>
+      <w:rPr>
+        <w:rFonts w:ascii="Wingdings" w:hAnsi="Wingdings" w:hint="default"/>
+        <w:sz w:val="20"/>
+      </w:rPr>
+    </w:lvl>
+    <w:lvl w:ilvl="6" w:tentative="1">
+      <w:start w:val="1"/>
+      <w:numFmt w:val="bullet"/>
+      <w:lvlText w:val=""/>
+      <w:lvlJc w:val="left"/>
+      <w:pPr>
+        <w:tabs>
+          <w:tab w:val="num" w:pos="5040"/>
+        </w:tabs>
+        <w:ind w:left="5040" w:hanging="360"/>
+      </w:pPr>
+      <w:rPr>
+        <w:rFonts w:ascii="Wingdings" w:hAnsi="Wingdings" w:hint="default"/>
+        <w:sz w:val="20"/>
+      </w:rPr>
+    </w:lvl>
+    <w:lvl w:ilvl="7" w:tentative="1">
+      <w:start w:val="1"/>
+      <w:numFmt w:val="bullet"/>
+      <w:lvlText w:val=""/>
+      <w:lvlJc w:val="left"/>
+      <w:pPr>
+        <w:tabs>
+          <w:tab w:val="num" w:pos="5760"/>
+        </w:tabs>
+        <w:ind w:left="5760" w:hanging="360"/>
+      </w:pPr>
+      <w:rPr>
+        <w:rFonts w:ascii="Wingdings" w:hAnsi="Wingdings" w:hint="default"/>
+        <w:sz w:val="20"/>
+      </w:rPr>
+    </w:lvl>
+    <w:lvl w:ilvl="8" w:tentative="1">
+      <w:start w:val="1"/>
+      <w:numFmt w:val="bullet"/>
+      <w:lvlText w:val=""/>
+      <w:lvlJc w:val="left"/>
+      <w:pPr>
+        <w:tabs>
+          <w:tab w:val="num" w:pos="6480"/>
+        </w:tabs>
+        <w:ind w:left="6480" w:hanging="360"/>
+      </w:pPr>
+      <w:rPr>
+        <w:rFonts w:ascii="Wingdings" w:hAnsi="Wingdings" w:hint="default"/>
+        <w:sz w:val="20"/>
+      </w:rPr>
+    </w:lvl>
+  </w:abstractNum>
+  <w:abstractNum w:abstractNumId="14" w15:restartNumberingAfterBreak="0">
     <w:nsid w:val="6C7F22C1"/>
     <w:multiLevelType w:val="multilevel"/>
     <w:tmpl w:val="F69C4CB0"/>
@@ -3096,7 +5390,7 @@
       </w:rPr>
     </w:lvl>
   </w:abstractNum>
-  <w:abstractNum w:abstractNumId="9" w15:restartNumberingAfterBreak="0">
+  <w:abstractNum w:abstractNumId="15" w15:restartNumberingAfterBreak="0">
     <w:nsid w:val="728C38CA"/>
     <w:multiLevelType w:val="multilevel"/>
     <w:tmpl w:val="A46C3B60"/>
@@ -3245,7 +5539,120 @@
       </w:rPr>
     </w:lvl>
   </w:abstractNum>
-  <w:abstractNum w:abstractNumId="10" w15:restartNumberingAfterBreak="0">
+  <w:abstractNum w:abstractNumId="16" w15:restartNumberingAfterBreak="0">
+    <w:nsid w:val="72B55DA5"/>
+    <w:multiLevelType w:val="multilevel"/>
+    <w:tmpl w:val="766A1A5E"/>
+    <w:lvl w:ilvl="0">
+      <w:start w:val="1"/>
+      <w:numFmt w:val="decimal"/>
+      <w:lvlText w:val="%1."/>
+      <w:lvlJc w:val="left"/>
+      <w:pPr>
+        <w:tabs>
+          <w:tab w:val="num" w:pos="720"/>
+        </w:tabs>
+        <w:ind w:left="720" w:hanging="360"/>
+      </w:pPr>
+    </w:lvl>
+    <w:lvl w:ilvl="1" w:tentative="1">
+      <w:start w:val="1"/>
+      <w:numFmt w:val="decimal"/>
+      <w:lvlText w:val="%2."/>
+      <w:lvlJc w:val="left"/>
+      <w:pPr>
+        <w:tabs>
+          <w:tab w:val="num" w:pos="1440"/>
+        </w:tabs>
+        <w:ind w:left="1440" w:hanging="360"/>
+      </w:pPr>
+    </w:lvl>
+    <w:lvl w:ilvl="2" w:tentative="1">
+      <w:start w:val="1"/>
+      <w:numFmt w:val="decimal"/>
+      <w:lvlText w:val="%3."/>
+      <w:lvlJc w:val="left"/>
+      <w:pPr>
+        <w:tabs>
+          <w:tab w:val="num" w:pos="2160"/>
+        </w:tabs>
+        <w:ind w:left="2160" w:hanging="360"/>
+      </w:pPr>
+    </w:lvl>
+    <w:lvl w:ilvl="3" w:tentative="1">
+      <w:start w:val="1"/>
+      <w:numFmt w:val="decimal"/>
+      <w:lvlText w:val="%4."/>
+      <w:lvlJc w:val="left"/>
+      <w:pPr>
+        <w:tabs>
+          <w:tab w:val="num" w:pos="2880"/>
+        </w:tabs>
+        <w:ind w:left="2880" w:hanging="360"/>
+      </w:pPr>
+    </w:lvl>
+    <w:lvl w:ilvl="4" w:tentative="1">
+      <w:start w:val="1"/>
+      <w:numFmt w:val="decimal"/>
+      <w:lvlText w:val="%5."/>
+      <w:lvlJc w:val="left"/>
+      <w:pPr>
+        <w:tabs>
+          <w:tab w:val="num" w:pos="3600"/>
+        </w:tabs>
+        <w:ind w:left="3600" w:hanging="360"/>
+      </w:pPr>
+    </w:lvl>
+    <w:lvl w:ilvl="5" w:tentative="1">
+      <w:start w:val="1"/>
+      <w:numFmt w:val="decimal"/>
+      <w:lvlText w:val="%6."/>
+      <w:lvlJc w:val="left"/>
+      <w:pPr>
+        <w:tabs>
+          <w:tab w:val="num" w:pos="4320"/>
+        </w:tabs>
+        <w:ind w:left="4320" w:hanging="360"/>
+      </w:pPr>
+    </w:lvl>
+    <w:lvl w:ilvl="6" w:tentative="1">
+      <w:start w:val="1"/>
+      <w:numFmt w:val="decimal"/>
+      <w:lvlText w:val="%7."/>
+      <w:lvlJc w:val="left"/>
+      <w:pPr>
+        <w:tabs>
+          <w:tab w:val="num" w:pos="5040"/>
+        </w:tabs>
+        <w:ind w:left="5040" w:hanging="360"/>
+      </w:pPr>
+    </w:lvl>
+    <w:lvl w:ilvl="7" w:tentative="1">
+      <w:start w:val="1"/>
+      <w:numFmt w:val="decimal"/>
+      <w:lvlText w:val="%8."/>
+      <w:lvlJc w:val="left"/>
+      <w:pPr>
+        <w:tabs>
+          <w:tab w:val="num" w:pos="5760"/>
+        </w:tabs>
+        <w:ind w:left="5760" w:hanging="360"/>
+      </w:pPr>
+    </w:lvl>
+    <w:lvl w:ilvl="8" w:tentative="1">
+      <w:start w:val="1"/>
+      <w:numFmt w:val="decimal"/>
+      <w:lvlText w:val="%9."/>
+      <w:lvlJc w:val="left"/>
+      <w:pPr>
+        <w:tabs>
+          <w:tab w:val="num" w:pos="6480"/>
+        </w:tabs>
+        <w:ind w:left="6480" w:hanging="360"/>
+      </w:pPr>
+    </w:lvl>
+  </w:abstractNum>
+  <w:abstractNum w:abstractNumId="17" w15:restartNumberingAfterBreak="0">
     <w:nsid w:val="746814E2"/>
     <w:multiLevelType w:val="multilevel"/>
     <w:tmpl w:val="9FE236EE"/>
@@ -3394,38 +5801,211 @@
       </w:rPr>
     </w:lvl>
   </w:abstractNum>
+  <w:abstractNum w:abstractNumId="18" w15:restartNumberingAfterBreak="0">
+    <w:nsid w:val="7B2348D9"/>
+    <w:multiLevelType w:val="multilevel"/>
+    <w:tmpl w:val="C346D756"/>
+    <w:lvl w:ilvl="0">
+      <w:start w:val="1"/>
+      <w:numFmt w:val="bullet"/>
+      <w:lvlText w:val=""/>
+      <w:lvlJc w:val="left"/>
+      <w:pPr>
+        <w:tabs>
+          <w:tab w:val="num" w:pos="720"/>
+        </w:tabs>
+        <w:ind w:left="720" w:hanging="360"/>
+      </w:pPr>
+      <w:rPr>
+        <w:rFonts w:ascii="Symbol" w:hAnsi="Symbol" w:hint="default"/>
+        <w:sz w:val="20"/>
+      </w:rPr>
+    </w:lvl>
+    <w:lvl w:ilvl="1" w:tentative="1">
+      <w:start w:val="1"/>
+      <w:numFmt w:val="bullet"/>
+      <w:lvlText w:val="o"/>
+      <w:lvlJc w:val="left"/>
+      <w:pPr>
+        <w:tabs>
+          <w:tab w:val="num" w:pos="1440"/>
+        </w:tabs>
+        <w:ind w:left="1440" w:hanging="360"/>
+      </w:pPr>
+      <w:rPr>
+        <w:rFonts w:ascii="Courier New" w:hAnsi="Courier New" w:hint="default"/>
+        <w:sz w:val="20"/>
+      </w:rPr>
+    </w:lvl>
+    <w:lvl w:ilvl="2" w:tentative="1">
+      <w:start w:val="1"/>
+      <w:numFmt w:val="bullet"/>
+      <w:lvlText w:val=""/>
+      <w:lvlJc w:val="left"/>
+      <w:pPr>
+        <w:tabs>
+          <w:tab w:val="num" w:pos="2160"/>
+        </w:tabs>
+        <w:ind w:left="2160" w:hanging="360"/>
+      </w:pPr>
+      <w:rPr>
+        <w:rFonts w:ascii="Wingdings" w:hAnsi="Wingdings" w:hint="default"/>
+        <w:sz w:val="20"/>
+      </w:rPr>
+    </w:lvl>
+    <w:lvl w:ilvl="3" w:tentative="1">
+      <w:start w:val="1"/>
+      <w:numFmt w:val="bullet"/>
+      <w:lvlText w:val=""/>
+      <w:lvlJc w:val="left"/>
+      <w:pPr>
+        <w:tabs>
+          <w:tab w:val="num" w:pos="2880"/>
+        </w:tabs>
+        <w:ind w:left="2880" w:hanging="360"/>
+      </w:pPr>
+      <w:rPr>
+        <w:rFonts w:ascii="Wingdings" w:hAnsi="Wingdings" w:hint="default"/>
+        <w:sz w:val="20"/>
+      </w:rPr>
+    </w:lvl>
+    <w:lvl w:ilvl="4" w:tentative="1">
+      <w:start w:val="1"/>
+      <w:numFmt w:val="bullet"/>
+      <w:lvlText w:val=""/>
+      <w:lvlJc w:val="left"/>
+      <w:pPr>
+        <w:tabs>
+          <w:tab w:val="num" w:pos="3600"/>
+        </w:tabs>
+        <w:ind w:left="3600" w:hanging="360"/>
+      </w:pPr>
+      <w:rPr>
+        <w:rFonts w:ascii="Wingdings" w:hAnsi="Wingdings" w:hint="default"/>
+        <w:sz w:val="20"/>
+      </w:rPr>
+    </w:lvl>
+    <w:lvl w:ilvl="5" w:tentative="1">
+      <w:start w:val="1"/>
+      <w:numFmt w:val="bullet"/>
+      <w:lvlText w:val=""/>
+      <w:lvlJc w:val="left"/>
+      <w:pPr>
+        <w:tabs>
+          <w:tab w:val="num" w:pos="4320"/>
+        </w:tabs>
+        <w:ind w:left="4320" w:hanging="360"/>
+      </w:pPr>
+      <w:rPr>
+        <w:rFonts w:ascii="Wingdings" w:hAnsi="Wingdings" w:hint="default"/>
+        <w:sz w:val="20"/>
+      </w:rPr>
+    </w:lvl>
+    <w:lvl w:ilvl="6" w:tentative="1">
+      <w:start w:val="1"/>
+      <w:numFmt w:val="bullet"/>
+      <w:lvlText w:val=""/>
+      <w:lvlJc w:val="left"/>
+      <w:pPr>
+        <w:tabs>
+          <w:tab w:val="num" w:pos="5040"/>
+        </w:tabs>
+        <w:ind w:left="5040" w:hanging="360"/>
+      </w:pPr>
+      <w:rPr>
+        <w:rFonts w:ascii="Wingdings" w:hAnsi="Wingdings" w:hint="default"/>
+        <w:sz w:val="20"/>
+      </w:rPr>
+    </w:lvl>
+    <w:lvl w:ilvl="7" w:tentative="1">
+      <w:start w:val="1"/>
+      <w:numFmt w:val="bullet"/>
+      <w:lvlText w:val=""/>
+      <w:lvlJc w:val="left"/>
+      <w:pPr>
+        <w:tabs>
+          <w:tab w:val="num" w:pos="5760"/>
+        </w:tabs>
+        <w:ind w:left="5760" w:hanging="360"/>
+      </w:pPr>
+      <w:rPr>
+        <w:rFonts w:ascii="Wingdings" w:hAnsi="Wingdings" w:hint="default"/>
+        <w:sz w:val="20"/>
+      </w:rPr>
+    </w:lvl>
+    <w:lvl w:ilvl="8" w:tentative="1">
+      <w:start w:val="1"/>
+      <w:numFmt w:val="bullet"/>
+      <w:lvlText w:val=""/>
+      <w:lvlJc w:val="left"/>
+      <w:pPr>
+        <w:tabs>
+          <w:tab w:val="num" w:pos="6480"/>
+        </w:tabs>
+        <w:ind w:left="6480" w:hanging="360"/>
+      </w:pPr>
+      <w:rPr>
+        <w:rFonts w:ascii="Wingdings" w:hAnsi="Wingdings" w:hint="default"/>
+        <w:sz w:val="20"/>
+      </w:rPr>
+    </w:lvl>
+  </w:abstractNum>
   <w:num w:numId="1">
-    <w:abstractNumId w:val="9"/>
+    <w:abstractNumId w:val="15"/>
   </w:num>
   <w:num w:numId="2">
-    <w:abstractNumId w:val="10"/>
+    <w:abstractNumId w:val="17"/>
   </w:num>
   <w:num w:numId="3">
     <w:abstractNumId w:val="1"/>
   </w:num>
   <w:num w:numId="4">
-    <w:abstractNumId w:val="6"/>
+    <w:abstractNumId w:val="10"/>
   </w:num>
   <w:num w:numId="5">
-    <w:abstractNumId w:val="5"/>
+    <w:abstractNumId w:val="9"/>
   </w:num>
   <w:num w:numId="6">
-    <w:abstractNumId w:val="4"/>
+    <w:abstractNumId w:val="8"/>
   </w:num>
   <w:num w:numId="7">
     <w:abstractNumId w:val="0"/>
   </w:num>
   <w:num w:numId="8">
-    <w:abstractNumId w:val="8"/>
+    <w:abstractNumId w:val="14"/>
   </w:num>
   <w:num w:numId="9">
+    <w:abstractNumId w:val="5"/>
+  </w:num>
+  <w:num w:numId="10">
+    <w:abstractNumId w:val="4"/>
+  </w:num>
+  <w:num w:numId="11">
+    <w:abstractNumId w:val="12"/>
+  </w:num>
+  <w:num w:numId="12">
+    <w:abstractNumId w:val="2"/>
+  </w:num>
+  <w:num w:numId="13">
+    <w:abstractNumId w:val="7"/>
+  </w:num>
+  <w:num w:numId="14">
     <w:abstractNumId w:val="3"/>
   </w:num>
-  <w:num w:numId="10">
-    <w:abstractNumId w:val="2"/>
+  <w:num w:numId="15">
+    <w:abstractNumId w:val="6"/>
   </w:num>
-  <w:num w:numId="11">
-    <w:abstractNumId w:val="7"/>
+  <w:num w:numId="16">
+    <w:abstractNumId w:val="11"/>
+  </w:num>
+  <w:num w:numId="17">
+    <w:abstractNumId w:val="18"/>
+  </w:num>
+  <w:num w:numId="18">
+    <w:abstractNumId w:val="13"/>
+  </w:num>
+  <w:num w:numId="19">
+    <w:abstractNumId w:val="16"/>
   </w:num>
 </w:numbering>
 </file>
